--- a/Course/1 Component 1 - Computer Systems/1.3 Exchanging Data/00 Topic Resources/2 Revision Notes (full topic).docx
+++ b/Course/1 Component 1 - Computer Systems/1.3 Exchanging Data/00 Topic Resources/2 Revision Notes (full topic).docx
@@ -7,12 +7,17 @@
         <w:pStyle w:val="Heading1"/>
       </w:pPr>
       <w:r>
+        <w:rPr>
+          <w:b w:val="0"/>
+          <w:i w:val="0"/>
+        </w:rPr>
         <w:t>1.3 Exchanging Data</w:t>
       </w:r>
     </w:p>
     <w:p>
       <w:r>
         <w:rPr>
+          <w:b w:val="0"/>
           <w:i/>
         </w:rPr>
         <w:t>OCR A Level Computer Science (H446) — Component 01, Section 1.3</w:t>
@@ -30,11 +35,19 @@
         <w:pStyle w:val="Heading2"/>
       </w:pPr>
       <w:r>
+        <w:rPr>
+          <w:b w:val="0"/>
+          <w:i w:val="0"/>
+        </w:rPr>
         <w:t>What you need to be able to do</w:t>
       </w:r>
     </w:p>
     <w:p>
       <w:r>
+        <w:rPr>
+          <w:b w:val="0"/>
+          <w:i w:val="0"/>
+        </w:rPr>
         <w:t>This is the spec checklist for 1.3. Tick each item as you master it.</w:t>
       </w:r>
     </w:p>
@@ -42,6 +55,7 @@
       <w:r>
         <w:rPr>
           <w:b/>
+          <w:i w:val="0"/>
         </w:rPr>
         <w:t>1.3.1 Compression, encryption and hashing</w:t>
       </w:r>
@@ -51,6 +65,10 @@
         <w:pStyle w:val="ListBullet"/>
       </w:pPr>
       <w:r>
+        <w:rPr>
+          <w:b w:val="0"/>
+          <w:i w:val="0"/>
+        </w:rPr>
         <w:t>[ ] Lossy vs lossless compression</w:t>
       </w:r>
     </w:p>
@@ -59,6 +77,10 @@
         <w:pStyle w:val="ListBullet"/>
       </w:pPr>
       <w:r>
+        <w:rPr>
+          <w:b w:val="0"/>
+          <w:i w:val="0"/>
+        </w:rPr>
         <w:t>[ ] Run length encoding (RLE) and dictionary-based compression</w:t>
       </w:r>
     </w:p>
@@ -67,6 +89,10 @@
         <w:pStyle w:val="ListBullet"/>
       </w:pPr>
       <w:r>
+        <w:rPr>
+          <w:b w:val="0"/>
+          <w:i w:val="0"/>
+        </w:rPr>
         <w:t>[ ] Symmetric and asymmetric (public/private key) encryption</w:t>
       </w:r>
     </w:p>
@@ -75,6 +101,10 @@
         <w:pStyle w:val="ListBullet"/>
       </w:pPr>
       <w:r>
+        <w:rPr>
+          <w:b w:val="0"/>
+          <w:i w:val="0"/>
+        </w:rPr>
         <w:t>[ ] Hashing and uses of hashing</w:t>
       </w:r>
     </w:p>
@@ -82,6 +112,7 @@
       <w:r>
         <w:rPr>
           <w:b/>
+          <w:i w:val="0"/>
         </w:rPr>
         <w:t>1.3.2 Databases</w:t>
       </w:r>
@@ -91,6 +122,10 @@
         <w:pStyle w:val="ListBullet"/>
       </w:pPr>
       <w:r>
+        <w:rPr>
+          <w:b w:val="0"/>
+          <w:i w:val="0"/>
+        </w:rPr>
         <w:t>[ ] Relational database, flat file, records, fields/attributes, tables, entities</w:t>
       </w:r>
     </w:p>
@@ -99,6 +134,10 @@
         <w:pStyle w:val="ListBullet"/>
       </w:pPr>
       <w:r>
+        <w:rPr>
+          <w:b w:val="0"/>
+          <w:i w:val="0"/>
+        </w:rPr>
         <w:t>[ ] Primary key, foreign key, secondary key, composite key</w:t>
       </w:r>
     </w:p>
@@ -107,6 +146,10 @@
         <w:pStyle w:val="ListBullet"/>
       </w:pPr>
       <w:r>
+        <w:rPr>
+          <w:b w:val="0"/>
+          <w:i w:val="0"/>
+        </w:rPr>
         <w:t>[ ] Entity relationship (ER) modelling, normalisation to 3NF</w:t>
       </w:r>
     </w:p>
@@ -115,6 +158,10 @@
         <w:pStyle w:val="ListBullet"/>
       </w:pPr>
       <w:r>
+        <w:rPr>
+          <w:b w:val="0"/>
+          <w:i w:val="0"/>
+        </w:rPr>
         <w:t>[ ] Methods of capturing, selecting, managing and exchanging data</w:t>
       </w:r>
     </w:p>
@@ -123,6 +170,10 @@
         <w:pStyle w:val="ListBullet"/>
       </w:pPr>
       <w:r>
+        <w:rPr>
+          <w:b w:val="0"/>
+          <w:i w:val="0"/>
+        </w:rPr>
         <w:t>[ ] Referential integrity</w:t>
       </w:r>
     </w:p>
@@ -131,6 +182,10 @@
         <w:pStyle w:val="ListBullet"/>
       </w:pPr>
       <w:r>
+        <w:rPr>
+          <w:b w:val="0"/>
+          <w:i w:val="0"/>
+        </w:rPr>
         <w:t>[ ] SQL — interpret and modify</w:t>
       </w:r>
     </w:p>
@@ -139,6 +194,10 @@
         <w:pStyle w:val="ListBullet"/>
       </w:pPr>
       <w:r>
+        <w:rPr>
+          <w:b w:val="0"/>
+          <w:i w:val="0"/>
+        </w:rPr>
         <w:t>[ ] Referential integrity, transaction processing, ACID, record locking, redundancy</w:t>
       </w:r>
     </w:p>
@@ -146,6 +205,7 @@
       <w:r>
         <w:rPr>
           <w:b/>
+          <w:i w:val="0"/>
         </w:rPr>
         <w:t>1.3.3 Networks</w:t>
       </w:r>
@@ -155,6 +215,10 @@
         <w:pStyle w:val="ListBullet"/>
       </w:pPr>
       <w:r>
+        <w:rPr>
+          <w:b w:val="0"/>
+          <w:i w:val="0"/>
+        </w:rPr>
         <w:t>[ ] Characteristics of networks and the importance of protocols and standards</w:t>
       </w:r>
     </w:p>
@@ -163,6 +227,10 @@
         <w:pStyle w:val="ListBullet"/>
       </w:pPr>
       <w:r>
+        <w:rPr>
+          <w:b w:val="0"/>
+          <w:i w:val="0"/>
+        </w:rPr>
         <w:t>[ ] The internet structure: TCP/IP stack, DNS, protocol layering, LANs and WANs, packet and circuit switching</w:t>
       </w:r>
     </w:p>
@@ -171,6 +239,10 @@
         <w:pStyle w:val="ListBullet"/>
       </w:pPr>
       <w:r>
+        <w:rPr>
+          <w:b w:val="0"/>
+          <w:i w:val="0"/>
+        </w:rPr>
         <w:t>[ ] Network security and threats, use of firewalls, proxies and encryption</w:t>
       </w:r>
     </w:p>
@@ -179,6 +251,10 @@
         <w:pStyle w:val="ListBullet"/>
       </w:pPr>
       <w:r>
+        <w:rPr>
+          <w:b w:val="0"/>
+          <w:i w:val="0"/>
+        </w:rPr>
         <w:t>[ ] Network hardware</w:t>
       </w:r>
     </w:p>
@@ -187,6 +263,10 @@
         <w:pStyle w:val="ListBullet"/>
       </w:pPr>
       <w:r>
+        <w:rPr>
+          <w:b w:val="0"/>
+          <w:i w:val="0"/>
+        </w:rPr>
         <w:t>[ ] Client-server and peer-to-peer</w:t>
       </w:r>
     </w:p>
@@ -194,6 +274,7 @@
       <w:r>
         <w:rPr>
           <w:b/>
+          <w:i w:val="0"/>
         </w:rPr>
         <w:t>1.3.4 Web technologies</w:t>
       </w:r>
@@ -203,6 +284,10 @@
         <w:pStyle w:val="ListBullet"/>
       </w:pPr>
       <w:r>
+        <w:rPr>
+          <w:b w:val="0"/>
+          <w:i w:val="0"/>
+        </w:rPr>
         <w:t>[ ] HTML, CSS and JavaScript</w:t>
       </w:r>
     </w:p>
@@ -211,6 +296,10 @@
         <w:pStyle w:val="ListBullet"/>
       </w:pPr>
       <w:r>
+        <w:rPr>
+          <w:b w:val="0"/>
+          <w:i w:val="0"/>
+        </w:rPr>
         <w:t>[ ] Search engine indexing</w:t>
       </w:r>
     </w:p>
@@ -219,6 +308,10 @@
         <w:pStyle w:val="ListBullet"/>
       </w:pPr>
       <w:r>
+        <w:rPr>
+          <w:b w:val="0"/>
+          <w:i w:val="0"/>
+        </w:rPr>
         <w:t>[ ] PageRank algorithm</w:t>
       </w:r>
     </w:p>
@@ -227,6 +320,10 @@
         <w:pStyle w:val="ListBullet"/>
       </w:pPr>
       <w:r>
+        <w:rPr>
+          <w:b w:val="0"/>
+          <w:i w:val="0"/>
+        </w:rPr>
         <w:t>[ ] Server and client side processing</w:t>
       </w:r>
     </w:p>
@@ -242,6 +339,10 @@
         <w:pStyle w:val="Heading2"/>
       </w:pPr>
       <w:r>
+        <w:rPr>
+          <w:b w:val="0"/>
+          <w:i w:val="0"/>
+        </w:rPr>
         <w:t>1.3.1 Compression, encryption and hashing</w:t>
       </w:r>
     </w:p>
@@ -250,6 +351,10 @@
         <w:pStyle w:val="Heading3"/>
       </w:pPr>
       <w:r>
+        <w:rPr>
+          <w:b w:val="0"/>
+          <w:i w:val="0"/>
+        </w:rPr>
         <w:t>Compression</w:t>
       </w:r>
     </w:p>
@@ -257,10 +362,15 @@
       <w:r>
         <w:rPr>
           <w:b/>
+          <w:i w:val="0"/>
         </w:rPr>
         <w:t>Compression</w:t>
       </w:r>
       <w:r>
+        <w:rPr>
+          <w:b w:val="0"/>
+          <w:i w:val="0"/>
+        </w:rPr>
         <w:t xml:space="preserve"> means reducing the size of a file so it uses less storage space and can be transmitted faster (using less bandwidth).</w:t>
       </w:r>
     </w:p>
@@ -268,19 +378,29 @@
       <w:r>
         <w:rPr>
           <w:b/>
+          <w:i w:val="0"/>
         </w:rPr>
         <w:t>Lossless compression</w:t>
       </w:r>
       <w:r>
+        <w:rPr>
+          <w:b w:val="0"/>
+          <w:i w:val="0"/>
+        </w:rPr>
         <w:t xml:space="preserve"> reduces file size without permanently removing any data. The original file can be reconstructed </w:t>
       </w:r>
       <w:r>
         <w:rPr>
           <w:b/>
+          <w:i w:val="0"/>
         </w:rPr>
         <w:t>exactly</w:t>
       </w:r>
       <w:r>
+        <w:rPr>
+          <w:b w:val="0"/>
+          <w:i w:val="0"/>
+        </w:rPr>
         <w:t xml:space="preserve"> when decompressed. It works by recording patterns/rules that describe the data more efficiently. Used where you cannot afford to lose detail (e.g. text files, executable programs, spreadsheets).</w:t>
       </w:r>
     </w:p>
@@ -288,28 +408,43 @@
       <w:r>
         <w:rPr>
           <w:b/>
+          <w:i w:val="0"/>
         </w:rPr>
         <w:t>Lossy compression</w:t>
       </w:r>
       <w:r>
+        <w:rPr>
+          <w:b w:val="0"/>
+          <w:i w:val="0"/>
+        </w:rPr>
         <w:t xml:space="preserve"> reduces file size by </w:t>
       </w:r>
       <w:r>
         <w:rPr>
           <w:b/>
+          <w:i w:val="0"/>
         </w:rPr>
         <w:t>permanently removing some data</w:t>
       </w:r>
       <w:r>
+        <w:rPr>
+          <w:b w:val="0"/>
+          <w:i w:val="0"/>
+        </w:rPr>
         <w:t xml:space="preserve"> (usually data the human eye/ear is less sensitive to). The original file </w:t>
       </w:r>
       <w:r>
         <w:rPr>
           <w:b/>
+          <w:i w:val="0"/>
         </w:rPr>
         <w:t>cannot</w:t>
       </w:r>
       <w:r>
+        <w:rPr>
+          <w:b w:val="0"/>
+          <w:i w:val="0"/>
+        </w:rPr>
         <w:t xml:space="preserve"> be reconstructed exactly. It achieves much smaller files. Used for images, audio and video where small quality loss is acceptable (e.g. JPEG, MP3).</w:t>
       </w:r>
     </w:p>
@@ -339,6 +474,7 @@
             <w:r>
               <w:rPr>
                 <w:b/>
+                <w:i w:val="0"/>
               </w:rPr>
               <w:t>Feature</w:t>
             </w:r>
@@ -358,6 +494,7 @@
             <w:r>
               <w:rPr>
                 <w:b/>
+                <w:i w:val="0"/>
               </w:rPr>
               <w:t>Lossless</w:t>
             </w:r>
@@ -377,6 +514,7 @@
             <w:r>
               <w:rPr>
                 <w:b/>
+                <w:i w:val="0"/>
               </w:rPr>
               <w:t>Lossy</w:t>
             </w:r>
@@ -391,6 +529,10 @@
           <w:p>
             <w:r/>
             <w:r>
+              <w:rPr>
+                <w:b w:val="0"/>
+                <w:i w:val="0"/>
+              </w:rPr>
               <w:t>Data removed permanently?</w:t>
             </w:r>
           </w:p>
@@ -402,6 +544,10 @@
           <w:p>
             <w:r/>
             <w:r>
+              <w:rPr>
+                <w:b w:val="0"/>
+                <w:i w:val="0"/>
+              </w:rPr>
               <w:t>No</w:t>
             </w:r>
           </w:p>
@@ -413,6 +559,10 @@
           <w:p>
             <w:r/>
             <w:r>
+              <w:rPr>
+                <w:b w:val="0"/>
+                <w:i w:val="0"/>
+              </w:rPr>
               <w:t>Yes</w:t>
             </w:r>
           </w:p>
@@ -426,6 +576,10 @@
           <w:p>
             <w:r/>
             <w:r>
+              <w:rPr>
+                <w:b w:val="0"/>
+                <w:i w:val="0"/>
+              </w:rPr>
               <w:t>Original recoverable exactly?</w:t>
             </w:r>
           </w:p>
@@ -437,6 +591,10 @@
           <w:p>
             <w:r/>
             <w:r>
+              <w:rPr>
+                <w:b w:val="0"/>
+                <w:i w:val="0"/>
+              </w:rPr>
               <w:t>Yes</w:t>
             </w:r>
           </w:p>
@@ -448,6 +606,10 @@
           <w:p>
             <w:r/>
             <w:r>
+              <w:rPr>
+                <w:b w:val="0"/>
+                <w:i w:val="0"/>
+              </w:rPr>
               <w:t>No</w:t>
             </w:r>
           </w:p>
@@ -461,6 +623,10 @@
           <w:p>
             <w:r/>
             <w:r>
+              <w:rPr>
+                <w:b w:val="0"/>
+                <w:i w:val="0"/>
+              </w:rPr>
               <w:t>Typical file size reduction</w:t>
             </w:r>
           </w:p>
@@ -472,6 +638,10 @@
           <w:p>
             <w:r/>
             <w:r>
+              <w:rPr>
+                <w:b w:val="0"/>
+                <w:i w:val="0"/>
+              </w:rPr>
               <w:t>Smaller reduction</w:t>
             </w:r>
           </w:p>
@@ -483,6 +653,10 @@
           <w:p>
             <w:r/>
             <w:r>
+              <w:rPr>
+                <w:b w:val="0"/>
+                <w:i w:val="0"/>
+              </w:rPr>
               <w:t>Larger reduction</w:t>
             </w:r>
           </w:p>
@@ -496,6 +670,10 @@
           <w:p>
             <w:r/>
             <w:r>
+              <w:rPr>
+                <w:b w:val="0"/>
+                <w:i w:val="0"/>
+              </w:rPr>
               <w:t>Typical uses</w:t>
             </w:r>
           </w:p>
@@ -507,6 +685,10 @@
           <w:p>
             <w:r/>
             <w:r>
+              <w:rPr>
+                <w:b w:val="0"/>
+                <w:i w:val="0"/>
+              </w:rPr>
               <w:t>Text, code, ZIP, PNG</w:t>
             </w:r>
           </w:p>
@@ -518,6 +700,10 @@
           <w:p>
             <w:r/>
             <w:r>
+              <w:rPr>
+                <w:b w:val="0"/>
+                <w:i w:val="0"/>
+              </w:rPr>
               <w:t>Images (JPEG), audio (MP3), video</w:t>
             </w:r>
           </w:p>
@@ -531,15 +717,24 @@
         <w:shd w:fill="FFF8E7"/>
       </w:pPr>
       <w:r>
+        <w:rPr>
+          <w:b w:val="0"/>
+          <w:i w:val="0"/>
+        </w:rPr>
         <w:t xml:space="preserve">💡 </w:t>
       </w:r>
       <w:r>
         <w:rPr>
           <w:b/>
-        </w:rPr>
-        <w:t>A\* extension:</w:t>
-      </w:r>
-      <w:r>
+          <w:i w:val="0"/>
+        </w:rPr>
+        <w:t>A* extension:</w:t>
+      </w:r>
+      <w:r>
+        <w:rPr>
+          <w:b w:val="0"/>
+          <w:i w:val="0"/>
+        </w:rPr>
         <w:t xml:space="preserve"> Lossy is only appropriate where loss of fidelity is imperceptible or tolerable to the user. You would never apply lossy compression to a program file, a bank database or a legal document because corrupting a single byte could make it unusable or change its meaning.</w:t>
       </w:r>
     </w:p>
@@ -548,6 +743,10 @@
         <w:pStyle w:val="Heading3"/>
       </w:pPr>
       <w:r>
+        <w:rPr>
+          <w:b w:val="0"/>
+          <w:i w:val="0"/>
+        </w:rPr>
         <w:t>Run length encoding (RLE)</w:t>
       </w:r>
     </w:p>
@@ -555,42 +754,66 @@
       <w:r>
         <w:rPr>
           <w:b/>
+          <w:i w:val="0"/>
         </w:rPr>
         <w:t>Run length encoding</w:t>
       </w:r>
       <w:r>
+        <w:rPr>
+          <w:b w:val="0"/>
+          <w:i w:val="0"/>
+        </w:rPr>
         <w:t xml:space="preserve"> is a lossless technique that replaces </w:t>
       </w:r>
       <w:r>
         <w:rPr>
           <w:b/>
+          <w:i w:val="0"/>
         </w:rPr>
         <w:t>runs</w:t>
       </w:r>
       <w:r>
+        <w:rPr>
+          <w:b w:val="0"/>
+          <w:i w:val="0"/>
+        </w:rPr>
         <w:t xml:space="preserve"> (sequences of repeated identical values) with a single value and a count of how many times it repeats.</w:t>
       </w:r>
     </w:p>
     <w:p>
       <w:r>
+        <w:rPr>
+          <w:b w:val="0"/>
+          <w:i w:val="0"/>
+        </w:rPr>
         <w:t xml:space="preserve">RLE is most effective when there are </w:t>
       </w:r>
       <w:r>
         <w:rPr>
           <w:b/>
+          <w:i w:val="0"/>
         </w:rPr>
         <w:t>long runs of repeated data</w:t>
       </w:r>
       <w:r>
+        <w:rPr>
+          <w:b w:val="0"/>
+          <w:i w:val="0"/>
+        </w:rPr>
         <w:t xml:space="preserve"> (e.g. simple images with large blocks of the same colour). It can actually </w:t>
       </w:r>
       <w:r>
         <w:rPr>
+          <w:b w:val="0"/>
           <w:i/>
         </w:rPr>
         <w:t>increase</w:t>
       </w:r>
       <w:r>
+        <w:rPr>
+          <w:b w:val="0"/>
+          <w:i w:val="0"/>
+        </w:rPr>
         <w:t xml:space="preserve"> file size if the data has few or no repeats, because each value now also stores a count.</w:t>
       </w:r>
     </w:p>
@@ -599,6 +822,10 @@
         <w:pStyle w:val="Heading3"/>
       </w:pPr>
       <w:r>
+        <w:rPr>
+          <w:b w:val="0"/>
+          <w:i w:val="0"/>
+        </w:rPr>
         <w:t>Dictionary-based compression</w:t>
       </w:r>
     </w:p>
@@ -606,19 +833,29 @@
       <w:r>
         <w:rPr>
           <w:b/>
+          <w:i w:val="0"/>
         </w:rPr>
         <w:t>Dictionary-based compression</w:t>
       </w:r>
       <w:r>
+        <w:rPr>
+          <w:b w:val="0"/>
+          <w:i w:val="0"/>
+        </w:rPr>
         <w:t xml:space="preserve"> is a lossless technique that builds a </w:t>
       </w:r>
       <w:r>
         <w:rPr>
           <w:b/>
+          <w:i w:val="0"/>
         </w:rPr>
         <w:t>dictionary</w:t>
       </w:r>
       <w:r>
+        <w:rPr>
+          <w:b w:val="0"/>
+          <w:i w:val="0"/>
+        </w:rPr>
         <w:t xml:space="preserve"> (an index) of recurring patterns/words in the data. Each pattern is stored once in the dictionary and replaced in the file by a short reference (e.g. an index number).</w:t>
       </w:r>
     </w:p>
@@ -627,15 +864,24 @@
         <w:pStyle w:val="ListBullet"/>
       </w:pPr>
       <w:r>
+        <w:rPr>
+          <w:b w:val="0"/>
+          <w:i w:val="0"/>
+        </w:rPr>
         <w:t xml:space="preserve">The dictionary must be stored or sent </w:t>
       </w:r>
       <w:r>
         <w:rPr>
           <w:b/>
+          <w:i w:val="0"/>
         </w:rPr>
         <w:t>with</w:t>
       </w:r>
       <w:r>
+        <w:rPr>
+          <w:b w:val="0"/>
+          <w:i w:val="0"/>
+        </w:rPr>
         <w:t xml:space="preserve"> the compressed data so the file can be reconstructed.</w:t>
       </w:r>
     </w:p>
@@ -644,6 +890,10 @@
         <w:pStyle w:val="ListBullet"/>
       </w:pPr>
       <w:r>
+        <w:rPr>
+          <w:b w:val="0"/>
+          <w:i w:val="0"/>
+        </w:rPr>
         <w:t>It is effective for text, where words and phrases repeat frequently.</w:t>
       </w:r>
     </w:p>
@@ -653,15 +903,24 @@
         <w:shd w:fill="FFF8E7"/>
       </w:pPr>
       <w:r>
+        <w:rPr>
+          <w:b w:val="0"/>
+          <w:i w:val="0"/>
+        </w:rPr>
         <w:t xml:space="preserve">💡 </w:t>
       </w:r>
       <w:r>
         <w:rPr>
           <w:b/>
-        </w:rPr>
-        <w:t>A\* extension:</w:t>
-      </w:r>
-      <w:r>
+          <w:i w:val="0"/>
+        </w:rPr>
+        <w:t>A* extension:</w:t>
+      </w:r>
+      <w:r>
+        <w:rPr>
+          <w:b w:val="0"/>
+          <w:i w:val="0"/>
+        </w:rPr>
         <w:t xml:space="preserve"> Dictionary compression trades off the overhead of storing the dictionary against the saving from replacing long/repeated patterns with short codes. For small files the dictionary overhead may outweigh the saving. (LZW is a real-world example, used in GIF and some PDF/TIFF files.)</w:t>
       </w:r>
     </w:p>
@@ -670,6 +929,10 @@
         <w:pStyle w:val="Heading3"/>
       </w:pPr>
       <w:r>
+        <w:rPr>
+          <w:b w:val="0"/>
+          <w:i w:val="0"/>
+        </w:rPr>
         <w:t>Encryption</w:t>
       </w:r>
     </w:p>
@@ -677,46 +940,71 @@
       <w:r>
         <w:rPr>
           <w:b/>
+          <w:i w:val="0"/>
         </w:rPr>
         <w:t>Encryption</w:t>
       </w:r>
       <w:r>
+        <w:rPr>
+          <w:b w:val="0"/>
+          <w:i w:val="0"/>
+        </w:rPr>
         <w:t xml:space="preserve"> scrambles data into an unreadable form (</w:t>
       </w:r>
       <w:r>
         <w:rPr>
           <w:b/>
+          <w:i w:val="0"/>
         </w:rPr>
         <w:t>ciphertext</w:t>
       </w:r>
       <w:r>
+        <w:rPr>
+          <w:b w:val="0"/>
+          <w:i w:val="0"/>
+        </w:rPr>
         <w:t xml:space="preserve">) using an algorithm and a </w:t>
       </w:r>
       <w:r>
         <w:rPr>
           <w:b/>
+          <w:i w:val="0"/>
         </w:rPr>
         <w:t>key</w:t>
       </w:r>
       <w:r>
+        <w:rPr>
+          <w:b w:val="0"/>
+          <w:i w:val="0"/>
+        </w:rPr>
         <w:t xml:space="preserve">, so that only someone with the correct key can decrypt it back to </w:t>
       </w:r>
       <w:r>
         <w:rPr>
           <w:b/>
+          <w:i w:val="0"/>
         </w:rPr>
         <w:t>plaintext</w:t>
       </w:r>
       <w:r>
+        <w:rPr>
+          <w:b w:val="0"/>
+          <w:i w:val="0"/>
+        </w:rPr>
         <w:t xml:space="preserve">. It protects data </w:t>
       </w:r>
       <w:r>
         <w:rPr>
           <w:b/>
+          <w:i w:val="0"/>
         </w:rPr>
         <w:t>confidentiality</w:t>
       </w:r>
       <w:r>
+        <w:rPr>
+          <w:b w:val="0"/>
+          <w:i w:val="0"/>
+        </w:rPr>
         <w:t xml:space="preserve"> if it is intercepted.</w:t>
       </w:r>
     </w:p>
@@ -724,19 +1012,29 @@
       <w:r>
         <w:rPr>
           <w:b/>
+          <w:i w:val="0"/>
         </w:rPr>
         <w:t>Symmetric encryption</w:t>
       </w:r>
       <w:r>
+        <w:rPr>
+          <w:b w:val="0"/>
+          <w:i w:val="0"/>
+        </w:rPr>
         <w:t xml:space="preserve"> uses the </w:t>
       </w:r>
       <w:r>
         <w:rPr>
           <w:b/>
+          <w:i w:val="0"/>
         </w:rPr>
         <w:t>same key</w:t>
       </w:r>
       <w:r>
+        <w:rPr>
+          <w:b w:val="0"/>
+          <w:i w:val="0"/>
+        </w:rPr>
         <w:t xml:space="preserve"> to both encrypt and decrypt the data.</w:t>
       </w:r>
     </w:p>
@@ -745,6 +1043,10 @@
         <w:pStyle w:val="ListBullet"/>
       </w:pPr>
       <w:r>
+        <w:rPr>
+          <w:b w:val="0"/>
+          <w:i w:val="0"/>
+        </w:rPr>
         <w:t>Fast and efficient.</w:t>
       </w:r>
     </w:p>
@@ -753,15 +1055,24 @@
         <w:pStyle w:val="ListBullet"/>
       </w:pPr>
       <w:r>
+        <w:rPr>
+          <w:b w:val="0"/>
+          <w:i w:val="0"/>
+        </w:rPr>
         <w:t xml:space="preserve">Problem: the key must be shared securely between sender and receiver. If the key is intercepted during exchange, the encryption is broken. This is the </w:t>
       </w:r>
       <w:r>
         <w:rPr>
           <w:b/>
+          <w:i w:val="0"/>
         </w:rPr>
         <w:t>key distribution problem</w:t>
       </w:r>
       <w:r>
+        <w:rPr>
+          <w:b w:val="0"/>
+          <w:i w:val="0"/>
+        </w:rPr>
         <w:t>.</w:t>
       </w:r>
     </w:p>
@@ -769,37 +1080,57 @@
       <w:r>
         <w:rPr>
           <w:b/>
+          <w:i w:val="0"/>
         </w:rPr>
         <w:t>Asymmetric encryption</w:t>
       </w:r>
       <w:r>
+        <w:rPr>
+          <w:b w:val="0"/>
+          <w:i w:val="0"/>
+        </w:rPr>
         <w:t xml:space="preserve"> (public/private key) uses a </w:t>
       </w:r>
       <w:r>
         <w:rPr>
           <w:b/>
+          <w:i w:val="0"/>
         </w:rPr>
         <w:t>pair of mathematically related keys</w:t>
       </w:r>
       <w:r>
+        <w:rPr>
+          <w:b w:val="0"/>
+          <w:i w:val="0"/>
+        </w:rPr>
         <w:t xml:space="preserve">: a </w:t>
       </w:r>
       <w:r>
         <w:rPr>
           <w:b/>
+          <w:i w:val="0"/>
         </w:rPr>
         <w:t>public key</w:t>
       </w:r>
       <w:r>
+        <w:rPr>
+          <w:b w:val="0"/>
+          <w:i w:val="0"/>
+        </w:rPr>
         <w:t xml:space="preserve"> (shared with anyone) and a </w:t>
       </w:r>
       <w:r>
         <w:rPr>
           <w:b/>
+          <w:i w:val="0"/>
         </w:rPr>
         <w:t>private key</w:t>
       </w:r>
       <w:r>
+        <w:rPr>
+          <w:b w:val="0"/>
+          <w:i w:val="0"/>
+        </w:rPr>
         <w:t xml:space="preserve"> (kept secret).</w:t>
       </w:r>
     </w:p>
@@ -808,24 +1139,38 @@
         <w:pStyle w:val="ListBullet"/>
       </w:pPr>
       <w:r>
+        <w:rPr>
+          <w:b w:val="0"/>
+          <w:i w:val="0"/>
+        </w:rPr>
         <w:t xml:space="preserve">Data encrypted with the </w:t>
       </w:r>
       <w:r>
         <w:rPr>
           <w:b/>
+          <w:i w:val="0"/>
         </w:rPr>
         <w:t>public key</w:t>
       </w:r>
       <w:r>
+        <w:rPr>
+          <w:b w:val="0"/>
+          <w:i w:val="0"/>
+        </w:rPr>
         <w:t xml:space="preserve"> can only be decrypted with the matching </w:t>
       </w:r>
       <w:r>
         <w:rPr>
           <w:b/>
+          <w:i w:val="0"/>
         </w:rPr>
         <w:t>private key</w:t>
       </w:r>
       <w:r>
+        <w:rPr>
+          <w:b w:val="0"/>
+          <w:i w:val="0"/>
+        </w:rPr>
         <w:t>.</w:t>
       </w:r>
     </w:p>
@@ -834,6 +1179,10 @@
         <w:pStyle w:val="ListBullet"/>
       </w:pPr>
       <w:r>
+        <w:rPr>
+          <w:b w:val="0"/>
+          <w:i w:val="0"/>
+        </w:rPr>
         <w:t>Solves the key distribution problem because the public key can be shared openly.</w:t>
       </w:r>
     </w:p>
@@ -842,6 +1191,10 @@
         <w:pStyle w:val="ListBullet"/>
       </w:pPr>
       <w:r>
+        <w:rPr>
+          <w:b w:val="0"/>
+          <w:i w:val="0"/>
+        </w:rPr>
         <w:t>Slower / more computationally expensive than symmetric.</w:t>
       </w:r>
     </w:p>
@@ -851,69 +1204,108 @@
         <w:shd w:fill="FFF8E7"/>
       </w:pPr>
       <w:r>
+        <w:rPr>
+          <w:b w:val="0"/>
+          <w:i w:val="0"/>
+        </w:rPr>
         <w:t xml:space="preserve">💡 </w:t>
       </w:r>
       <w:r>
         <w:rPr>
           <w:b/>
-        </w:rPr>
-        <w:t>A\* extension:</w:t>
-      </w:r>
-      <w:r>
+          <w:i w:val="0"/>
+        </w:rPr>
+        <w:t>A* extension:</w:t>
+      </w:r>
+      <w:r>
+        <w:rPr>
+          <w:b w:val="0"/>
+          <w:i w:val="0"/>
+        </w:rPr>
         <w:t xml:space="preserve"> Asymmetric encryption also enables </w:t>
       </w:r>
       <w:r>
         <w:rPr>
           <w:b/>
+          <w:i w:val="0"/>
         </w:rPr>
         <w:t>digital signatures</w:t>
       </w:r>
       <w:r>
+        <w:rPr>
+          <w:b w:val="0"/>
+          <w:i w:val="0"/>
+        </w:rPr>
         <w:t xml:space="preserve">. The sender encrypts a hash of the message with their </w:t>
       </w:r>
       <w:r>
         <w:rPr>
           <w:b/>
+          <w:i w:val="0"/>
         </w:rPr>
         <w:t>private</w:t>
       </w:r>
       <w:r>
+        <w:rPr>
+          <w:b w:val="0"/>
+          <w:i w:val="0"/>
+        </w:rPr>
         <w:t xml:space="preserve"> key; anyone can decrypt it with the sender's </w:t>
       </w:r>
       <w:r>
         <w:rPr>
           <w:b/>
+          <w:i w:val="0"/>
         </w:rPr>
         <w:t>public</w:t>
       </w:r>
       <w:r>
+        <w:rPr>
+          <w:b w:val="0"/>
+          <w:i w:val="0"/>
+        </w:rPr>
         <w:t xml:space="preserve"> key to verify it genuinely came from them and was not altered. This proves </w:t>
       </w:r>
       <w:r>
         <w:rPr>
           <w:b/>
+          <w:i w:val="0"/>
         </w:rPr>
         <w:t>authenticity</w:t>
       </w:r>
       <w:r>
+        <w:rPr>
+          <w:b w:val="0"/>
+          <w:i w:val="0"/>
+        </w:rPr>
         <w:t xml:space="preserve"> and </w:t>
       </w:r>
       <w:r>
         <w:rPr>
           <w:b/>
+          <w:i w:val="0"/>
         </w:rPr>
         <w:t>integrity</w:t>
       </w:r>
       <w:r>
+        <w:rPr>
+          <w:b w:val="0"/>
+          <w:i w:val="0"/>
+        </w:rPr>
         <w:t xml:space="preserve">, not just confidentiality. In practice (e.g. HTTPS) asymmetric encryption is used to securely exchange a symmetric </w:t>
       </w:r>
       <w:r>
         <w:rPr>
           <w:b/>
+          <w:i w:val="0"/>
         </w:rPr>
         <w:t>session key</w:t>
       </w:r>
       <w:r>
+        <w:rPr>
+          <w:b w:val="0"/>
+          <w:i w:val="0"/>
+        </w:rPr>
         <w:t>, then the faster symmetric encryption is used for the bulk data.</w:t>
       </w:r>
     </w:p>
@@ -922,6 +1314,10 @@
         <w:pStyle w:val="Heading3"/>
       </w:pPr>
       <w:r>
+        <w:rPr>
+          <w:b w:val="0"/>
+          <w:i w:val="0"/>
+        </w:rPr>
         <w:t>Hashing</w:t>
       </w:r>
     </w:p>
@@ -929,28 +1325,43 @@
       <w:r>
         <w:rPr>
           <w:b/>
+          <w:i w:val="0"/>
         </w:rPr>
         <w:t>Hashing</w:t>
       </w:r>
       <w:r>
+        <w:rPr>
+          <w:b w:val="0"/>
+          <w:i w:val="0"/>
+        </w:rPr>
         <w:t xml:space="preserve"> applies a </w:t>
       </w:r>
       <w:r>
         <w:rPr>
           <w:b/>
+          <w:i w:val="0"/>
         </w:rPr>
         <w:t>hash function</w:t>
       </w:r>
       <w:r>
+        <w:rPr>
+          <w:b w:val="0"/>
+          <w:i w:val="0"/>
+        </w:rPr>
         <w:t xml:space="preserve"> to an input to produce a fixed-length output called a </w:t>
       </w:r>
       <w:r>
         <w:rPr>
           <w:b/>
+          <w:i w:val="0"/>
         </w:rPr>
         <w:t>hash</w:t>
       </w:r>
       <w:r>
+        <w:rPr>
+          <w:b w:val="0"/>
+          <w:i w:val="0"/>
+        </w:rPr>
         <w:t xml:space="preserve"> (or digest). Hashing is:</w:t>
       </w:r>
     </w:p>
@@ -961,10 +1372,15 @@
       <w:r>
         <w:rPr>
           <w:b/>
+          <w:i w:val="0"/>
         </w:rPr>
         <w:t>One-way</w:t>
       </w:r>
       <w:r>
+        <w:rPr>
+          <w:b w:val="0"/>
+          <w:i w:val="0"/>
+        </w:rPr>
         <w:t xml:space="preserve"> — you cannot feasibly reverse a hash back to the original input.</w:t>
       </w:r>
     </w:p>
@@ -975,15 +1391,24 @@
       <w:r>
         <w:rPr>
           <w:b/>
+          <w:i w:val="0"/>
         </w:rPr>
         <w:t>Deterministic</w:t>
       </w:r>
       <w:r>
+        <w:rPr>
+          <w:b w:val="0"/>
+          <w:i w:val="0"/>
+        </w:rPr>
         <w:t xml:space="preserve"> — the same input always produces the same hash.</w:t>
       </w:r>
     </w:p>
     <w:p>
       <w:r>
+        <w:rPr>
+          <w:b w:val="0"/>
+          <w:i w:val="0"/>
+        </w:rPr>
         <w:t>A good hash function should:</w:t>
       </w:r>
     </w:p>
@@ -992,15 +1417,24 @@
         <w:pStyle w:val="ListBullet"/>
       </w:pPr>
       <w:r>
+        <w:rPr>
+          <w:b w:val="0"/>
+          <w:i w:val="0"/>
+        </w:rPr>
         <w:t xml:space="preserve">Produce few </w:t>
       </w:r>
       <w:r>
         <w:rPr>
           <w:b/>
+          <w:i w:val="0"/>
         </w:rPr>
         <w:t>collisions</w:t>
       </w:r>
       <w:r>
+        <w:rPr>
+          <w:b w:val="0"/>
+          <w:i w:val="0"/>
+        </w:rPr>
         <w:t xml:space="preserve"> (different inputs giving the same hash).</w:t>
       </w:r>
     </w:p>
@@ -1009,6 +1443,10 @@
         <w:pStyle w:val="ListBullet"/>
       </w:pPr>
       <w:r>
+        <w:rPr>
+          <w:b w:val="0"/>
+          <w:i w:val="0"/>
+        </w:rPr>
         <w:t>Produce a hash much smaller than the data, with a fixed length.</w:t>
       </w:r>
     </w:p>
@@ -1017,6 +1455,10 @@
         <w:pStyle w:val="ListBullet"/>
       </w:pPr>
       <w:r>
+        <w:rPr>
+          <w:b w:val="0"/>
+          <w:i w:val="0"/>
+        </w:rPr>
         <w:t>Be quick to calculate.</w:t>
       </w:r>
     </w:p>
@@ -1024,6 +1466,7 @@
       <w:r>
         <w:rPr>
           <w:b/>
+          <w:i w:val="0"/>
         </w:rPr>
         <w:t>Uses of hashing:</w:t>
       </w:r>
@@ -1035,19 +1478,29 @@
       <w:r>
         <w:rPr>
           <w:b/>
+          <w:i w:val="0"/>
         </w:rPr>
         <w:t>Storing passwords:</w:t>
       </w:r>
       <w:r>
+        <w:rPr>
+          <w:b w:val="0"/>
+          <w:i w:val="0"/>
+        </w:rPr>
         <w:t xml:space="preserve"> systems store the </w:t>
       </w:r>
       <w:r>
         <w:rPr>
           <w:b/>
+          <w:i w:val="0"/>
         </w:rPr>
         <w:t>hash</w:t>
       </w:r>
       <w:r>
+        <w:rPr>
+          <w:b w:val="0"/>
+          <w:i w:val="0"/>
+        </w:rPr>
         <w:t xml:space="preserve"> of a password, not the password itself. When a user logs in, the entered password is hashed and compared to the stored hash. If the database is stolen, attackers do not get the actual passwords.</w:t>
       </w:r>
     </w:p>
@@ -1058,28 +1511,43 @@
       <w:r>
         <w:rPr>
           <w:b/>
+          <w:i w:val="0"/>
         </w:rPr>
         <w:t>Hash tables:</w:t>
       </w:r>
       <w:r>
+        <w:rPr>
+          <w:b w:val="0"/>
+          <w:i w:val="0"/>
+        </w:rPr>
         <w:t xml:space="preserve"> a data structure that maps a </w:t>
       </w:r>
       <w:r>
         <w:rPr>
           <w:b/>
+          <w:i w:val="0"/>
         </w:rPr>
         <w:t>key</w:t>
       </w:r>
       <w:r>
+        <w:rPr>
+          <w:b w:val="0"/>
+          <w:i w:val="0"/>
+        </w:rPr>
         <w:t xml:space="preserve"> to an </w:t>
       </w:r>
       <w:r>
         <w:rPr>
           <w:b/>
+          <w:i w:val="0"/>
         </w:rPr>
         <w:t>index</w:t>
       </w:r>
       <w:r>
+        <w:rPr>
+          <w:b w:val="0"/>
+          <w:i w:val="0"/>
+        </w:rPr>
         <w:t xml:space="preserve"> in a table using a hash function, giving very fast (close to O(1)) lookup, insertion and deletion.</w:t>
       </w:r>
     </w:p>
@@ -1089,42 +1557,66 @@
         <w:shd w:fill="FFF8E7"/>
       </w:pPr>
       <w:r>
+        <w:rPr>
+          <w:b w:val="0"/>
+          <w:i w:val="0"/>
+        </w:rPr>
         <w:t xml:space="preserve">💡 </w:t>
       </w:r>
       <w:r>
         <w:rPr>
           <w:b/>
-        </w:rPr>
-        <w:t>A\* extension:</w:t>
-      </w:r>
-      <w:r>
+          <w:i w:val="0"/>
+        </w:rPr>
+        <w:t>A* extension:</w:t>
+      </w:r>
+      <w:r>
+        <w:rPr>
+          <w:b w:val="0"/>
+          <w:i w:val="0"/>
+        </w:rPr>
         <w:t xml:space="preserve"> A </w:t>
       </w:r>
       <w:r>
         <w:rPr>
           <w:b/>
+          <w:i w:val="0"/>
         </w:rPr>
         <w:t>collision</w:t>
       </w:r>
       <w:r>
+        <w:rPr>
+          <w:b w:val="0"/>
+          <w:i w:val="0"/>
+        </w:rPr>
         <w:t xml:space="preserve"> occurs when two keys hash to the same index/value. Hash tables must handle collisions, e.g. by </w:t>
       </w:r>
       <w:r>
         <w:rPr>
           <w:b/>
+          <w:i w:val="0"/>
         </w:rPr>
         <w:t>chaining</w:t>
       </w:r>
       <w:r>
+        <w:rPr>
+          <w:b w:val="0"/>
+          <w:i w:val="0"/>
+        </w:rPr>
         <w:t xml:space="preserve"> (storing a list at each index) or </w:t>
       </w:r>
       <w:r>
         <w:rPr>
           <w:b/>
+          <w:i w:val="0"/>
         </w:rPr>
         <w:t>probing</w:t>
       </w:r>
       <w:r>
+        <w:rPr>
+          <w:b w:val="0"/>
+          <w:i w:val="0"/>
+        </w:rPr>
         <w:t xml:space="preserve"> (looking for the next free slot). Encryption and hashing are not the same: encryption is reversible (with a key); hashing is one-way and not designed to be reversed.</w:t>
       </w:r>
     </w:p>
@@ -1140,6 +1632,10 @@
         <w:pStyle w:val="Heading2"/>
       </w:pPr>
       <w:r>
+        <w:rPr>
+          <w:b w:val="0"/>
+          <w:i w:val="0"/>
+        </w:rPr>
         <w:t>1.3.2 Databases</w:t>
       </w:r>
     </w:p>
@@ -1148,6 +1644,10 @@
         <w:pStyle w:val="Heading3"/>
       </w:pPr>
       <w:r>
+        <w:rPr>
+          <w:b w:val="0"/>
+          <w:i w:val="0"/>
+        </w:rPr>
         <w:t>Flat file vs relational databases</w:t>
       </w:r>
     </w:p>
@@ -1155,10 +1655,15 @@
       <w:r>
         <w:rPr>
           <w:b/>
+          <w:i w:val="0"/>
         </w:rPr>
         <w:t>Database</w:t>
       </w:r>
       <w:r>
+        <w:rPr>
+          <w:b w:val="0"/>
+          <w:i w:val="0"/>
+        </w:rPr>
         <w:t xml:space="preserve"> — an organised, persistent store of data.</w:t>
       </w:r>
     </w:p>
@@ -1166,28 +1671,43 @@
       <w:r>
         <w:rPr>
           <w:b/>
+          <w:i w:val="0"/>
         </w:rPr>
         <w:t>Flat file database</w:t>
       </w:r>
       <w:r>
+        <w:rPr>
+          <w:b w:val="0"/>
+          <w:i w:val="0"/>
+        </w:rPr>
         <w:t xml:space="preserve"> — a database held in a single table/file. Simple, but leads to </w:t>
       </w:r>
       <w:r>
         <w:rPr>
           <w:b/>
+          <w:i w:val="0"/>
         </w:rPr>
         <w:t>data redundancy</w:t>
       </w:r>
       <w:r>
+        <w:rPr>
+          <w:b w:val="0"/>
+          <w:i w:val="0"/>
+        </w:rPr>
         <w:t xml:space="preserve"> (the same data repeated many times) and </w:t>
       </w:r>
       <w:r>
         <w:rPr>
           <w:b/>
+          <w:i w:val="0"/>
         </w:rPr>
         <w:t>data inconsistency / update anomalies</w:t>
       </w:r>
       <w:r>
+        <w:rPr>
+          <w:b w:val="0"/>
+          <w:i w:val="0"/>
+        </w:rPr>
         <w:t xml:space="preserve"> (having to change the same fact in many places).</w:t>
       </w:r>
     </w:p>
@@ -1195,19 +1715,29 @@
       <w:r>
         <w:rPr>
           <w:b/>
+          <w:i w:val="0"/>
         </w:rPr>
         <w:t>Relational database</w:t>
       </w:r>
       <w:r>
+        <w:rPr>
+          <w:b w:val="0"/>
+          <w:i w:val="0"/>
+        </w:rPr>
         <w:t xml:space="preserve"> — data is split across multiple linked </w:t>
       </w:r>
       <w:r>
         <w:rPr>
           <w:b/>
+          <w:i w:val="0"/>
         </w:rPr>
         <w:t>tables</w:t>
       </w:r>
       <w:r>
+        <w:rPr>
+          <w:b w:val="0"/>
+          <w:i w:val="0"/>
+        </w:rPr>
         <w:t>, removing redundancy. Tables are linked using keys. Easier to maintain, more scalable, reduces redundancy and supports complex queries.</w:t>
       </w:r>
     </w:p>
@@ -1236,6 +1766,7 @@
             <w:r>
               <w:rPr>
                 <w:b/>
+                <w:i w:val="0"/>
               </w:rPr>
               <w:t>Flat file</w:t>
             </w:r>
@@ -1255,6 +1786,7 @@
             <w:r>
               <w:rPr>
                 <w:b/>
+                <w:i w:val="0"/>
               </w:rPr>
               <w:t>Relational</w:t>
             </w:r>
@@ -1269,6 +1801,10 @@
           <w:p>
             <w:r/>
             <w:r>
+              <w:rPr>
+                <w:b w:val="0"/>
+                <w:i w:val="0"/>
+              </w:rPr>
               <w:t>Single table</w:t>
             </w:r>
           </w:p>
@@ -1280,6 +1816,10 @@
           <w:p>
             <w:r/>
             <w:r>
+              <w:rPr>
+                <w:b w:val="0"/>
+                <w:i w:val="0"/>
+              </w:rPr>
               <w:t>Multiple linked tables</w:t>
             </w:r>
           </w:p>
@@ -1293,6 +1833,10 @@
           <w:p>
             <w:r/>
             <w:r>
+              <w:rPr>
+                <w:b w:val="0"/>
+                <w:i w:val="0"/>
+              </w:rPr>
               <w:t>High data redundancy</w:t>
             </w:r>
           </w:p>
@@ -1304,6 +1848,10 @@
           <w:p>
             <w:r/>
             <w:r>
+              <w:rPr>
+                <w:b w:val="0"/>
+                <w:i w:val="0"/>
+              </w:rPr>
               <w:t>Reduced redundancy</w:t>
             </w:r>
           </w:p>
@@ -1317,6 +1865,10 @@
           <w:p>
             <w:r/>
             <w:r>
+              <w:rPr>
+                <w:b w:val="0"/>
+                <w:i w:val="0"/>
+              </w:rPr>
               <w:t>Prone to inconsistency/anomalies</w:t>
             </w:r>
           </w:p>
@@ -1328,6 +1880,10 @@
           <w:p>
             <w:r/>
             <w:r>
+              <w:rPr>
+                <w:b w:val="0"/>
+                <w:i w:val="0"/>
+              </w:rPr>
               <w:t>Consistency through normalisation</w:t>
             </w:r>
           </w:p>
@@ -1341,6 +1897,10 @@
           <w:p>
             <w:r/>
             <w:r>
+              <w:rPr>
+                <w:b w:val="0"/>
+                <w:i w:val="0"/>
+              </w:rPr>
               <w:t>Simple to set up</w:t>
             </w:r>
           </w:p>
@@ -1352,6 +1912,10 @@
           <w:p>
             <w:r/>
             <w:r>
+              <w:rPr>
+                <w:b w:val="0"/>
+                <w:i w:val="0"/>
+              </w:rPr>
               <w:t>More complex but scalable</w:t>
             </w:r>
           </w:p>
@@ -1364,6 +1928,10 @@
         <w:pStyle w:val="Heading3"/>
       </w:pPr>
       <w:r>
+        <w:rPr>
+          <w:b w:val="0"/>
+          <w:i w:val="0"/>
+        </w:rPr>
         <w:t>Key terms: entities, attributes, records</w:t>
       </w:r>
     </w:p>
@@ -1374,28 +1942,43 @@
       <w:r>
         <w:rPr>
           <w:b/>
+          <w:i w:val="0"/>
         </w:rPr>
         <w:t>Entity</w:t>
       </w:r>
       <w:r>
+        <w:rPr>
+          <w:b w:val="0"/>
+          <w:i w:val="0"/>
+        </w:rPr>
         <w:t xml:space="preserve"> — a category of thing about which data is stored (e.g. </w:t>
       </w:r>
       <w:r>
         <w:rPr>
+          <w:b w:val="0"/>
           <w:i/>
         </w:rPr>
         <w:t>Student</w:t>
       </w:r>
       <w:r>
+        <w:rPr>
+          <w:b w:val="0"/>
+          <w:i w:val="0"/>
+        </w:rPr>
         <w:t xml:space="preserve">, </w:t>
       </w:r>
       <w:r>
         <w:rPr>
+          <w:b w:val="0"/>
           <w:i/>
         </w:rPr>
         <w:t>Book</w:t>
       </w:r>
       <w:r>
+        <w:rPr>
+          <w:b w:val="0"/>
+          <w:i w:val="0"/>
+        </w:rPr>
         <w:t>). Usually implemented as a table.</w:t>
       </w:r>
     </w:p>
@@ -1406,19 +1989,29 @@
       <w:r>
         <w:rPr>
           <w:b/>
+          <w:i w:val="0"/>
         </w:rPr>
         <w:t>Attribute / field</w:t>
       </w:r>
       <w:r>
+        <w:rPr>
+          <w:b w:val="0"/>
+          <w:i w:val="0"/>
+        </w:rPr>
         <w:t xml:space="preserve"> — a property of an entity (a column, e.g. </w:t>
       </w:r>
       <w:r>
         <w:rPr>
+          <w:b w:val="0"/>
           <w:i/>
         </w:rPr>
         <w:t>Surname</w:t>
       </w:r>
       <w:r>
+        <w:rPr>
+          <w:b w:val="0"/>
+          <w:i w:val="0"/>
+        </w:rPr>
         <w:t>).</w:t>
       </w:r>
     </w:p>
@@ -1429,10 +2022,15 @@
       <w:r>
         <w:rPr>
           <w:b/>
+          <w:i w:val="0"/>
         </w:rPr>
         <w:t>Record / row / tuple</w:t>
       </w:r>
       <w:r>
+        <w:rPr>
+          <w:b w:val="0"/>
+          <w:i w:val="0"/>
+        </w:rPr>
         <w:t xml:space="preserve"> — all the data about one instance of an entity.</w:t>
       </w:r>
     </w:p>
@@ -1441,6 +2039,10 @@
         <w:pStyle w:val="Heading3"/>
       </w:pPr>
       <w:r>
+        <w:rPr>
+          <w:b w:val="0"/>
+          <w:i w:val="0"/>
+        </w:rPr>
         <w:t>Keys</w:t>
       </w:r>
     </w:p>
@@ -1451,19 +2053,29 @@
       <w:r>
         <w:rPr>
           <w:b/>
+          <w:i w:val="0"/>
         </w:rPr>
         <w:t>Primary key</w:t>
       </w:r>
       <w:r>
+        <w:rPr>
+          <w:b w:val="0"/>
+          <w:i w:val="0"/>
+        </w:rPr>
         <w:t xml:space="preserve"> — an attribute (or set of attributes) that </w:t>
       </w:r>
       <w:r>
         <w:rPr>
           <w:b/>
+          <w:i w:val="0"/>
         </w:rPr>
         <w:t>uniquely identifies each record</w:t>
       </w:r>
       <w:r>
+        <w:rPr>
+          <w:b w:val="0"/>
+          <w:i w:val="0"/>
+        </w:rPr>
         <w:t xml:space="preserve"> in a table.</w:t>
       </w:r>
     </w:p>
@@ -1474,19 +2086,29 @@
       <w:r>
         <w:rPr>
           <w:b/>
+          <w:i w:val="0"/>
         </w:rPr>
         <w:t>Foreign key</w:t>
       </w:r>
       <w:r>
+        <w:rPr>
+          <w:b w:val="0"/>
+          <w:i w:val="0"/>
+        </w:rPr>
         <w:t xml:space="preserve"> — an attribute in one table that is the </w:t>
       </w:r>
       <w:r>
         <w:rPr>
           <w:b/>
+          <w:i w:val="0"/>
         </w:rPr>
         <w:t>primary key in another table</w:t>
       </w:r>
       <w:r>
+        <w:rPr>
+          <w:b w:val="0"/>
+          <w:i w:val="0"/>
+        </w:rPr>
         <w:t>; it creates the link between the two tables.</w:t>
       </w:r>
     </w:p>
@@ -1497,19 +2119,29 @@
       <w:r>
         <w:rPr>
           <w:b/>
+          <w:i w:val="0"/>
         </w:rPr>
         <w:t>Composite key</w:t>
       </w:r>
       <w:r>
+        <w:rPr>
+          <w:b w:val="0"/>
+          <w:i w:val="0"/>
+        </w:rPr>
         <w:t xml:space="preserve"> — a primary key made up of </w:t>
       </w:r>
       <w:r>
         <w:rPr>
           <w:b/>
+          <w:i w:val="0"/>
         </w:rPr>
         <w:t>two or more attributes</w:t>
       </w:r>
       <w:r>
+        <w:rPr>
+          <w:b w:val="0"/>
+          <w:i w:val="0"/>
+        </w:rPr>
         <w:t xml:space="preserve"> combined, because no single attribute is unique on its own.</w:t>
       </w:r>
     </w:p>
@@ -1520,19 +2152,29 @@
       <w:r>
         <w:rPr>
           <w:b/>
+          <w:i w:val="0"/>
         </w:rPr>
         <w:t>Secondary key</w:t>
       </w:r>
       <w:r>
+        <w:rPr>
+          <w:b w:val="0"/>
+          <w:i w:val="0"/>
+        </w:rPr>
         <w:t xml:space="preserve"> — an attribute used to allow records to be </w:t>
       </w:r>
       <w:r>
         <w:rPr>
           <w:b/>
+          <w:i w:val="0"/>
         </w:rPr>
         <w:t>searched/indexed</w:t>
       </w:r>
       <w:r>
+        <w:rPr>
+          <w:b w:val="0"/>
+          <w:i w:val="0"/>
+        </w:rPr>
         <w:t xml:space="preserve"> quickly even though it isn't the primary key.</w:t>
       </w:r>
     </w:p>
@@ -1541,29 +2183,47 @@
         <w:pStyle w:val="Heading3"/>
       </w:pPr>
       <w:r>
+        <w:rPr>
+          <w:b w:val="0"/>
+          <w:i w:val="0"/>
+        </w:rPr>
         <w:t>Entity relationship (ER) modelling</w:t>
       </w:r>
     </w:p>
     <w:p>
       <w:r>
+        <w:rPr>
+          <w:b w:val="0"/>
+          <w:i w:val="0"/>
+        </w:rPr>
         <w:t xml:space="preserve">An </w:t>
       </w:r>
       <w:r>
         <w:rPr>
           <w:b/>
+          <w:i w:val="0"/>
         </w:rPr>
         <w:t>ER diagram</w:t>
       </w:r>
       <w:r>
+        <w:rPr>
+          <w:b w:val="0"/>
+          <w:i w:val="0"/>
+        </w:rPr>
         <w:t xml:space="preserve"> shows entities and the </w:t>
       </w:r>
       <w:r>
         <w:rPr>
           <w:b/>
+          <w:i w:val="0"/>
         </w:rPr>
         <w:t>relationships</w:t>
       </w:r>
       <w:r>
+        <w:rPr>
+          <w:b w:val="0"/>
+          <w:i w:val="0"/>
+        </w:rPr>
         <w:t xml:space="preserve"> between them. Relationships can be:</w:t>
       </w:r>
     </w:p>
@@ -1574,6 +2234,7 @@
       <w:r>
         <w:rPr>
           <w:b/>
+          <w:i w:val="0"/>
         </w:rPr>
         <w:t>One-to-one (1:1)</w:t>
       </w:r>
@@ -1585,6 +2246,7 @@
       <w:r>
         <w:rPr>
           <w:b/>
+          <w:i w:val="0"/>
         </w:rPr>
         <w:t>One-to-many (1:M)</w:t>
       </w:r>
@@ -1596,26 +2258,40 @@
       <w:r>
         <w:rPr>
           <w:b/>
+          <w:i w:val="0"/>
         </w:rPr>
         <w:t>Many-to-many (M:N)</w:t>
       </w:r>
     </w:p>
     <w:p>
       <w:r>
+        <w:rPr>
+          <w:b w:val="0"/>
+          <w:i w:val="0"/>
+        </w:rPr>
         <w:t xml:space="preserve">A many-to-many relationship cannot be implemented directly in a relational database — it is resolved by introducing a </w:t>
       </w:r>
       <w:r>
         <w:rPr>
           <w:b/>
+          <w:i w:val="0"/>
         </w:rPr>
         <w:t>linking (junction) table</w:t>
       </w:r>
       <w:r>
+        <w:rPr>
+          <w:b w:val="0"/>
+          <w:i w:val="0"/>
+        </w:rPr>
         <w:t>, typically with a composite key.</w:t>
       </w:r>
     </w:p>
     <w:p>
       <w:r>
+        <w:rPr>
+          <w:b w:val="0"/>
+          <w:i w:val="0"/>
+        </w:rPr>
         <w:t>OCR notation: entities in boxes, lines between them, with "crow's foot" or 1 / M labels showing the degree of the relationship.</w:t>
       </w:r>
     </w:p>
@@ -1624,6 +2300,10 @@
         <w:pStyle w:val="Heading3"/>
       </w:pPr>
       <w:r>
+        <w:rPr>
+          <w:b w:val="0"/>
+          <w:i w:val="0"/>
+        </w:rPr>
         <w:t>Normalisation</w:t>
       </w:r>
     </w:p>
@@ -1631,28 +2311,43 @@
       <w:r>
         <w:rPr>
           <w:b/>
+          <w:i w:val="0"/>
         </w:rPr>
         <w:t>Normalisation</w:t>
       </w:r>
       <w:r>
+        <w:rPr>
+          <w:b w:val="0"/>
+          <w:i w:val="0"/>
+        </w:rPr>
         <w:t xml:space="preserve"> is the process of organising data in a database to </w:t>
       </w:r>
       <w:r>
         <w:rPr>
           <w:b/>
+          <w:i w:val="0"/>
         </w:rPr>
         <w:t>reduce redundancy</w:t>
       </w:r>
       <w:r>
+        <w:rPr>
+          <w:b w:val="0"/>
+          <w:i w:val="0"/>
+        </w:rPr>
         <w:t xml:space="preserve"> and remove </w:t>
       </w:r>
       <w:r>
         <w:rPr>
           <w:b/>
+          <w:i w:val="0"/>
         </w:rPr>
         <w:t>anomalies</w:t>
       </w:r>
       <w:r>
+        <w:rPr>
+          <w:b w:val="0"/>
+          <w:i w:val="0"/>
+        </w:rPr>
         <w:t>, while keeping data consistent.</w:t>
       </w:r>
     </w:p>
@@ -1660,19 +2355,29 @@
       <w:r>
         <w:rPr>
           <w:b/>
+          <w:i w:val="0"/>
         </w:rPr>
         <w:t>First normal form (1NF):</w:t>
       </w:r>
       <w:r>
+        <w:rPr>
+          <w:b w:val="0"/>
+          <w:i w:val="0"/>
+        </w:rPr>
         <w:t xml:space="preserve"> no </w:t>
       </w:r>
       <w:r>
         <w:rPr>
           <w:b/>
+          <w:i w:val="0"/>
         </w:rPr>
         <w:t>repeating groups</w:t>
       </w:r>
       <w:r>
+        <w:rPr>
+          <w:b w:val="0"/>
+          <w:i w:val="0"/>
+        </w:rPr>
         <w:t xml:space="preserve"> of attributes; each field contains a single (atomic) value; there is a primary key.</w:t>
       </w:r>
     </w:p>
@@ -1680,37 +2385,57 @@
       <w:r>
         <w:rPr>
           <w:b/>
+          <w:i w:val="0"/>
         </w:rPr>
         <w:t>Second normal form (2NF):</w:t>
       </w:r>
       <w:r>
+        <w:rPr>
+          <w:b w:val="0"/>
+          <w:i w:val="0"/>
+        </w:rPr>
         <w:t xml:space="preserve"> is in 1NF </w:t>
       </w:r>
       <w:r>
         <w:rPr>
           <w:b/>
+          <w:i w:val="0"/>
         </w:rPr>
         <w:t>and</w:t>
       </w:r>
       <w:r>
+        <w:rPr>
+          <w:b w:val="0"/>
+          <w:i w:val="0"/>
+        </w:rPr>
         <w:t xml:space="preserve"> every non-key attribute depends on the </w:t>
       </w:r>
       <w:r>
         <w:rPr>
           <w:b/>
+          <w:i w:val="0"/>
         </w:rPr>
         <w:t>whole</w:t>
       </w:r>
       <w:r>
+        <w:rPr>
+          <w:b w:val="0"/>
+          <w:i w:val="0"/>
+        </w:rPr>
         <w:t xml:space="preserve"> primary key (remove </w:t>
       </w:r>
       <w:r>
         <w:rPr>
           <w:b/>
+          <w:i w:val="0"/>
         </w:rPr>
         <w:t>partial dependencies</w:t>
       </w:r>
       <w:r>
+        <w:rPr>
+          <w:b w:val="0"/>
+          <w:i w:val="0"/>
+        </w:rPr>
         <w:t xml:space="preserve"> — only relevant when there is a composite key).</w:t>
       </w:r>
     </w:p>
@@ -1718,37 +2443,57 @@
       <w:r>
         <w:rPr>
           <w:b/>
+          <w:i w:val="0"/>
         </w:rPr>
         <w:t>Third normal form (3NF):</w:t>
       </w:r>
       <w:r>
+        <w:rPr>
+          <w:b w:val="0"/>
+          <w:i w:val="0"/>
+        </w:rPr>
         <w:t xml:space="preserve"> is in 2NF </w:t>
       </w:r>
       <w:r>
         <w:rPr>
           <w:b/>
+          <w:i w:val="0"/>
         </w:rPr>
         <w:t>and</w:t>
       </w:r>
       <w:r>
+        <w:rPr>
+          <w:b w:val="0"/>
+          <w:i w:val="0"/>
+        </w:rPr>
         <w:t xml:space="preserve"> there are no </w:t>
       </w:r>
       <w:r>
         <w:rPr>
           <w:b/>
+          <w:i w:val="0"/>
         </w:rPr>
         <w:t>non-key dependencies</w:t>
       </w:r>
       <w:r>
+        <w:rPr>
+          <w:b w:val="0"/>
+          <w:i w:val="0"/>
+        </w:rPr>
         <w:t xml:space="preserve"> (no non-key attribute depends on another non-key attribute — remove </w:t>
       </w:r>
       <w:r>
         <w:rPr>
           <w:b/>
+          <w:i w:val="0"/>
         </w:rPr>
         <w:t>transitive dependencies</w:t>
       </w:r>
       <w:r>
+        <w:rPr>
+          <w:b w:val="0"/>
+          <w:i w:val="0"/>
+        </w:rPr>
         <w:t>).</w:t>
       </w:r>
     </w:p>
@@ -1758,24 +2503,38 @@
         <w:shd w:fill="FFF8E7"/>
       </w:pPr>
       <w:r>
+        <w:rPr>
+          <w:b w:val="0"/>
+          <w:i w:val="0"/>
+        </w:rPr>
         <w:t xml:space="preserve">💡 </w:t>
       </w:r>
       <w:r>
         <w:rPr>
           <w:b/>
-        </w:rPr>
-        <w:t>A\* extension:</w:t>
-      </w:r>
-      <w:r>
+          <w:i w:val="0"/>
+        </w:rPr>
+        <w:t>A* extension:</w:t>
+      </w:r>
+      <w:r>
+        <w:rPr>
+          <w:b w:val="0"/>
+          <w:i w:val="0"/>
+        </w:rPr>
         <w:t xml:space="preserve"> A handy summary is that, in 3NF, every non-key attribute depends on </w:t>
       </w:r>
       <w:r>
         <w:rPr>
+          <w:b w:val="0"/>
           <w:i/>
         </w:rPr>
         <w:t>"the key, the whole key, and nothing but the key."</w:t>
       </w:r>
       <w:r>
+        <w:rPr>
+          <w:b w:val="0"/>
+          <w:i w:val="0"/>
+        </w:rPr>
         <w:t xml:space="preserve"> "The key" = 1NF (atomic, has a key), "the whole key" = 2NF (no partial dependency), "nothing but the key" = 3NF (no transitive dependency).</w:t>
       </w:r>
     </w:p>
@@ -1784,6 +2543,10 @@
         <w:pStyle w:val="Heading3"/>
       </w:pPr>
       <w:r>
+        <w:rPr>
+          <w:b w:val="0"/>
+          <w:i w:val="0"/>
+        </w:rPr>
         <w:t>Referential integrity</w:t>
       </w:r>
     </w:p>
@@ -1791,19 +2554,29 @@
       <w:r>
         <w:rPr>
           <w:b/>
+          <w:i w:val="0"/>
         </w:rPr>
         <w:t>Referential integrity</w:t>
       </w:r>
       <w:r>
+        <w:rPr>
+          <w:b w:val="0"/>
+          <w:i w:val="0"/>
+        </w:rPr>
         <w:t xml:space="preserve"> ensures that relationships between tables remain consistent: a </w:t>
       </w:r>
       <w:r>
         <w:rPr>
           <w:b/>
+          <w:i w:val="0"/>
         </w:rPr>
         <w:t>foreign key value must always refer to a valid existing primary key</w:t>
       </w:r>
       <w:r>
+        <w:rPr>
+          <w:b w:val="0"/>
+          <w:i w:val="0"/>
+        </w:rPr>
         <w:t xml:space="preserve"> in the related table (or be null). This prevents "orphaned" records — e.g. you cannot record an order for a customer who does not exist, and you cannot delete a customer who still has orders.</w:t>
       </w:r>
     </w:p>
@@ -1812,6 +2585,10 @@
         <w:pStyle w:val="Heading3"/>
       </w:pPr>
       <w:r>
+        <w:rPr>
+          <w:b w:val="0"/>
+          <w:i w:val="0"/>
+        </w:rPr>
         <w:t>SQL</w:t>
       </w:r>
     </w:p>
@@ -1819,10 +2596,15 @@
       <w:r>
         <w:rPr>
           <w:b/>
+          <w:i w:val="0"/>
         </w:rPr>
         <w:t>SQL (Structured Query Language)</w:t>
       </w:r>
       <w:r>
+        <w:rPr>
+          <w:b w:val="0"/>
+          <w:i w:val="0"/>
+        </w:rPr>
         <w:t xml:space="preserve"> is used to define, query and manipulate relational databases.</w:t>
       </w:r>
     </w:p>
@@ -1895,176 +2677,282 @@
     </w:p>
     <w:p>
       <w:r>
+        <w:rPr>
+          <w:b w:val="0"/>
+          <w:i w:val="0"/>
+        </w:rPr>
         <w:t xml:space="preserve">Useful clauses/keywords: </w:t>
       </w:r>
       <w:r>
         <w:rPr>
           <w:rFonts w:ascii="Consolas" w:hAnsi="Consolas"/>
+          <w:b w:val="0"/>
+          <w:i w:val="0"/>
           <w:sz w:val="19"/>
         </w:rPr>
         <w:t>SELECT</w:t>
       </w:r>
       <w:r>
+        <w:rPr>
+          <w:b w:val="0"/>
+          <w:i w:val="0"/>
+        </w:rPr>
         <w:t xml:space="preserve">, </w:t>
       </w:r>
       <w:r>
         <w:rPr>
           <w:rFonts w:ascii="Consolas" w:hAnsi="Consolas"/>
+          <w:b w:val="0"/>
+          <w:i w:val="0"/>
           <w:sz w:val="19"/>
         </w:rPr>
         <w:t>FROM</w:t>
       </w:r>
       <w:r>
+        <w:rPr>
+          <w:b w:val="0"/>
+          <w:i w:val="0"/>
+        </w:rPr>
         <w:t xml:space="preserve">, </w:t>
       </w:r>
       <w:r>
         <w:rPr>
           <w:rFonts w:ascii="Consolas" w:hAnsi="Consolas"/>
+          <w:b w:val="0"/>
+          <w:i w:val="0"/>
           <w:sz w:val="19"/>
         </w:rPr>
         <w:t>WHERE</w:t>
       </w:r>
       <w:r>
+        <w:rPr>
+          <w:b w:val="0"/>
+          <w:i w:val="0"/>
+        </w:rPr>
         <w:t xml:space="preserve">, </w:t>
       </w:r>
       <w:r>
         <w:rPr>
           <w:rFonts w:ascii="Consolas" w:hAnsi="Consolas"/>
+          <w:b w:val="0"/>
+          <w:i w:val="0"/>
           <w:sz w:val="19"/>
         </w:rPr>
         <w:t>JOIN ... ON</w:t>
       </w:r>
       <w:r>
+        <w:rPr>
+          <w:b w:val="0"/>
+          <w:i w:val="0"/>
+        </w:rPr>
         <w:t xml:space="preserve">, </w:t>
       </w:r>
       <w:r>
         <w:rPr>
           <w:rFonts w:ascii="Consolas" w:hAnsi="Consolas"/>
+          <w:b w:val="0"/>
+          <w:i w:val="0"/>
           <w:sz w:val="19"/>
         </w:rPr>
         <w:t>ORDER BY</w:t>
       </w:r>
       <w:r>
+        <w:rPr>
+          <w:b w:val="0"/>
+          <w:i w:val="0"/>
+        </w:rPr>
         <w:t xml:space="preserve"> (</w:t>
       </w:r>
       <w:r>
         <w:rPr>
           <w:rFonts w:ascii="Consolas" w:hAnsi="Consolas"/>
+          <w:b w:val="0"/>
+          <w:i w:val="0"/>
           <w:sz w:val="19"/>
         </w:rPr>
         <w:t>ASC</w:t>
       </w:r>
       <w:r>
+        <w:rPr>
+          <w:b w:val="0"/>
+          <w:i w:val="0"/>
+        </w:rPr>
         <w:t>/</w:t>
       </w:r>
       <w:r>
         <w:rPr>
           <w:rFonts w:ascii="Consolas" w:hAnsi="Consolas"/>
+          <w:b w:val="0"/>
+          <w:i w:val="0"/>
           <w:sz w:val="19"/>
         </w:rPr>
         <w:t>DESC</w:t>
       </w:r>
       <w:r>
+        <w:rPr>
+          <w:b w:val="0"/>
+          <w:i w:val="0"/>
+        </w:rPr>
         <w:t xml:space="preserve">), </w:t>
       </w:r>
       <w:r>
         <w:rPr>
           <w:rFonts w:ascii="Consolas" w:hAnsi="Consolas"/>
+          <w:b w:val="0"/>
+          <w:i w:val="0"/>
           <w:sz w:val="19"/>
         </w:rPr>
         <w:t>INSERT INTO ... VALUES</w:t>
       </w:r>
       <w:r>
+        <w:rPr>
+          <w:b w:val="0"/>
+          <w:i w:val="0"/>
+        </w:rPr>
         <w:t xml:space="preserve">, </w:t>
       </w:r>
       <w:r>
         <w:rPr>
           <w:rFonts w:ascii="Consolas" w:hAnsi="Consolas"/>
+          <w:b w:val="0"/>
+          <w:i w:val="0"/>
           <w:sz w:val="19"/>
         </w:rPr>
         <w:t>UPDATE ... SET</w:t>
       </w:r>
       <w:r>
+        <w:rPr>
+          <w:b w:val="0"/>
+          <w:i w:val="0"/>
+        </w:rPr>
         <w:t xml:space="preserve">, </w:t>
       </w:r>
       <w:r>
         <w:rPr>
           <w:rFonts w:ascii="Consolas" w:hAnsi="Consolas"/>
+          <w:b w:val="0"/>
+          <w:i w:val="0"/>
           <w:sz w:val="19"/>
         </w:rPr>
         <w:t>DELETE FROM</w:t>
       </w:r>
       <w:r>
+        <w:rPr>
+          <w:b w:val="0"/>
+          <w:i w:val="0"/>
+        </w:rPr>
         <w:t xml:space="preserve">, </w:t>
       </w:r>
       <w:r>
         <w:rPr>
           <w:rFonts w:ascii="Consolas" w:hAnsi="Consolas"/>
+          <w:b w:val="0"/>
+          <w:i w:val="0"/>
           <w:sz w:val="19"/>
         </w:rPr>
         <w:t>CREATE TABLE</w:t>
       </w:r>
       <w:r>
+        <w:rPr>
+          <w:b w:val="0"/>
+          <w:i w:val="0"/>
+        </w:rPr>
         <w:t xml:space="preserve">, </w:t>
       </w:r>
       <w:r>
         <w:rPr>
           <w:rFonts w:ascii="Consolas" w:hAnsi="Consolas"/>
+          <w:b w:val="0"/>
+          <w:i w:val="0"/>
           <w:sz w:val="19"/>
         </w:rPr>
         <w:t>AND</w:t>
       </w:r>
       <w:r>
+        <w:rPr>
+          <w:b w:val="0"/>
+          <w:i w:val="0"/>
+        </w:rPr>
         <w:t>/</w:t>
       </w:r>
       <w:r>
         <w:rPr>
           <w:rFonts w:ascii="Consolas" w:hAnsi="Consolas"/>
+          <w:b w:val="0"/>
+          <w:i w:val="0"/>
           <w:sz w:val="19"/>
         </w:rPr>
         <w:t>OR</w:t>
       </w:r>
       <w:r>
+        <w:rPr>
+          <w:b w:val="0"/>
+          <w:i w:val="0"/>
+        </w:rPr>
         <w:t xml:space="preserve">, </w:t>
       </w:r>
       <w:r>
         <w:rPr>
           <w:rFonts w:ascii="Consolas" w:hAnsi="Consolas"/>
+          <w:b w:val="0"/>
+          <w:i w:val="0"/>
           <w:sz w:val="19"/>
         </w:rPr>
         <w:t>LIKE</w:t>
       </w:r>
       <w:r>
+        <w:rPr>
+          <w:b w:val="0"/>
+          <w:i w:val="0"/>
+        </w:rPr>
         <w:t xml:space="preserve"> (with wildcards </w:t>
       </w:r>
       <w:r>
         <w:rPr>
           <w:rFonts w:ascii="Consolas" w:hAnsi="Consolas"/>
+          <w:b w:val="0"/>
+          <w:i w:val="0"/>
           <w:sz w:val="19"/>
         </w:rPr>
         <w:t>%</w:t>
       </w:r>
       <w:r>
+        <w:rPr>
+          <w:b w:val="0"/>
+          <w:i w:val="0"/>
+        </w:rPr>
         <w:t>/</w:t>
       </w:r>
       <w:r>
         <w:rPr>
           <w:rFonts w:ascii="Consolas" w:hAnsi="Consolas"/>
+          <w:b w:val="0"/>
+          <w:i w:val="0"/>
           <w:sz w:val="19"/>
         </w:rPr>
         <w:t>*</w:t>
       </w:r>
       <w:r>
+        <w:rPr>
+          <w:b w:val="0"/>
+          <w:i w:val="0"/>
+        </w:rPr>
         <w:t xml:space="preserve">), </w:t>
       </w:r>
       <w:r>
         <w:rPr>
           <w:rFonts w:ascii="Consolas" w:hAnsi="Consolas"/>
+          <w:b w:val="0"/>
+          <w:i w:val="0"/>
           <w:sz w:val="19"/>
         </w:rPr>
         <w:t>*</w:t>
       </w:r>
       <w:r>
+        <w:rPr>
+          <w:b w:val="0"/>
+          <w:i w:val="0"/>
+        </w:rPr>
         <w:t xml:space="preserve"> (all fields).</w:t>
       </w:r>
     </w:p>
@@ -2074,55 +2962,88 @@
         <w:shd w:fill="FFF8E7"/>
       </w:pPr>
       <w:r>
+        <w:rPr>
+          <w:b w:val="0"/>
+          <w:i w:val="0"/>
+        </w:rPr>
         <w:t xml:space="preserve">💡 </w:t>
       </w:r>
       <w:r>
         <w:rPr>
           <w:b/>
-        </w:rPr>
-        <w:t>A\* extension:</w:t>
-      </w:r>
-      <w:r>
+          <w:i w:val="0"/>
+        </w:rPr>
+        <w:t>A* extension:</w:t>
+      </w:r>
+      <w:r>
+        <w:rPr>
+          <w:b w:val="0"/>
+          <w:i w:val="0"/>
+        </w:rPr>
         <w:t xml:space="preserve"> </w:t>
       </w:r>
       <w:r>
         <w:rPr>
           <w:rFonts w:ascii="Consolas" w:hAnsi="Consolas"/>
+          <w:b w:val="0"/>
+          <w:i w:val="0"/>
           <w:sz w:val="19"/>
         </w:rPr>
         <w:t>WHERE</w:t>
       </w:r>
       <w:r>
+        <w:rPr>
+          <w:b w:val="0"/>
+          <w:i w:val="0"/>
+        </w:rPr>
         <w:t xml:space="preserve"> filters which rows are returned; </w:t>
       </w:r>
       <w:r>
         <w:rPr>
           <w:rFonts w:ascii="Consolas" w:hAnsi="Consolas"/>
+          <w:b w:val="0"/>
+          <w:i w:val="0"/>
           <w:sz w:val="19"/>
         </w:rPr>
         <w:t>JOIN</w:t>
       </w:r>
       <w:r>
+        <w:rPr>
+          <w:b w:val="0"/>
+          <w:i w:val="0"/>
+        </w:rPr>
         <w:t xml:space="preserve"> combines columns from related tables on a matching key. </w:t>
       </w:r>
       <w:r>
         <w:rPr>
           <w:rFonts w:ascii="Consolas" w:hAnsi="Consolas"/>
+          <w:b w:val="0"/>
+          <w:i w:val="0"/>
           <w:sz w:val="19"/>
         </w:rPr>
         <w:t>SELECT *</w:t>
       </w:r>
       <w:r>
+        <w:rPr>
+          <w:b w:val="0"/>
+          <w:i w:val="0"/>
+        </w:rPr>
         <w:t xml:space="preserve"> returns all columns — fine for revision, but in real systems you select only the columns you need to reduce data transfer. </w:t>
       </w:r>
       <w:r>
         <w:rPr>
           <w:rFonts w:ascii="Consolas" w:hAnsi="Consolas"/>
+          <w:b w:val="0"/>
+          <w:i w:val="0"/>
           <w:sz w:val="19"/>
         </w:rPr>
         <w:t>LIKE 'A%'</w:t>
       </w:r>
       <w:r>
+        <w:rPr>
+          <w:b w:val="0"/>
+          <w:i w:val="0"/>
+        </w:rPr>
         <w:t xml:space="preserve"> finds values starting with "A".</w:t>
       </w:r>
     </w:p>
@@ -2131,38 +3052,61 @@
         <w:pStyle w:val="Heading3"/>
       </w:pPr>
       <w:r>
+        <w:rPr>
+          <w:b w:val="0"/>
+          <w:i w:val="0"/>
+        </w:rPr>
         <w:t>Transaction processing and ACID</w:t>
       </w:r>
     </w:p>
     <w:p>
       <w:r>
+        <w:rPr>
+          <w:b w:val="0"/>
+          <w:i w:val="0"/>
+        </w:rPr>
         <w:t xml:space="preserve">A </w:t>
       </w:r>
       <w:r>
         <w:rPr>
           <w:b/>
+          <w:i w:val="0"/>
         </w:rPr>
         <w:t>transaction</w:t>
       </w:r>
       <w:r>
+        <w:rPr>
+          <w:b w:val="0"/>
+          <w:i w:val="0"/>
+        </w:rPr>
         <w:t xml:space="preserve"> is a single logical operation made up of one or more steps that must </w:t>
       </w:r>
       <w:r>
         <w:rPr>
           <w:b/>
+          <w:i w:val="0"/>
         </w:rPr>
         <w:t>all succeed or all fail</w:t>
       </w:r>
       <w:r>
+        <w:rPr>
+          <w:b w:val="0"/>
+          <w:i w:val="0"/>
+        </w:rPr>
         <w:t xml:space="preserve"> (e.g. transferring money: debit one account </w:t>
       </w:r>
       <w:r>
         <w:rPr>
+          <w:b w:val="0"/>
           <w:i/>
         </w:rPr>
         <w:t>and</w:t>
       </w:r>
       <w:r>
+        <w:rPr>
+          <w:b w:val="0"/>
+          <w:i w:val="0"/>
+        </w:rPr>
         <w:t xml:space="preserve"> credit another).</w:t>
       </w:r>
     </w:p>
@@ -2170,10 +3114,15 @@
       <w:r>
         <w:rPr>
           <w:b/>
+          <w:i w:val="0"/>
         </w:rPr>
         <w:t>ACID</w:t>
       </w:r>
       <w:r>
+        <w:rPr>
+          <w:b w:val="0"/>
+          <w:i w:val="0"/>
+        </w:rPr>
         <w:t xml:space="preserve"> describes the properties a reliable transaction must have:</w:t>
       </w:r>
     </w:p>
@@ -2202,6 +3151,7 @@
             <w:r>
               <w:rPr>
                 <w:b/>
+                <w:i w:val="0"/>
               </w:rPr>
               <w:t>Property</w:t>
             </w:r>
@@ -2221,6 +3171,7 @@
             <w:r>
               <w:rPr>
                 <w:b/>
+                <w:i w:val="0"/>
               </w:rPr>
               <w:t>Meaning</w:t>
             </w:r>
@@ -2237,6 +3188,7 @@
             <w:r>
               <w:rPr>
                 <w:b/>
+                <w:i w:val="0"/>
               </w:rPr>
               <w:t>Atomicity</w:t>
             </w:r>
@@ -2249,6 +3201,10 @@
           <w:p>
             <w:r/>
             <w:r>
+              <w:rPr>
+                <w:b w:val="0"/>
+                <w:i w:val="0"/>
+              </w:rPr>
               <w:t>The transaction is all-or-nothing: if any part fails, the whole transaction is rolled back so no partial change is made.</w:t>
             </w:r>
           </w:p>
@@ -2264,6 +3220,7 @@
             <w:r>
               <w:rPr>
                 <w:b/>
+                <w:i w:val="0"/>
               </w:rPr>
               <w:t>Consistency</w:t>
             </w:r>
@@ -2276,6 +3233,10 @@
           <w:p>
             <w:r/>
             <w:r>
+              <w:rPr>
+                <w:b w:val="0"/>
+                <w:i w:val="0"/>
+              </w:rPr>
               <w:t>A transaction takes the database from one valid state to another, never breaking rules/constraints (e.g. referential integrity).</w:t>
             </w:r>
           </w:p>
@@ -2291,6 +3252,7 @@
             <w:r>
               <w:rPr>
                 <w:b/>
+                <w:i w:val="0"/>
               </w:rPr>
               <w:t>Isolation</w:t>
             </w:r>
@@ -2303,6 +3265,10 @@
           <w:p>
             <w:r/>
             <w:r>
+              <w:rPr>
+                <w:b w:val="0"/>
+                <w:i w:val="0"/>
+              </w:rPr>
               <w:t>Concurrent transactions do not interfere with each other; the result is as if they ran one after another.</w:t>
             </w:r>
           </w:p>
@@ -2318,6 +3284,7 @@
             <w:r>
               <w:rPr>
                 <w:b/>
+                <w:i w:val="0"/>
               </w:rPr>
               <w:t>Durability</w:t>
             </w:r>
@@ -2330,6 +3297,10 @@
           <w:p>
             <w:r/>
             <w:r>
+              <w:rPr>
+                <w:b w:val="0"/>
+                <w:i w:val="0"/>
+              </w:rPr>
               <w:t>Once a transaction is committed, it is permanently saved, even if there is a power/system failure.</w:t>
             </w:r>
           </w:p>
@@ -2341,37 +3312,57 @@
       <w:r>
         <w:rPr>
           <w:b/>
+          <w:i w:val="0"/>
         </w:rPr>
         <w:t>Record locking</w:t>
       </w:r>
       <w:r>
+        <w:rPr>
+          <w:b w:val="0"/>
+          <w:i w:val="0"/>
+        </w:rPr>
         <w:t xml:space="preserve"> — while one user/transaction is updating a record, it is </w:t>
       </w:r>
       <w:r>
         <w:rPr>
           <w:b/>
+          <w:i w:val="0"/>
         </w:rPr>
         <w:t>locked</w:t>
       </w:r>
       <w:r>
+        <w:rPr>
+          <w:b w:val="0"/>
+          <w:i w:val="0"/>
+        </w:rPr>
         <w:t xml:space="preserve"> so other users cannot edit it at the same time. This prevents the </w:t>
       </w:r>
       <w:r>
         <w:rPr>
           <w:b/>
+          <w:i w:val="0"/>
         </w:rPr>
         <w:t>lost update problem</w:t>
       </w:r>
       <w:r>
+        <w:rPr>
+          <w:b w:val="0"/>
+          <w:i w:val="0"/>
+        </w:rPr>
         <w:t xml:space="preserve"> (where two concurrent edits overwrite each other). A risk of locking is </w:t>
       </w:r>
       <w:r>
         <w:rPr>
           <w:b/>
+          <w:i w:val="0"/>
         </w:rPr>
         <w:t>deadlock</w:t>
       </w:r>
       <w:r>
+        <w:rPr>
+          <w:b w:val="0"/>
+          <w:i w:val="0"/>
+        </w:rPr>
         <w:t>, where two transactions each wait for a record the other has locked.</w:t>
       </w:r>
     </w:p>
@@ -2379,28 +3370,43 @@
       <w:r>
         <w:rPr>
           <w:b/>
+          <w:i w:val="0"/>
         </w:rPr>
         <w:t>Redundancy</w:t>
       </w:r>
       <w:r>
+        <w:rPr>
+          <w:b w:val="0"/>
+          <w:i w:val="0"/>
+        </w:rPr>
         <w:t xml:space="preserve"> (in this context) means keeping </w:t>
       </w:r>
       <w:r>
         <w:rPr>
           <w:b/>
+          <w:i w:val="0"/>
         </w:rPr>
         <w:t>duplicate copies of data/hardware</w:t>
       </w:r>
       <w:r>
+        <w:rPr>
+          <w:b w:val="0"/>
+          <w:i w:val="0"/>
+        </w:rPr>
         <w:t xml:space="preserve"> (e.g. backup servers, RAID, mirrored databases) so that if one fails the system continues — improving reliability and availability. (Contrast with </w:t>
       </w:r>
       <w:r>
         <w:rPr>
+          <w:b w:val="0"/>
           <w:i/>
         </w:rPr>
         <w:t>data redundancy</w:t>
       </w:r>
       <w:r>
+        <w:rPr>
+          <w:b w:val="0"/>
+          <w:i w:val="0"/>
+        </w:rPr>
         <w:t>, the wasteful repetition that normalisation removes.)</w:t>
       </w:r>
     </w:p>
@@ -2410,42 +3416,66 @@
         <w:shd w:fill="FFF8E7"/>
       </w:pPr>
       <w:r>
+        <w:rPr>
+          <w:b w:val="0"/>
+          <w:i w:val="0"/>
+        </w:rPr>
         <w:t xml:space="preserve">💡 </w:t>
       </w:r>
       <w:r>
         <w:rPr>
           <w:b/>
-        </w:rPr>
-        <w:t>A\* extension:</w:t>
-      </w:r>
-      <w:r>
+          <w:i w:val="0"/>
+        </w:rPr>
+        <w:t>A* extension:</w:t>
+      </w:r>
+      <w:r>
+        <w:rPr>
+          <w:b w:val="0"/>
+          <w:i w:val="0"/>
+        </w:rPr>
         <w:t xml:space="preserve"> Distinguish the two meanings of "redundancy" carefully. Normalisation removes </w:t>
       </w:r>
       <w:r>
         <w:rPr>
           <w:b/>
+          <w:i w:val="0"/>
         </w:rPr>
         <w:t>unnecessary data redundancy</w:t>
       </w:r>
       <w:r>
+        <w:rPr>
+          <w:b w:val="0"/>
+          <w:i w:val="0"/>
+        </w:rPr>
         <w:t xml:space="preserve"> (repeated data), but deliberate </w:t>
       </w:r>
       <w:r>
         <w:rPr>
           <w:b/>
+          <w:i w:val="0"/>
         </w:rPr>
         <w:t>hardware/data redundancy</w:t>
       </w:r>
       <w:r>
+        <w:rPr>
+          <w:b w:val="0"/>
+          <w:i w:val="0"/>
+        </w:rPr>
         <w:t xml:space="preserve"> (backups, failover servers) is desirable for fault tolerance and supports the </w:t>
       </w:r>
       <w:r>
         <w:rPr>
           <w:b/>
+          <w:i w:val="0"/>
         </w:rPr>
         <w:t>Durability</w:t>
       </w:r>
       <w:r>
+        <w:rPr>
+          <w:b w:val="0"/>
+          <w:i w:val="0"/>
+        </w:rPr>
         <w:t xml:space="preserve"> property of ACID.</w:t>
       </w:r>
     </w:p>
@@ -2461,6 +3491,10 @@
         <w:pStyle w:val="Heading2"/>
       </w:pPr>
       <w:r>
+        <w:rPr>
+          <w:b w:val="0"/>
+          <w:i w:val="0"/>
+        </w:rPr>
         <w:t>1.3.3 Networks</w:t>
       </w:r>
     </w:p>
@@ -2469,20 +3503,33 @@
         <w:pStyle w:val="Heading3"/>
       </w:pPr>
       <w:r>
+        <w:rPr>
+          <w:b w:val="0"/>
+          <w:i w:val="0"/>
+        </w:rPr>
         <w:t>Characteristics of networks</w:t>
       </w:r>
     </w:p>
     <w:p>
       <w:r>
+        <w:rPr>
+          <w:b w:val="0"/>
+          <w:i w:val="0"/>
+        </w:rPr>
         <w:t xml:space="preserve">A </w:t>
       </w:r>
       <w:r>
         <w:rPr>
           <w:b/>
+          <w:i w:val="0"/>
         </w:rPr>
         <w:t>network</w:t>
       </w:r>
       <w:r>
+        <w:rPr>
+          <w:b w:val="0"/>
+          <w:i w:val="0"/>
+        </w:rPr>
         <w:t xml:space="preserve"> is two or more devices connected so they can communicate and share resources (files, printers, internet access). Benefits: sharing resources/data, central management and backup, communication. Drawbacks: cost, security risks, dependence on the network, malware can spread.</w:t>
       </w:r>
     </w:p>
@@ -2490,19 +3537,29 @@
       <w:r>
         <w:rPr>
           <w:b/>
+          <w:i w:val="0"/>
         </w:rPr>
         <w:t>LAN (Local Area Network)</w:t>
       </w:r>
       <w:r>
+        <w:rPr>
+          <w:b w:val="0"/>
+          <w:i w:val="0"/>
+        </w:rPr>
         <w:t xml:space="preserve"> — covers a </w:t>
       </w:r>
       <w:r>
         <w:rPr>
           <w:b/>
+          <w:i w:val="0"/>
         </w:rPr>
         <w:t>small geographical area</w:t>
       </w:r>
       <w:r>
+        <w:rPr>
+          <w:b w:val="0"/>
+          <w:i w:val="0"/>
+        </w:rPr>
         <w:t xml:space="preserve"> (one site/building), usually owned and maintained by one organisation, often with its own cabling/hardware. High speed.</w:t>
       </w:r>
     </w:p>
@@ -2510,28 +3567,43 @@
       <w:r>
         <w:rPr>
           <w:b/>
+          <w:i w:val="0"/>
         </w:rPr>
         <w:t>WAN (Wide Area Network)</w:t>
       </w:r>
       <w:r>
+        <w:rPr>
+          <w:b w:val="0"/>
+          <w:i w:val="0"/>
+        </w:rPr>
         <w:t xml:space="preserve"> — covers a </w:t>
       </w:r>
       <w:r>
         <w:rPr>
           <w:b/>
+          <w:i w:val="0"/>
         </w:rPr>
         <w:t>large geographical area</w:t>
       </w:r>
       <w:r>
+        <w:rPr>
+          <w:b w:val="0"/>
+          <w:i w:val="0"/>
+        </w:rPr>
         <w:t xml:space="preserve"> (between cities/countries), uses </w:t>
       </w:r>
       <w:r>
         <w:rPr>
           <w:b/>
+          <w:i w:val="0"/>
         </w:rPr>
         <w:t>third-party</w:t>
       </w:r>
       <w:r>
+        <w:rPr>
+          <w:b w:val="0"/>
+          <w:i w:val="0"/>
+        </w:rPr>
         <w:t xml:space="preserve"> communication infrastructure (e.g. leased lines, fibre). The internet is the largest WAN.</w:t>
       </w:r>
     </w:p>
@@ -2540,6 +3612,10 @@
         <w:pStyle w:val="Heading3"/>
       </w:pPr>
       <w:r>
+        <w:rPr>
+          <w:b w:val="0"/>
+          <w:i w:val="0"/>
+        </w:rPr>
         <w:t>Client-server vs peer-to-peer</w:t>
       </w:r>
     </w:p>
@@ -2547,28 +3623,43 @@
       <w:r>
         <w:rPr>
           <w:b/>
+          <w:i w:val="0"/>
         </w:rPr>
         <w:t>Client-server</w:t>
       </w:r>
       <w:r>
+        <w:rPr>
+          <w:b w:val="0"/>
+          <w:i w:val="0"/>
+        </w:rPr>
         <w:t xml:space="preserve"> — one or more powerful </w:t>
       </w:r>
       <w:r>
         <w:rPr>
           <w:b/>
+          <w:i w:val="0"/>
         </w:rPr>
         <w:t>servers</w:t>
       </w:r>
       <w:r>
+        <w:rPr>
+          <w:b w:val="0"/>
+          <w:i w:val="0"/>
+        </w:rPr>
         <w:t xml:space="preserve"> provide resources/services to </w:t>
       </w:r>
       <w:r>
         <w:rPr>
           <w:b/>
+          <w:i w:val="0"/>
         </w:rPr>
         <w:t>client</w:t>
       </w:r>
       <w:r>
+        <w:rPr>
+          <w:b w:val="0"/>
+          <w:i w:val="0"/>
+        </w:rPr>
         <w:t xml:space="preserve"> devices that request them. Central control, easier backup and security, but server is a single point of failure and can be expensive.</w:t>
       </w:r>
     </w:p>
@@ -2576,19 +3667,29 @@
       <w:r>
         <w:rPr>
           <w:b/>
+          <w:i w:val="0"/>
         </w:rPr>
         <w:t>Peer-to-peer (P2P)</w:t>
       </w:r>
       <w:r>
+        <w:rPr>
+          <w:b w:val="0"/>
+          <w:i w:val="0"/>
+        </w:rPr>
         <w:t xml:space="preserve"> — devices have </w:t>
       </w:r>
       <w:r>
         <w:rPr>
           <w:b/>
+          <w:i w:val="0"/>
         </w:rPr>
         <w:t>equal status</w:t>
       </w:r>
       <w:r>
+        <w:rPr>
+          <w:b w:val="0"/>
+          <w:i w:val="0"/>
+        </w:rPr>
         <w:t>; each can act as both client and server, sharing resources directly. Cheaper, no dependence on a central server, but harder to manage, back up and secure.</w:t>
       </w:r>
     </w:p>
@@ -2617,6 +3718,7 @@
             <w:r>
               <w:rPr>
                 <w:b/>
+                <w:i w:val="0"/>
               </w:rPr>
               <w:t>Client-server</w:t>
             </w:r>
@@ -2636,6 +3738,7 @@
             <w:r>
               <w:rPr>
                 <w:b/>
+                <w:i w:val="0"/>
               </w:rPr>
               <w:t>Peer-to-peer</w:t>
             </w:r>
@@ -2650,6 +3753,10 @@
           <w:p>
             <w:r/>
             <w:r>
+              <w:rPr>
+                <w:b w:val="0"/>
+                <w:i w:val="0"/>
+              </w:rPr>
               <w:t>Central server provides services</w:t>
             </w:r>
           </w:p>
@@ -2661,6 +3768,10 @@
           <w:p>
             <w:r/>
             <w:r>
+              <w:rPr>
+                <w:b w:val="0"/>
+                <w:i w:val="0"/>
+              </w:rPr>
               <w:t>All peers equal</w:t>
             </w:r>
           </w:p>
@@ -2674,6 +3785,10 @@
           <w:p>
             <w:r/>
             <w:r>
+              <w:rPr>
+                <w:b w:val="0"/>
+                <w:i w:val="0"/>
+              </w:rPr>
               <w:t>Centralised security/backup</w:t>
             </w:r>
           </w:p>
@@ -2685,6 +3800,10 @@
           <w:p>
             <w:r/>
             <w:r>
+              <w:rPr>
+                <w:b w:val="0"/>
+                <w:i w:val="0"/>
+              </w:rPr>
               <w:t>Decentralised</w:t>
             </w:r>
           </w:p>
@@ -2698,6 +3817,10 @@
           <w:p>
             <w:r/>
             <w:r>
+              <w:rPr>
+                <w:b w:val="0"/>
+                <w:i w:val="0"/>
+              </w:rPr>
               <w:t>Server = single point of failure</w:t>
             </w:r>
           </w:p>
@@ -2709,6 +3832,10 @@
           <w:p>
             <w:r/>
             <w:r>
+              <w:rPr>
+                <w:b w:val="0"/>
+                <w:i w:val="0"/>
+              </w:rPr>
               <w:t>No single point of failure</w:t>
             </w:r>
           </w:p>
@@ -2722,6 +3849,10 @@
           <w:p>
             <w:r/>
             <w:r>
+              <w:rPr>
+                <w:b w:val="0"/>
+                <w:i w:val="0"/>
+              </w:rPr>
               <w:t>Scales well, more costly</w:t>
             </w:r>
           </w:p>
@@ -2733,6 +3864,10 @@
           <w:p>
             <w:r/>
             <w:r>
+              <w:rPr>
+                <w:b w:val="0"/>
+                <w:i w:val="0"/>
+              </w:rPr>
               <w:t>Cheaper, harder to manage</w:t>
             </w:r>
           </w:p>
@@ -2745,20 +3880,33 @@
         <w:pStyle w:val="Heading3"/>
       </w:pPr>
       <w:r>
+        <w:rPr>
+          <w:b w:val="0"/>
+          <w:i w:val="0"/>
+        </w:rPr>
         <w:t>Structure of the internet</w:t>
       </w:r>
     </w:p>
     <w:p>
       <w:r>
+        <w:rPr>
+          <w:b w:val="0"/>
+          <w:i w:val="0"/>
+        </w:rPr>
         <w:t xml:space="preserve">The </w:t>
       </w:r>
       <w:r>
         <w:rPr>
           <w:b/>
+          <w:i w:val="0"/>
         </w:rPr>
         <w:t>internet</w:t>
       </w:r>
       <w:r>
+        <w:rPr>
+          <w:b w:val="0"/>
+          <w:i w:val="0"/>
+        </w:rPr>
         <w:t xml:space="preserve"> is a global network of interconnected networks ("network of networks"). Key parts:</w:t>
       </w:r>
     </w:p>
@@ -2769,10 +3917,15 @@
       <w:r>
         <w:rPr>
           <w:b/>
+          <w:i w:val="0"/>
         </w:rPr>
         <w:t>Backbone</w:t>
       </w:r>
       <w:r>
+        <w:rPr>
+          <w:b w:val="0"/>
+          <w:i w:val="0"/>
+        </w:rPr>
         <w:t xml:space="preserve"> — high-capacity data routes connecting major networks worldwide.</w:t>
       </w:r>
     </w:p>
@@ -2783,10 +3936,15 @@
       <w:r>
         <w:rPr>
           <w:b/>
+          <w:i w:val="0"/>
         </w:rPr>
         <w:t>ISP (Internet Service Provider)</w:t>
       </w:r>
       <w:r>
+        <w:rPr>
+          <w:b w:val="0"/>
+          <w:i w:val="0"/>
+        </w:rPr>
         <w:t xml:space="preserve"> — a company that provides users/organisations with access to the internet.</w:t>
       </w:r>
     </w:p>
@@ -2797,29 +3955,45 @@
       <w:r>
         <w:rPr>
           <w:b/>
+          <w:i w:val="0"/>
         </w:rPr>
         <w:t>IP addressing</w:t>
       </w:r>
       <w:r>
+        <w:rPr>
+          <w:b w:val="0"/>
+          <w:i w:val="0"/>
+        </w:rPr>
         <w:t xml:space="preserve"> — every device on a network has an </w:t>
       </w:r>
       <w:r>
         <w:rPr>
           <w:b/>
+          <w:i w:val="0"/>
         </w:rPr>
         <w:t>IP address</w:t>
       </w:r>
       <w:r>
+        <w:rPr>
+          <w:b w:val="0"/>
+          <w:i w:val="0"/>
+        </w:rPr>
         <w:t xml:space="preserve"> that uniquely identifies it so data can be routed to it (IPv4 = 32-bit, e.g. </w:t>
       </w:r>
       <w:r>
         <w:rPr>
           <w:rFonts w:ascii="Consolas" w:hAnsi="Consolas"/>
+          <w:b w:val="0"/>
+          <w:i w:val="0"/>
           <w:sz w:val="19"/>
         </w:rPr>
         <w:t>192.168.0.1</w:t>
       </w:r>
       <w:r>
+        <w:rPr>
+          <w:b w:val="0"/>
+          <w:i w:val="0"/>
+        </w:rPr>
         <w:t>; IPv6 = 128-bit).</w:t>
       </w:r>
     </w:p>
@@ -2830,38 +4004,59 @@
       <w:r>
         <w:rPr>
           <w:b/>
+          <w:i w:val="0"/>
         </w:rPr>
         <w:t>DNS (Domain Name System)</w:t>
       </w:r>
       <w:r>
+        <w:rPr>
+          <w:b w:val="0"/>
+          <w:i w:val="0"/>
+        </w:rPr>
         <w:t xml:space="preserve"> — a system of servers that translates human-readable </w:t>
       </w:r>
       <w:r>
         <w:rPr>
           <w:b/>
+          <w:i w:val="0"/>
         </w:rPr>
         <w:t>domain names</w:t>
       </w:r>
       <w:r>
+        <w:rPr>
+          <w:b w:val="0"/>
+          <w:i w:val="0"/>
+        </w:rPr>
         <w:t xml:space="preserve"> (e.g. </w:t>
       </w:r>
       <w:r>
         <w:rPr>
           <w:rFonts w:ascii="Consolas" w:hAnsi="Consolas"/>
+          <w:b w:val="0"/>
+          <w:i w:val="0"/>
           <w:sz w:val="19"/>
         </w:rPr>
         <w:t>www.ocr.org.uk</w:t>
       </w:r>
       <w:r>
+        <w:rPr>
+          <w:b w:val="0"/>
+          <w:i w:val="0"/>
+        </w:rPr>
         <w:t xml:space="preserve">) into the </w:t>
       </w:r>
       <w:r>
         <w:rPr>
           <w:b/>
+          <w:i w:val="0"/>
         </w:rPr>
         <w:t>IP addresses</w:t>
       </w:r>
       <w:r>
+        <w:rPr>
+          <w:b w:val="0"/>
+          <w:i w:val="0"/>
+        </w:rPr>
         <w:t xml:space="preserve"> computers use to locate each other.</w:t>
       </w:r>
     </w:p>
@@ -2871,42 +4066,66 @@
         <w:shd w:fill="FFF8E7"/>
       </w:pPr>
       <w:r>
+        <w:rPr>
+          <w:b w:val="0"/>
+          <w:i w:val="0"/>
+        </w:rPr>
         <w:t xml:space="preserve">💡 </w:t>
       </w:r>
       <w:r>
         <w:rPr>
           <w:b/>
-        </w:rPr>
-        <w:t>A\* extension:</w:t>
-      </w:r>
-      <w:r>
+          <w:i w:val="0"/>
+        </w:rPr>
+        <w:t>A* extension:</w:t>
+      </w:r>
+      <w:r>
+        <w:rPr>
+          <w:b w:val="0"/>
+          <w:i w:val="0"/>
+        </w:rPr>
         <w:t xml:space="preserve"> The DNS is hierarchical. A query goes to a resolver, then potentially to </w:t>
       </w:r>
       <w:r>
         <w:rPr>
           <w:b/>
+          <w:i w:val="0"/>
         </w:rPr>
         <w:t>root</w:t>
       </w:r>
       <w:r>
+        <w:rPr>
+          <w:b w:val="0"/>
+          <w:i w:val="0"/>
+        </w:rPr>
         <w:t xml:space="preserve">, </w:t>
       </w:r>
       <w:r>
         <w:rPr>
           <w:b/>
+          <w:i w:val="0"/>
         </w:rPr>
         <w:t>top-level domain (TLD, e.g. .uk)</w:t>
       </w:r>
       <w:r>
+        <w:rPr>
+          <w:b w:val="0"/>
+          <w:i w:val="0"/>
+        </w:rPr>
         <w:t xml:space="preserve"> and </w:t>
       </w:r>
       <w:r>
         <w:rPr>
           <w:b/>
+          <w:i w:val="0"/>
         </w:rPr>
         <w:t>authoritative</w:t>
       </w:r>
       <w:r>
+        <w:rPr>
+          <w:b w:val="0"/>
+          <w:i w:val="0"/>
+        </w:rPr>
         <w:t xml:space="preserve"> name servers until the IP is found. Results are cached to speed up future lookups. Without DNS, users would have to remember numeric IP addresses.</w:t>
       </w:r>
     </w:p>
@@ -2915,6 +4134,10 @@
         <w:pStyle w:val="Heading3"/>
       </w:pPr>
       <w:r>
+        <w:rPr>
+          <w:b w:val="0"/>
+          <w:i w:val="0"/>
+        </w:rPr>
         <w:t>Network topologies</w:t>
       </w:r>
     </w:p>
@@ -2922,10 +4145,15 @@
       <w:r>
         <w:rPr>
           <w:b/>
+          <w:i w:val="0"/>
         </w:rPr>
         <w:t>Topology</w:t>
       </w:r>
       <w:r>
+        <w:rPr>
+          <w:b w:val="0"/>
+          <w:i w:val="0"/>
+        </w:rPr>
         <w:t xml:space="preserve"> = the layout/arrangement of devices on a network.</w:t>
       </w:r>
     </w:p>
@@ -2933,19 +4161,29 @@
       <w:r>
         <w:rPr>
           <w:b/>
+          <w:i w:val="0"/>
         </w:rPr>
         <w:t>Star topology</w:t>
       </w:r>
       <w:r>
+        <w:rPr>
+          <w:b w:val="0"/>
+          <w:i w:val="0"/>
+        </w:rPr>
         <w:t xml:space="preserve"> — every device connects to a </w:t>
       </w:r>
       <w:r>
         <w:rPr>
           <w:b/>
+          <w:i w:val="0"/>
         </w:rPr>
         <w:t>central node</w:t>
       </w:r>
       <w:r>
+        <w:rPr>
+          <w:b w:val="0"/>
+          <w:i w:val="0"/>
+        </w:rPr>
         <w:t xml:space="preserve"> (switch/hub).</w:t>
       </w:r>
     </w:p>
@@ -2954,6 +4192,10 @@
         <w:pStyle w:val="ListBullet"/>
       </w:pPr>
       <w:r>
+        <w:rPr>
+          <w:b w:val="0"/>
+          <w:i w:val="0"/>
+        </w:rPr>
         <w:t>Advantages: if one cable fails only that device is affected; good performance; easy to add devices.</w:t>
       </w:r>
     </w:p>
@@ -2962,6 +4204,10 @@
         <w:pStyle w:val="ListBullet"/>
       </w:pPr>
       <w:r>
+        <w:rPr>
+          <w:b w:val="0"/>
+          <w:i w:val="0"/>
+        </w:rPr>
         <w:t>Disadvantage: if the central node fails the whole network fails; needs more cabling.</w:t>
       </w:r>
     </w:p>
@@ -2969,19 +4215,29 @@
       <w:r>
         <w:rPr>
           <w:b/>
+          <w:i w:val="0"/>
         </w:rPr>
         <w:t>Mesh topology</w:t>
       </w:r>
       <w:r>
+        <w:rPr>
+          <w:b w:val="0"/>
+          <w:i w:val="0"/>
+        </w:rPr>
         <w:t xml:space="preserve"> — devices are interconnected, with </w:t>
       </w:r>
       <w:r>
         <w:rPr>
           <w:b/>
+          <w:i w:val="0"/>
         </w:rPr>
         <w:t>multiple paths</w:t>
       </w:r>
       <w:r>
+        <w:rPr>
+          <w:b w:val="0"/>
+          <w:i w:val="0"/>
+        </w:rPr>
         <w:t xml:space="preserve"> between nodes (full mesh = every node connected to every other).</w:t>
       </w:r>
     </w:p>
@@ -2990,6 +4246,10 @@
         <w:pStyle w:val="ListBullet"/>
       </w:pPr>
       <w:r>
+        <w:rPr>
+          <w:b w:val="0"/>
+          <w:i w:val="0"/>
+        </w:rPr>
         <w:t>Advantages: very resilient/fault tolerant (alternative routes); no single point of failure; good for wireless.</w:t>
       </w:r>
     </w:p>
@@ -2998,6 +4258,10 @@
         <w:pStyle w:val="ListBullet"/>
       </w:pPr>
       <w:r>
+        <w:rPr>
+          <w:b w:val="0"/>
+          <w:i w:val="0"/>
+        </w:rPr>
         <w:t>Disadvantage: expensive (lots of connections in a wired full mesh).</w:t>
       </w:r>
     </w:p>
@@ -3007,33 +4271,52 @@
         <w:shd w:fill="FFF8E7"/>
       </w:pPr>
       <w:r>
+        <w:rPr>
+          <w:b w:val="0"/>
+          <w:i w:val="0"/>
+        </w:rPr>
         <w:t xml:space="preserve">💡 </w:t>
       </w:r>
       <w:r>
         <w:rPr>
           <w:b/>
-        </w:rPr>
-        <w:t>A\* extension:</w:t>
-      </w:r>
-      <w:r>
+          <w:i w:val="0"/>
+        </w:rPr>
+        <w:t>A* extension:</w:t>
+      </w:r>
+      <w:r>
+        <w:rPr>
+          <w:b w:val="0"/>
+          <w:i w:val="0"/>
+        </w:rPr>
         <w:t xml:space="preserve"> A </w:t>
       </w:r>
       <w:r>
         <w:rPr>
           <w:b/>
+          <w:i w:val="0"/>
         </w:rPr>
         <w:t>physical</w:t>
       </w:r>
       <w:r>
+        <w:rPr>
+          <w:b w:val="0"/>
+          <w:i w:val="0"/>
+        </w:rPr>
         <w:t xml:space="preserve"> topology (how cables are actually laid) can differ from the </w:t>
       </w:r>
       <w:r>
         <w:rPr>
           <w:b/>
+          <w:i w:val="0"/>
         </w:rPr>
         <w:t>logical</w:t>
       </w:r>
       <w:r>
+        <w:rPr>
+          <w:b w:val="0"/>
+          <w:i w:val="0"/>
+        </w:rPr>
         <w:t xml:space="preserve"> topology (how data appears to flow). A network physically wired as a star can behave logically as a bus, for example.</w:t>
       </w:r>
     </w:p>
@@ -3042,6 +4325,10 @@
         <w:pStyle w:val="Heading3"/>
       </w:pPr>
       <w:r>
+        <w:rPr>
+          <w:b w:val="0"/>
+          <w:i w:val="0"/>
+        </w:rPr>
         <w:t>Packet switching vs circuit switching</w:t>
       </w:r>
     </w:p>
@@ -3049,37 +4336,57 @@
       <w:r>
         <w:rPr>
           <w:b/>
+          <w:i w:val="0"/>
         </w:rPr>
         <w:t>Packet switching</w:t>
       </w:r>
       <w:r>
+        <w:rPr>
+          <w:b w:val="0"/>
+          <w:i w:val="0"/>
+        </w:rPr>
         <w:t xml:space="preserve"> — data is split into </w:t>
       </w:r>
       <w:r>
         <w:rPr>
           <w:b/>
+          <w:i w:val="0"/>
         </w:rPr>
         <w:t>packets</w:t>
       </w:r>
       <w:r>
+        <w:rPr>
+          <w:b w:val="0"/>
+          <w:i w:val="0"/>
+        </w:rPr>
         <w:t xml:space="preserve">, each with a header (source/destination IP, sequence number, etc.). Packets are sent </w:t>
       </w:r>
       <w:r>
         <w:rPr>
           <w:b/>
+          <w:i w:val="0"/>
         </w:rPr>
         <w:t>independently</w:t>
       </w:r>
       <w:r>
+        <w:rPr>
+          <w:b w:val="0"/>
+          <w:i w:val="0"/>
+        </w:rPr>
         <w:t xml:space="preserve"> and may take </w:t>
       </w:r>
       <w:r>
         <w:rPr>
           <w:b/>
+          <w:i w:val="0"/>
         </w:rPr>
         <w:t>different routes</w:t>
       </w:r>
       <w:r>
+        <w:rPr>
+          <w:b w:val="0"/>
+          <w:i w:val="0"/>
+        </w:rPr>
         <w:t xml:space="preserve"> through the network, then are reassembled in order at the destination.</w:t>
       </w:r>
     </w:p>
@@ -3088,6 +4395,10 @@
         <w:pStyle w:val="ListBullet"/>
       </w:pPr>
       <w:r>
+        <w:rPr>
+          <w:b w:val="0"/>
+          <w:i w:val="0"/>
+        </w:rPr>
         <w:t>Efficient use of the network; resilient (can route around failures); no dedicated connection needed.</w:t>
       </w:r>
     </w:p>
@@ -3095,19 +4406,29 @@
       <w:r>
         <w:rPr>
           <w:b/>
+          <w:i w:val="0"/>
         </w:rPr>
         <w:t>Circuit switching</w:t>
       </w:r>
       <w:r>
+        <w:rPr>
+          <w:b w:val="0"/>
+          <w:i w:val="0"/>
+        </w:rPr>
         <w:t xml:space="preserve"> — a </w:t>
       </w:r>
       <w:r>
         <w:rPr>
           <w:b/>
+          <w:i w:val="0"/>
         </w:rPr>
         <w:t>dedicated physical communication path</w:t>
       </w:r>
       <w:r>
+        <w:rPr>
+          <w:b w:val="0"/>
+          <w:i w:val="0"/>
+        </w:rPr>
         <w:t xml:space="preserve"> (circuit) is set up between sender and receiver for the whole duration of the communication (e.g. traditional telephone calls).</w:t>
       </w:r>
     </w:p>
@@ -3116,15 +4437,24 @@
         <w:pStyle w:val="ListBullet"/>
       </w:pPr>
       <w:r>
+        <w:rPr>
+          <w:b w:val="0"/>
+          <w:i w:val="0"/>
+        </w:rPr>
         <w:t xml:space="preserve">Guarantees bandwidth and constant connection, but the circuit is reserved even when idle, so it is </w:t>
       </w:r>
       <w:r>
         <w:rPr>
           <w:b/>
+          <w:i w:val="0"/>
         </w:rPr>
         <w:t>less efficient</w:t>
       </w:r>
       <w:r>
+        <w:rPr>
+          <w:b w:val="0"/>
+          <w:i w:val="0"/>
+        </w:rPr>
         <w:t>.</w:t>
       </w:r>
     </w:p>
@@ -3153,6 +4483,7 @@
             <w:r>
               <w:rPr>
                 <w:b/>
+                <w:i w:val="0"/>
               </w:rPr>
               <w:t>Packet switching</w:t>
             </w:r>
@@ -3172,6 +4503,7 @@
             <w:r>
               <w:rPr>
                 <w:b/>
+                <w:i w:val="0"/>
               </w:rPr>
               <w:t>Circuit switching</w:t>
             </w:r>
@@ -3186,6 +4518,10 @@
           <w:p>
             <w:r/>
             <w:r>
+              <w:rPr>
+                <w:b w:val="0"/>
+                <w:i w:val="0"/>
+              </w:rPr>
               <w:t>Data split into packets</w:t>
             </w:r>
           </w:p>
@@ -3197,6 +4533,10 @@
           <w:p>
             <w:r/>
             <w:r>
+              <w:rPr>
+                <w:b w:val="0"/>
+                <w:i w:val="0"/>
+              </w:rPr>
               <w:t>Dedicated circuit</w:t>
             </w:r>
           </w:p>
@@ -3210,6 +4550,10 @@
           <w:p>
             <w:r/>
             <w:r>
+              <w:rPr>
+                <w:b w:val="0"/>
+                <w:i w:val="0"/>
+              </w:rPr>
               <w:t>Packets routed independently</w:t>
             </w:r>
           </w:p>
@@ -3221,6 +4565,10 @@
           <w:p>
             <w:r/>
             <w:r>
+              <w:rPr>
+                <w:b w:val="0"/>
+                <w:i w:val="0"/>
+              </w:rPr>
               <w:t>One fixed path</w:t>
             </w:r>
           </w:p>
@@ -3234,6 +4582,10 @@
           <w:p>
             <w:r/>
             <w:r>
+              <w:rPr>
+                <w:b w:val="0"/>
+                <w:i w:val="0"/>
+              </w:rPr>
               <w:t>Efficient, resilient</w:t>
             </w:r>
           </w:p>
@@ -3245,6 +4597,10 @@
           <w:p>
             <w:r/>
             <w:r>
+              <w:rPr>
+                <w:b w:val="0"/>
+                <w:i w:val="0"/>
+              </w:rPr>
               <w:t>Reserved bandwidth, can waste capacity</w:t>
             </w:r>
           </w:p>
@@ -3258,6 +4614,10 @@
           <w:p>
             <w:r/>
             <w:r>
+              <w:rPr>
+                <w:b w:val="0"/>
+                <w:i w:val="0"/>
+              </w:rPr>
               <w:t>Used by the internet</w:t>
             </w:r>
           </w:p>
@@ -3269,6 +4629,10 @@
           <w:p>
             <w:r/>
             <w:r>
+              <w:rPr>
+                <w:b w:val="0"/>
+                <w:i w:val="0"/>
+              </w:rPr>
               <w:t>Traditional telephone networks</w:t>
             </w:r>
           </w:p>
@@ -3281,6 +4645,10 @@
         <w:pStyle w:val="Heading3"/>
       </w:pPr>
       <w:r>
+        <w:rPr>
+          <w:b w:val="0"/>
+          <w:i w:val="0"/>
+        </w:rPr>
         <w:t>Protocols and standards</w:t>
       </w:r>
     </w:p>
@@ -3288,10 +4656,15 @@
       <w:r>
         <w:rPr>
           <w:b/>
+          <w:i w:val="0"/>
         </w:rPr>
         <w:t>Protocol</w:t>
       </w:r>
       <w:r>
+        <w:rPr>
+          <w:b w:val="0"/>
+          <w:i w:val="0"/>
+        </w:rPr>
         <w:t xml:space="preserve"> — a set of rules governing how devices communicate (format, timing, error handling).</w:t>
       </w:r>
     </w:p>
@@ -3299,19 +4672,29 @@
       <w:r>
         <w:rPr>
           <w:b/>
+          <w:i w:val="0"/>
         </w:rPr>
         <w:t>Standard</w:t>
       </w:r>
       <w:r>
+        <w:rPr>
+          <w:b w:val="0"/>
+          <w:i w:val="0"/>
+        </w:rPr>
         <w:t xml:space="preserve"> — an agreed specification that ensures different manufacturers' hardware/software are </w:t>
       </w:r>
       <w:r>
         <w:rPr>
           <w:b/>
+          <w:i w:val="0"/>
         </w:rPr>
         <w:t>compatible and interoperable</w:t>
       </w:r>
       <w:r>
+        <w:rPr>
+          <w:b w:val="0"/>
+          <w:i w:val="0"/>
+        </w:rPr>
         <w:t>.</w:t>
       </w:r>
     </w:p>
@@ -3320,20 +4703,33 @@
         <w:pStyle w:val="Heading3"/>
       </w:pPr>
       <w:r>
+        <w:rPr>
+          <w:b w:val="0"/>
+          <w:i w:val="0"/>
+        </w:rPr>
         <w:t>The TCP/IP stack</w:t>
       </w:r>
     </w:p>
     <w:p>
       <w:r>
+        <w:rPr>
+          <w:b w:val="0"/>
+          <w:i w:val="0"/>
+        </w:rPr>
         <w:t xml:space="preserve">The </w:t>
       </w:r>
       <w:r>
         <w:rPr>
           <w:b/>
+          <w:i w:val="0"/>
         </w:rPr>
         <w:t>TCP/IP stack</w:t>
       </w:r>
       <w:r>
+        <w:rPr>
+          <w:b w:val="0"/>
+          <w:i w:val="0"/>
+        </w:rPr>
         <w:t xml:space="preserve"> is a layered model. Each layer has a specific job and adds/removes its own header. Layering means each layer can be changed independently as long as the interface stays the same.</w:t>
       </w:r>
     </w:p>
@@ -3363,6 +4759,7 @@
             <w:r>
               <w:rPr>
                 <w:b/>
+                <w:i w:val="0"/>
               </w:rPr>
               <w:t>Layer</w:t>
             </w:r>
@@ -3382,6 +4779,7 @@
             <w:r>
               <w:rPr>
                 <w:b/>
+                <w:i w:val="0"/>
               </w:rPr>
               <w:t>Role</w:t>
             </w:r>
@@ -3401,6 +4799,7 @@
             <w:r>
               <w:rPr>
                 <w:b/>
+                <w:i w:val="0"/>
               </w:rPr>
               <w:t>Example protocols</w:t>
             </w:r>
@@ -3417,6 +4816,7 @@
             <w:r>
               <w:rPr>
                 <w:b/>
+                <w:i w:val="0"/>
               </w:rPr>
               <w:t>Application</w:t>
             </w:r>
@@ -3429,6 +4829,10 @@
           <w:p>
             <w:r/>
             <w:r>
+              <w:rPr>
+                <w:b w:val="0"/>
+                <w:i w:val="0"/>
+              </w:rPr>
               <w:t>Provides services to user applications and prepares data</w:t>
             </w:r>
           </w:p>
@@ -3440,6 +4844,10 @@
           <w:p>
             <w:r/>
             <w:r>
+              <w:rPr>
+                <w:b w:val="0"/>
+                <w:i w:val="0"/>
+              </w:rPr>
               <w:t>HTTP, HTTPS, FTP, SMTP, POP3, IMAP</w:t>
             </w:r>
           </w:p>
@@ -3455,6 +4863,7 @@
             <w:r>
               <w:rPr>
                 <w:b/>
+                <w:i w:val="0"/>
               </w:rPr>
               <w:t>Transport</w:t>
             </w:r>
@@ -3467,6 +4876,10 @@
           <w:p>
             <w:r/>
             <w:r>
+              <w:rPr>
+                <w:b w:val="0"/>
+                <w:i w:val="0"/>
+              </w:rPr>
               <w:t>Splits data into packets, manages end-to-end delivery, error checking, reassembly; adds port numbers</w:t>
             </w:r>
           </w:p>
@@ -3478,6 +4891,10 @@
           <w:p>
             <w:r/>
             <w:r>
+              <w:rPr>
+                <w:b w:val="0"/>
+                <w:i w:val="0"/>
+              </w:rPr>
               <w:t>TCP, UDP</w:t>
             </w:r>
           </w:p>
@@ -3493,6 +4910,7 @@
             <w:r>
               <w:rPr>
                 <w:b/>
+                <w:i w:val="0"/>
               </w:rPr>
               <w:t>Network / Internet</w:t>
             </w:r>
@@ -3505,15 +4923,24 @@
           <w:p>
             <w:r/>
             <w:r>
+              <w:rPr>
+                <w:b w:val="0"/>
+                <w:i w:val="0"/>
+              </w:rPr>
               <w:t xml:space="preserve">Adds source and destination </w:t>
             </w:r>
             <w:r>
               <w:rPr>
                 <w:b/>
+                <w:i w:val="0"/>
               </w:rPr>
               <w:t>IP addresses</w:t>
             </w:r>
             <w:r>
+              <w:rPr>
+                <w:b w:val="0"/>
+                <w:i w:val="0"/>
+              </w:rPr>
               <w:t>; routes packets across networks</w:t>
             </w:r>
           </w:p>
@@ -3525,6 +4952,10 @@
           <w:p>
             <w:r/>
             <w:r>
+              <w:rPr>
+                <w:b w:val="0"/>
+                <w:i w:val="0"/>
+              </w:rPr>
               <w:t>IP</w:t>
             </w:r>
           </w:p>
@@ -3540,6 +4971,7 @@
             <w:r>
               <w:rPr>
                 <w:b/>
+                <w:i w:val="0"/>
               </w:rPr>
               <w:t>Link / Data link</w:t>
             </w:r>
@@ -3552,15 +4984,24 @@
           <w:p>
             <w:r/>
             <w:r>
+              <w:rPr>
+                <w:b w:val="0"/>
+                <w:i w:val="0"/>
+              </w:rPr>
               <w:t xml:space="preserve">Handles the physical connection; adds </w:t>
             </w:r>
             <w:r>
               <w:rPr>
                 <w:b/>
+                <w:i w:val="0"/>
               </w:rPr>
               <w:t>MAC addresses</w:t>
             </w:r>
             <w:r>
+              <w:rPr>
+                <w:b w:val="0"/>
+                <w:i w:val="0"/>
+              </w:rPr>
               <w:t xml:space="preserve"> for the next hop</w:t>
             </w:r>
           </w:p>
@@ -3572,6 +5013,10 @@
           <w:p>
             <w:r/>
             <w:r>
+              <w:rPr>
+                <w:b w:val="0"/>
+                <w:i w:val="0"/>
+              </w:rPr>
               <w:t>Ethernet, Wi-Fi</w:t>
             </w:r>
           </w:p>
@@ -3581,24 +5026,38 @@
     <w:p/>
     <w:p>
       <w:r>
+        <w:rPr>
+          <w:b w:val="0"/>
+          <w:i w:val="0"/>
+        </w:rPr>
         <w:t xml:space="preserve">Sending: data passes </w:t>
       </w:r>
       <w:r>
         <w:rPr>
           <w:b/>
+          <w:i w:val="0"/>
         </w:rPr>
         <w:t>down</w:t>
       </w:r>
       <w:r>
+        <w:rPr>
+          <w:b w:val="0"/>
+          <w:i w:val="0"/>
+        </w:rPr>
         <w:t xml:space="preserve"> the stack (Application → Link), each layer adding a header. Receiving: data passes </w:t>
       </w:r>
       <w:r>
         <w:rPr>
           <w:b/>
+          <w:i w:val="0"/>
         </w:rPr>
         <w:t>up</w:t>
       </w:r>
       <w:r>
+        <w:rPr>
+          <w:b w:val="0"/>
+          <w:i w:val="0"/>
+        </w:rPr>
         <w:t xml:space="preserve"> the stack, each layer removing its header.</w:t>
       </w:r>
     </w:p>
@@ -3607,6 +5066,10 @@
         <w:pStyle w:val="Heading3"/>
       </w:pPr>
       <w:r>
+        <w:rPr>
+          <w:b w:val="0"/>
+          <w:i w:val="0"/>
+        </w:rPr>
         <w:t>Common protocols</w:t>
       </w:r>
     </w:p>
@@ -3635,6 +5098,7 @@
             <w:r>
               <w:rPr>
                 <w:b/>
+                <w:i w:val="0"/>
               </w:rPr>
               <w:t>Protocol</w:t>
             </w:r>
@@ -3654,6 +5118,7 @@
             <w:r>
               <w:rPr>
                 <w:b/>
+                <w:i w:val="0"/>
               </w:rPr>
               <w:t>Purpose</w:t>
             </w:r>
@@ -3670,6 +5135,7 @@
             <w:r>
               <w:rPr>
                 <w:b/>
+                <w:i w:val="0"/>
               </w:rPr>
               <w:t>HTTP</w:t>
             </w:r>
@@ -3682,6 +5148,10 @@
           <w:p>
             <w:r/>
             <w:r>
+              <w:rPr>
+                <w:b w:val="0"/>
+                <w:i w:val="0"/>
+              </w:rPr>
               <w:t>HyperText Transfer Protocol — transfers web pages between web server and browser.</w:t>
             </w:r>
           </w:p>
@@ -3697,6 +5167,7 @@
             <w:r>
               <w:rPr>
                 <w:b/>
+                <w:i w:val="0"/>
               </w:rPr>
               <w:t>HTTPS</w:t>
             </w:r>
@@ -3709,6 +5180,10 @@
           <w:p>
             <w:r/>
             <w:r>
+              <w:rPr>
+                <w:b w:val="0"/>
+                <w:i w:val="0"/>
+              </w:rPr>
               <w:t>Secure HTTP — HTTP encrypted (TLS/SSL) for secure web communication.</w:t>
             </w:r>
           </w:p>
@@ -3724,6 +5199,7 @@
             <w:r>
               <w:rPr>
                 <w:b/>
+                <w:i w:val="0"/>
               </w:rPr>
               <w:t>FTP</w:t>
             </w:r>
@@ -3736,6 +5212,10 @@
           <w:p>
             <w:r/>
             <w:r>
+              <w:rPr>
+                <w:b w:val="0"/>
+                <w:i w:val="0"/>
+              </w:rPr>
               <w:t>File Transfer Protocol — transfers/uploads/downloads files between computers.</w:t>
             </w:r>
           </w:p>
@@ -3751,6 +5231,7 @@
             <w:r>
               <w:rPr>
                 <w:b/>
+                <w:i w:val="0"/>
               </w:rPr>
               <w:t>SMTP</w:t>
             </w:r>
@@ -3763,15 +5244,24 @@
           <w:p>
             <w:r/>
             <w:r>
+              <w:rPr>
+                <w:b w:val="0"/>
+                <w:i w:val="0"/>
+              </w:rPr>
               <w:t xml:space="preserve">Simple Mail Transfer Protocol — </w:t>
             </w:r>
             <w:r>
               <w:rPr>
                 <w:b/>
+                <w:i w:val="0"/>
               </w:rPr>
               <w:t>sending</w:t>
             </w:r>
             <w:r>
+              <w:rPr>
+                <w:b w:val="0"/>
+                <w:i w:val="0"/>
+              </w:rPr>
               <w:t xml:space="preserve"> email (and server-to-server transfer).</w:t>
             </w:r>
           </w:p>
@@ -3787,6 +5277,7 @@
             <w:r>
               <w:rPr>
                 <w:b/>
+                <w:i w:val="0"/>
               </w:rPr>
               <w:t>POP3</w:t>
             </w:r>
@@ -3799,15 +5290,24 @@
           <w:p>
             <w:r/>
             <w:r>
+              <w:rPr>
+                <w:b w:val="0"/>
+                <w:i w:val="0"/>
+              </w:rPr>
               <w:t xml:space="preserve">Post Office Protocol — </w:t>
             </w:r>
             <w:r>
               <w:rPr>
                 <w:b/>
+                <w:i w:val="0"/>
               </w:rPr>
               <w:t>retrieving</w:t>
             </w:r>
             <w:r>
+              <w:rPr>
+                <w:b w:val="0"/>
+                <w:i w:val="0"/>
+              </w:rPr>
               <w:t xml:space="preserve"> email; typically downloads and removes mail from the server.</w:t>
             </w:r>
           </w:p>
@@ -3823,6 +5323,7 @@
             <w:r>
               <w:rPr>
                 <w:b/>
+                <w:i w:val="0"/>
               </w:rPr>
               <w:t>IMAP</w:t>
             </w:r>
@@ -3835,15 +5336,24 @@
           <w:p>
             <w:r/>
             <w:r>
+              <w:rPr>
+                <w:b w:val="0"/>
+                <w:i w:val="0"/>
+              </w:rPr>
               <w:t xml:space="preserve">Internet Message Access Protocol — </w:t>
             </w:r>
             <w:r>
               <w:rPr>
                 <w:b/>
+                <w:i w:val="0"/>
               </w:rPr>
               <w:t>retrieving</w:t>
             </w:r>
             <w:r>
+              <w:rPr>
+                <w:b w:val="0"/>
+                <w:i w:val="0"/>
+              </w:rPr>
               <w:t xml:space="preserve"> email; mail stays on the server and is synced across devices.</w:t>
             </w:r>
           </w:p>
@@ -3856,6 +5366,10 @@
         <w:pStyle w:val="Heading3"/>
       </w:pPr>
       <w:r>
+        <w:rPr>
+          <w:b w:val="0"/>
+          <w:i w:val="0"/>
+        </w:rPr>
         <w:t>Network hardware</w:t>
       </w:r>
     </w:p>
@@ -3866,19 +5380,29 @@
       <w:r>
         <w:rPr>
           <w:b/>
+          <w:i w:val="0"/>
         </w:rPr>
         <w:t>NIC (Network Interface Card)</w:t>
       </w:r>
       <w:r>
+        <w:rPr>
+          <w:b w:val="0"/>
+          <w:i w:val="0"/>
+        </w:rPr>
         <w:t xml:space="preserve"> — hardware that connects a device to a network; holds the device's unique </w:t>
       </w:r>
       <w:r>
         <w:rPr>
           <w:b/>
+          <w:i w:val="0"/>
         </w:rPr>
         <w:t>MAC address</w:t>
       </w:r>
       <w:r>
+        <w:rPr>
+          <w:b w:val="0"/>
+          <w:i w:val="0"/>
+        </w:rPr>
         <w:t>.</w:t>
       </w:r>
     </w:p>
@@ -3889,10 +5413,15 @@
       <w:r>
         <w:rPr>
           <w:b/>
+          <w:i w:val="0"/>
         </w:rPr>
         <w:t>MAC address</w:t>
       </w:r>
       <w:r>
+        <w:rPr>
+          <w:b w:val="0"/>
+          <w:i w:val="0"/>
+        </w:rPr>
         <w:t xml:space="preserve"> — a unique 48-bit physical hardware address assigned to a NIC; used at the link layer to identify devices on a local network. (Unlike an IP address it does not normally change.)</w:t>
       </w:r>
     </w:p>
@@ -3903,10 +5432,15 @@
       <w:r>
         <w:rPr>
           <w:b/>
+          <w:i w:val="0"/>
         </w:rPr>
         <w:t>Switch</w:t>
       </w:r>
       <w:r>
+        <w:rPr>
+          <w:b w:val="0"/>
+          <w:i w:val="0"/>
+        </w:rPr>
         <w:t xml:space="preserve"> — connects devices on a LAN and sends data only to the specific device it is intended for (using MAC addresses).</w:t>
       </w:r>
     </w:p>
@@ -3917,10 +5451,15 @@
       <w:r>
         <w:rPr>
           <w:b/>
+          <w:i w:val="0"/>
         </w:rPr>
         <w:t>Router</w:t>
       </w:r>
       <w:r>
+        <w:rPr>
+          <w:b w:val="0"/>
+          <w:i w:val="0"/>
+        </w:rPr>
         <w:t xml:space="preserve"> — connects different networks together and routes packets between them using IP addresses (e.g. connecting a LAN to the internet).</w:t>
       </w:r>
     </w:p>
@@ -3931,10 +5470,15 @@
       <w:r>
         <w:rPr>
           <w:b/>
+          <w:i w:val="0"/>
         </w:rPr>
         <w:t>WAP (Wireless Access Point)</w:t>
       </w:r>
       <w:r>
+        <w:rPr>
+          <w:b w:val="0"/>
+          <w:i w:val="0"/>
+        </w:rPr>
         <w:t xml:space="preserve"> — allows wireless devices to connect to a wired network.</w:t>
       </w:r>
     </w:p>
@@ -3943,6 +5487,10 @@
         <w:pStyle w:val="Heading3"/>
       </w:pPr>
       <w:r>
+        <w:rPr>
+          <w:b w:val="0"/>
+          <w:i w:val="0"/>
+        </w:rPr>
         <w:t>Network security: firewalls and proxies</w:t>
       </w:r>
     </w:p>
@@ -3950,28 +5498,43 @@
       <w:r>
         <w:rPr>
           <w:b/>
+          <w:i w:val="0"/>
         </w:rPr>
         <w:t>Firewall</w:t>
       </w:r>
       <w:r>
+        <w:rPr>
+          <w:b w:val="0"/>
+          <w:i w:val="0"/>
+        </w:rPr>
         <w:t xml:space="preserve"> — hardware or software that monitors and controls traffic entering/leaving a network based on rules, using </w:t>
       </w:r>
       <w:r>
         <w:rPr>
           <w:b/>
+          <w:i w:val="0"/>
         </w:rPr>
         <w:t>packet filtering</w:t>
       </w:r>
       <w:r>
+        <w:rPr>
+          <w:b w:val="0"/>
+          <w:i w:val="0"/>
+        </w:rPr>
         <w:t xml:space="preserve"> and often a </w:t>
       </w:r>
       <w:r>
         <w:rPr>
           <w:b/>
+          <w:i w:val="0"/>
         </w:rPr>
         <w:t>stateful inspection</w:t>
       </w:r>
       <w:r>
+        <w:rPr>
+          <w:b w:val="0"/>
+          <w:i w:val="0"/>
+        </w:rPr>
         <w:t>, to block unauthorised access.</w:t>
       </w:r>
     </w:p>
@@ -3979,28 +5542,43 @@
       <w:r>
         <w:rPr>
           <w:b/>
+          <w:i w:val="0"/>
         </w:rPr>
         <w:t>Proxy server</w:t>
       </w:r>
       <w:r>
+        <w:rPr>
+          <w:b w:val="0"/>
+          <w:i w:val="0"/>
+        </w:rPr>
         <w:t xml:space="preserve"> — acts as an </w:t>
       </w:r>
       <w:r>
         <w:rPr>
           <w:b/>
+          <w:i w:val="0"/>
         </w:rPr>
         <w:t>intermediary</w:t>
       </w:r>
       <w:r>
+        <w:rPr>
+          <w:b w:val="0"/>
+          <w:i w:val="0"/>
+        </w:rPr>
         <w:t xml:space="preserve"> between clients and the internet. It can hide users' IP addresses (privacy/anonymity), </w:t>
       </w:r>
       <w:r>
         <w:rPr>
           <w:b/>
+          <w:i w:val="0"/>
         </w:rPr>
         <w:t>cache</w:t>
       </w:r>
       <w:r>
+        <w:rPr>
+          <w:b w:val="0"/>
+          <w:i w:val="0"/>
+        </w:rPr>
         <w:t xml:space="preserve"> frequently requested pages (speed/reduced bandwidth), and filter/log requests (content control).</w:t>
       </w:r>
     </w:p>
@@ -4010,33 +5588,52 @@
         <w:shd w:fill="FFF8E7"/>
       </w:pPr>
       <w:r>
+        <w:rPr>
+          <w:b w:val="0"/>
+          <w:i w:val="0"/>
+        </w:rPr>
         <w:t xml:space="preserve">💡 </w:t>
       </w:r>
       <w:r>
         <w:rPr>
           <w:b/>
-        </w:rPr>
-        <w:t>A\* extension:</w:t>
-      </w:r>
-      <w:r>
+          <w:i w:val="0"/>
+        </w:rPr>
+        <w:t>A* extension:</w:t>
+      </w:r>
+      <w:r>
+        <w:rPr>
+          <w:b w:val="0"/>
+          <w:i w:val="0"/>
+        </w:rPr>
         <w:t xml:space="preserve"> A firewall typically uses two NICs and acts as a checkpoint; </w:t>
       </w:r>
       <w:r>
         <w:rPr>
           <w:b/>
+          <w:i w:val="0"/>
         </w:rPr>
         <w:t>packet filtering</w:t>
       </w:r>
       <w:r>
+        <w:rPr>
+          <w:b w:val="0"/>
+          <w:i w:val="0"/>
+        </w:rPr>
         <w:t xml:space="preserve"> inspects packet headers (source/destination IP, port) against an access control list. Encryption protects data </w:t>
       </w:r>
       <w:r>
         <w:rPr>
           <w:b/>
+          <w:i w:val="0"/>
         </w:rPr>
         <w:t>in transit</w:t>
       </w:r>
       <w:r>
+        <w:rPr>
+          <w:b w:val="0"/>
+          <w:i w:val="0"/>
+        </w:rPr>
         <w:t xml:space="preserve"> so even if intercepted it cannot be read. Firewalls, proxies and encryption tackle different threats and are usually combined (defence in depth).</w:t>
       </w:r>
     </w:p>
@@ -4052,6 +5649,10 @@
         <w:pStyle w:val="Heading2"/>
       </w:pPr>
       <w:r>
+        <w:rPr>
+          <w:b w:val="0"/>
+          <w:i w:val="0"/>
+        </w:rPr>
         <w:t>1.3.4 Web technologies</w:t>
       </w:r>
     </w:p>
@@ -4060,6 +5661,10 @@
         <w:pStyle w:val="Heading3"/>
       </w:pPr>
       <w:r>
+        <w:rPr>
+          <w:b w:val="0"/>
+          <w:i w:val="0"/>
+        </w:rPr>
         <w:t>HTML, CSS and JavaScript</w:t>
       </w:r>
     </w:p>
@@ -4067,19 +5672,29 @@
       <w:r>
         <w:rPr>
           <w:b/>
+          <w:i w:val="0"/>
         </w:rPr>
         <w:t>HTML (HyperText Markup Language)</w:t>
       </w:r>
       <w:r>
+        <w:rPr>
+          <w:b w:val="0"/>
+          <w:i w:val="0"/>
+        </w:rPr>
         <w:t xml:space="preserve"> — defines the </w:t>
       </w:r>
       <w:r>
         <w:rPr>
           <w:b/>
+          <w:i w:val="0"/>
         </w:rPr>
         <w:t>structure and content</w:t>
       </w:r>
       <w:r>
+        <w:rPr>
+          <w:b w:val="0"/>
+          <w:i w:val="0"/>
+        </w:rPr>
         <w:t xml:space="preserve"> of a web page (headings, paragraphs, links, images).</w:t>
       </w:r>
     </w:p>
@@ -4115,57 +5730,89 @@
       <w:r>
         <w:rPr>
           <w:b/>
+          <w:i w:val="0"/>
         </w:rPr>
         <w:t>CSS (Cascading Style Sheets)</w:t>
       </w:r>
       <w:r>
+        <w:rPr>
+          <w:b w:val="0"/>
+          <w:i w:val="0"/>
+        </w:rPr>
         <w:t xml:space="preserve"> — defines the </w:t>
       </w:r>
       <w:r>
         <w:rPr>
           <w:b/>
+          <w:i w:val="0"/>
         </w:rPr>
         <w:t>presentation/style</w:t>
       </w:r>
       <w:r>
+        <w:rPr>
+          <w:b w:val="0"/>
+          <w:i w:val="0"/>
+        </w:rPr>
         <w:t xml:space="preserve"> of a page (colours, fonts, layout). Separating style from content makes sites easier to maintain and consistent. Selectors target tags, </w:t>
       </w:r>
       <w:r>
         <w:rPr>
           <w:b/>
+          <w:i w:val="0"/>
         </w:rPr>
         <w:t>classes</w:t>
       </w:r>
       <w:r>
+        <w:rPr>
+          <w:b w:val="0"/>
+          <w:i w:val="0"/>
+        </w:rPr>
         <w:t xml:space="preserve"> (</w:t>
       </w:r>
       <w:r>
         <w:rPr>
           <w:rFonts w:ascii="Consolas" w:hAnsi="Consolas"/>
+          <w:b w:val="0"/>
+          <w:i w:val="0"/>
           <w:sz w:val="19"/>
         </w:rPr>
         <w:t>.intro</w:t>
       </w:r>
       <w:r>
+        <w:rPr>
+          <w:b w:val="0"/>
+          <w:i w:val="0"/>
+        </w:rPr>
         <w:t xml:space="preserve">) and </w:t>
       </w:r>
       <w:r>
         <w:rPr>
           <w:b/>
+          <w:i w:val="0"/>
         </w:rPr>
         <w:t>ids</w:t>
       </w:r>
       <w:r>
+        <w:rPr>
+          <w:b w:val="0"/>
+          <w:i w:val="0"/>
+        </w:rPr>
         <w:t xml:space="preserve"> (</w:t>
       </w:r>
       <w:r>
         <w:rPr>
           <w:rFonts w:ascii="Consolas" w:hAnsi="Consolas"/>
+          <w:b w:val="0"/>
+          <w:i w:val="0"/>
           <w:sz w:val="19"/>
         </w:rPr>
         <w:t>#main</w:t>
       </w:r>
       <w:r>
+        <w:rPr>
+          <w:b w:val="0"/>
+          <w:i w:val="0"/>
+        </w:rPr>
         <w:t>).</w:t>
       </w:r>
     </w:p>
@@ -4189,28 +5836,43 @@
       <w:r>
         <w:rPr>
           <w:b/>
+          <w:i w:val="0"/>
         </w:rPr>
         <w:t>JavaScript</w:t>
       </w:r>
       <w:r>
+        <w:rPr>
+          <w:b w:val="0"/>
+          <w:i w:val="0"/>
+        </w:rPr>
         <w:t xml:space="preserve"> — a scripting language that adds </w:t>
       </w:r>
       <w:r>
         <w:rPr>
           <w:b/>
+          <w:i w:val="0"/>
         </w:rPr>
         <w:t>interactivity and behaviour</w:t>
       </w:r>
       <w:r>
+        <w:rPr>
+          <w:b w:val="0"/>
+          <w:i w:val="0"/>
+        </w:rPr>
         <w:t>, usually run in the browser (</w:t>
       </w:r>
       <w:r>
         <w:rPr>
           <w:b/>
+          <w:i w:val="0"/>
         </w:rPr>
         <w:t>client-side</w:t>
       </w:r>
       <w:r>
+        <w:rPr>
+          <w:b w:val="0"/>
+          <w:i w:val="0"/>
+        </w:rPr>
         <w:t>) to respond to events, validate forms, update the page dynamically.</w:t>
       </w:r>
     </w:p>
@@ -4236,65 +5898,104 @@
         <w:shd w:fill="FFF8E7"/>
       </w:pPr>
       <w:r>
+        <w:rPr>
+          <w:b w:val="0"/>
+          <w:i w:val="0"/>
+        </w:rPr>
         <w:t xml:space="preserve">💡 </w:t>
       </w:r>
       <w:r>
         <w:rPr>
           <w:b/>
-        </w:rPr>
-        <w:t>A\* extension:</w:t>
-      </w:r>
-      <w:r>
+          <w:i w:val="0"/>
+        </w:rPr>
+        <w:t>A* extension:</w:t>
+      </w:r>
+      <w:r>
+        <w:rPr>
+          <w:b w:val="0"/>
+          <w:i w:val="0"/>
+        </w:rPr>
         <w:t xml:space="preserve"> Selector specificity matters: an </w:t>
       </w:r>
       <w:r>
         <w:rPr>
           <w:rFonts w:ascii="Consolas" w:hAnsi="Consolas"/>
+          <w:b w:val="0"/>
+          <w:i w:val="0"/>
           <w:sz w:val="19"/>
         </w:rPr>
         <w:t>id</w:t>
       </w:r>
       <w:r>
+        <w:rPr>
+          <w:b w:val="0"/>
+          <w:i w:val="0"/>
+        </w:rPr>
         <w:t xml:space="preserve"> (</w:t>
       </w:r>
       <w:r>
         <w:rPr>
           <w:rFonts w:ascii="Consolas" w:hAnsi="Consolas"/>
+          <w:b w:val="0"/>
+          <w:i w:val="0"/>
           <w:sz w:val="19"/>
         </w:rPr>
         <w:t>#main</w:t>
       </w:r>
       <w:r>
+        <w:rPr>
+          <w:b w:val="0"/>
+          <w:i w:val="0"/>
+        </w:rPr>
         <w:t xml:space="preserve">) is more specific than a </w:t>
       </w:r>
       <w:r>
         <w:rPr>
           <w:rFonts w:ascii="Consolas" w:hAnsi="Consolas"/>
+          <w:b w:val="0"/>
+          <w:i w:val="0"/>
           <w:sz w:val="19"/>
         </w:rPr>
         <w:t>class</w:t>
       </w:r>
       <w:r>
+        <w:rPr>
+          <w:b w:val="0"/>
+          <w:i w:val="0"/>
+        </w:rPr>
         <w:t xml:space="preserve"> (</w:t>
       </w:r>
       <w:r>
         <w:rPr>
           <w:rFonts w:ascii="Consolas" w:hAnsi="Consolas"/>
+          <w:b w:val="0"/>
+          <w:i w:val="0"/>
           <w:sz w:val="19"/>
         </w:rPr>
         <w:t>.intro</w:t>
       </w:r>
       <w:r>
+        <w:rPr>
+          <w:b w:val="0"/>
+          <w:i w:val="0"/>
+        </w:rPr>
         <w:t>), which is more specific than an element selector (</w:t>
       </w:r>
       <w:r>
         <w:rPr>
           <w:rFonts w:ascii="Consolas" w:hAnsi="Consolas"/>
+          <w:b w:val="0"/>
+          <w:i w:val="0"/>
           <w:sz w:val="19"/>
         </w:rPr>
         <w:t>h1</w:t>
       </w:r>
       <w:r>
+        <w:rPr>
+          <w:b w:val="0"/>
+          <w:i w:val="0"/>
+        </w:rPr>
         <w:t>). External CSS files let one stylesheet control an entire site, so a single change updates every page.</w:t>
       </w:r>
     </w:p>
@@ -4303,47 +6004,75 @@
         <w:pStyle w:val="Heading3"/>
       </w:pPr>
       <w:r>
+        <w:rPr>
+          <w:b w:val="0"/>
+          <w:i w:val="0"/>
+        </w:rPr>
         <w:t>Search engine indexing</w:t>
       </w:r>
     </w:p>
     <w:p>
       <w:r>
+        <w:rPr>
+          <w:b w:val="0"/>
+          <w:i w:val="0"/>
+        </w:rPr>
         <w:t xml:space="preserve">A </w:t>
       </w:r>
       <w:r>
         <w:rPr>
           <w:b/>
+          <w:i w:val="0"/>
         </w:rPr>
         <w:t>web crawler / spider</w:t>
       </w:r>
       <w:r>
+        <w:rPr>
+          <w:b w:val="0"/>
+          <w:i w:val="0"/>
+        </w:rPr>
         <w:t xml:space="preserve"> automatically follows links across the web and reads pages. The search engine builds an </w:t>
       </w:r>
       <w:r>
         <w:rPr>
           <w:b/>
+          <w:i w:val="0"/>
         </w:rPr>
         <w:t>index</w:t>
       </w:r>
       <w:r>
+        <w:rPr>
+          <w:b w:val="0"/>
+          <w:i w:val="0"/>
+        </w:rPr>
         <w:t xml:space="preserve">: a data structure mapping </w:t>
       </w:r>
       <w:r>
         <w:rPr>
           <w:b/>
+          <w:i w:val="0"/>
         </w:rPr>
         <w:t>keywords</w:t>
       </w:r>
       <w:r>
+        <w:rPr>
+          <w:b w:val="0"/>
+          <w:i w:val="0"/>
+        </w:rPr>
         <w:t xml:space="preserve"> to the pages that contain them (like a book's index), so that when a user searches, results can be returned quickly without scanning the whole web. Pages are then </w:t>
       </w:r>
       <w:r>
         <w:rPr>
           <w:b/>
+          <w:i w:val="0"/>
         </w:rPr>
         <w:t>ranked</w:t>
       </w:r>
       <w:r>
+        <w:rPr>
+          <w:b w:val="0"/>
+          <w:i w:val="0"/>
+        </w:rPr>
         <w:t xml:space="preserve"> for relevance.</w:t>
       </w:r>
     </w:p>
@@ -4352,6 +6081,10 @@
         <w:pStyle w:val="Heading3"/>
       </w:pPr>
       <w:r>
+        <w:rPr>
+          <w:b w:val="0"/>
+          <w:i w:val="0"/>
+        </w:rPr>
         <w:t>The PageRank algorithm</w:t>
       </w:r>
     </w:p>
@@ -4359,33 +6092,52 @@
       <w:r>
         <w:rPr>
           <w:b/>
+          <w:i w:val="0"/>
         </w:rPr>
         <w:t>PageRank</w:t>
       </w:r>
       <w:r>
+        <w:rPr>
+          <w:b w:val="0"/>
+          <w:i w:val="0"/>
+        </w:rPr>
         <w:t xml:space="preserve"> is an algorithm (originally used by Google) that ranks web pages by </w:t>
       </w:r>
       <w:r>
         <w:rPr>
           <w:b/>
+          <w:i w:val="0"/>
         </w:rPr>
         <w:t>importance</w:t>
       </w:r>
       <w:r>
+        <w:rPr>
+          <w:b w:val="0"/>
+          <w:i w:val="0"/>
+        </w:rPr>
         <w:t xml:space="preserve">, mainly based on the </w:t>
       </w:r>
       <w:r>
         <w:rPr>
           <w:b/>
+          <w:i w:val="0"/>
         </w:rPr>
         <w:t>links pointing to them</w:t>
       </w:r>
       <w:r>
+        <w:rPr>
+          <w:b w:val="0"/>
+          <w:i w:val="0"/>
+        </w:rPr>
         <w:t>.</w:t>
       </w:r>
     </w:p>
     <w:p>
       <w:r>
+        <w:rPr>
+          <w:b w:val="0"/>
+          <w:i w:val="0"/>
+        </w:rPr>
         <w:t>Conceptually:</w:t>
       </w:r>
     </w:p>
@@ -4394,15 +6146,24 @@
         <w:pStyle w:val="ListBullet"/>
       </w:pPr>
       <w:r>
+        <w:rPr>
+          <w:b w:val="0"/>
+          <w:i w:val="0"/>
+        </w:rPr>
         <w:t xml:space="preserve">Each link to a page is treated like a </w:t>
       </w:r>
       <w:r>
         <w:rPr>
           <w:b/>
+          <w:i w:val="0"/>
         </w:rPr>
         <w:t>"vote"</w:t>
       </w:r>
       <w:r>
+        <w:rPr>
+          <w:b w:val="0"/>
+          <w:i w:val="0"/>
+        </w:rPr>
         <w:t xml:space="preserve"> of confidence.</w:t>
       </w:r>
     </w:p>
@@ -4411,24 +6172,38 @@
         <w:pStyle w:val="ListBullet"/>
       </w:pPr>
       <w:r>
+        <w:rPr>
+          <w:b w:val="0"/>
+          <w:i w:val="0"/>
+        </w:rPr>
         <w:t xml:space="preserve">A link from an </w:t>
       </w:r>
       <w:r>
         <w:rPr>
           <w:b/>
+          <w:i w:val="0"/>
         </w:rPr>
         <w:t>important</w:t>
       </w:r>
       <w:r>
+        <w:rPr>
+          <w:b w:val="0"/>
+          <w:i w:val="0"/>
+        </w:rPr>
         <w:t xml:space="preserve"> page (one that itself has a high PageRank) is worth </w:t>
       </w:r>
       <w:r>
         <w:rPr>
           <w:b/>
+          <w:i w:val="0"/>
         </w:rPr>
         <w:t>more</w:t>
       </w:r>
       <w:r>
+        <w:rPr>
+          <w:b w:val="0"/>
+          <w:i w:val="0"/>
+        </w:rPr>
         <w:t xml:space="preserve"> than a link from an unimportant page.</w:t>
       </w:r>
     </w:p>
@@ -4437,15 +6212,24 @@
         <w:pStyle w:val="ListBullet"/>
       </w:pPr>
       <w:r>
+        <w:rPr>
+          <w:b w:val="0"/>
+          <w:i w:val="0"/>
+        </w:rPr>
         <w:t xml:space="preserve">A page that links to </w:t>
       </w:r>
       <w:r>
         <w:rPr>
           <w:b/>
+          <w:i w:val="0"/>
         </w:rPr>
         <w:t>many</w:t>
       </w:r>
       <w:r>
+        <w:rPr>
+          <w:b w:val="0"/>
+          <w:i w:val="0"/>
+        </w:rPr>
         <w:t xml:space="preserve"> pages spreads its "vote" thinly — each outgoing link passes on a fraction of its PageRank (its rank divided by the number of outgoing links).</w:t>
       </w:r>
     </w:p>
@@ -4454,15 +6238,24 @@
         <w:pStyle w:val="ListBullet"/>
       </w:pPr>
       <w:r>
+        <w:rPr>
+          <w:b w:val="0"/>
+          <w:i w:val="0"/>
+        </w:rPr>
         <w:t xml:space="preserve">A </w:t>
       </w:r>
       <w:r>
         <w:rPr>
           <w:b/>
+          <w:i w:val="0"/>
         </w:rPr>
         <w:t>damping factor</w:t>
       </w:r>
       <w:r>
+        <w:rPr>
+          <w:b w:val="0"/>
+          <w:i w:val="0"/>
+        </w:rPr>
         <w:t xml:space="preserve"> (often ~0.85) models the chance a "random surfer" keeps clicking links rather than jumping to a random page, and stops ranks growing without bound.</w:t>
       </w:r>
     </w:p>
@@ -4471,29 +6264,47 @@
         <w:pStyle w:val="ListBullet"/>
       </w:pPr>
       <w:r>
+        <w:rPr>
+          <w:b w:val="0"/>
+          <w:i w:val="0"/>
+        </w:rPr>
         <w:t xml:space="preserve">The calculation is </w:t>
       </w:r>
       <w:r>
         <w:rPr>
           <w:b/>
+          <w:i w:val="0"/>
         </w:rPr>
         <w:t>iterative</w:t>
       </w:r>
       <w:r>
+        <w:rPr>
+          <w:b w:val="0"/>
+          <w:i w:val="0"/>
+        </w:rPr>
         <w:t xml:space="preserve">: PageRank values are recalculated repeatedly until they </w:t>
       </w:r>
       <w:r>
         <w:rPr>
           <w:b/>
+          <w:i w:val="0"/>
         </w:rPr>
         <w:t>converge</w:t>
       </w:r>
       <w:r>
+        <w:rPr>
+          <w:b w:val="0"/>
+          <w:i w:val="0"/>
+        </w:rPr>
         <w:t xml:space="preserve"> (stop changing significantly).</w:t>
       </w:r>
     </w:p>
     <w:p>
       <w:r>
+        <w:rPr>
+          <w:b w:val="0"/>
+          <w:i w:val="0"/>
+        </w:rPr>
         <w:t>So a page is ranked highly if many pages — especially important ones — link to it.</w:t>
       </w:r>
     </w:p>
@@ -4503,15 +6314,24 @@
         <w:shd w:fill="FFF8E7"/>
       </w:pPr>
       <w:r>
+        <w:rPr>
+          <w:b w:val="0"/>
+          <w:i w:val="0"/>
+        </w:rPr>
         <w:t xml:space="preserve">💡 </w:t>
       </w:r>
       <w:r>
         <w:rPr>
           <w:b/>
-        </w:rPr>
-        <w:t>A\* extension:</w:t>
-      </w:r>
-      <w:r>
+          <w:i w:val="0"/>
+        </w:rPr>
+        <w:t>A* extension:</w:t>
+      </w:r>
+      <w:r>
+        <w:rPr>
+          <w:b w:val="0"/>
+          <w:i w:val="0"/>
+        </w:rPr>
         <w:t xml:space="preserve"> PageRank uses links, not just keyword matching, so it is harder to manipulate by stuffing a page with keywords. The random surfer model and damping factor guarantee the iterative process converges. PageRank is only one signal; real search ranking also uses content relevance, freshness and many other factors.</w:t>
       </w:r>
     </w:p>
@@ -4520,6 +6340,10 @@
         <w:pStyle w:val="Heading3"/>
       </w:pPr>
       <w:r>
+        <w:rPr>
+          <w:b w:val="0"/>
+          <w:i w:val="0"/>
+        </w:rPr>
         <w:t>Server-side vs client-side processing</w:t>
       </w:r>
     </w:p>
@@ -4527,19 +6351,29 @@
       <w:r>
         <w:rPr>
           <w:b/>
+          <w:i w:val="0"/>
         </w:rPr>
         <w:t>Client-side processing</w:t>
       </w:r>
       <w:r>
+        <w:rPr>
+          <w:b w:val="0"/>
+          <w:i w:val="0"/>
+        </w:rPr>
         <w:t xml:space="preserve"> — code runs in the </w:t>
       </w:r>
       <w:r>
         <w:rPr>
           <w:b/>
+          <w:i w:val="0"/>
         </w:rPr>
         <w:t>user's browser</w:t>
       </w:r>
       <w:r>
+        <w:rPr>
+          <w:b w:val="0"/>
+          <w:i w:val="0"/>
+        </w:rPr>
         <w:t xml:space="preserve"> (e.g. JavaScript).</w:t>
       </w:r>
     </w:p>
@@ -4548,6 +6382,10 @@
         <w:pStyle w:val="ListBullet"/>
       </w:pPr>
       <w:r>
+        <w:rPr>
+          <w:b w:val="0"/>
+          <w:i w:val="0"/>
+        </w:rPr>
         <w:t>Advantages: fast response (no round trip to server), reduces server load, immediate feedback (e.g. form validation).</w:t>
       </w:r>
     </w:p>
@@ -4556,24 +6394,38 @@
         <w:pStyle w:val="ListBullet"/>
       </w:pPr>
       <w:r>
+        <w:rPr>
+          <w:b w:val="0"/>
+          <w:i w:val="0"/>
+        </w:rPr>
         <w:t xml:space="preserve">Disadvantages: depends on the user's device/browser; can be </w:t>
       </w:r>
       <w:r>
         <w:rPr>
           <w:b/>
+          <w:i w:val="0"/>
         </w:rPr>
         <w:t>viewed and disabled/bypassed</w:t>
       </w:r>
       <w:r>
+        <w:rPr>
+          <w:b w:val="0"/>
+          <w:i w:val="0"/>
+        </w:rPr>
         <w:t xml:space="preserve"> by the user, so it is </w:t>
       </w:r>
       <w:r>
         <w:rPr>
           <w:b/>
+          <w:i w:val="0"/>
         </w:rPr>
         <w:t>not secure</w:t>
       </w:r>
       <w:r>
+        <w:rPr>
+          <w:b w:val="0"/>
+          <w:i w:val="0"/>
+        </w:rPr>
         <w:t xml:space="preserve"> on its own.</w:t>
       </w:r>
     </w:p>
@@ -4581,19 +6433,29 @@
       <w:r>
         <w:rPr>
           <w:b/>
+          <w:i w:val="0"/>
         </w:rPr>
         <w:t>Server-side processing</w:t>
       </w:r>
       <w:r>
+        <w:rPr>
+          <w:b w:val="0"/>
+          <w:i w:val="0"/>
+        </w:rPr>
         <w:t xml:space="preserve"> — code runs on the </w:t>
       </w:r>
       <w:r>
         <w:rPr>
           <w:b/>
+          <w:i w:val="0"/>
         </w:rPr>
         <w:t>web server</w:t>
       </w:r>
       <w:r>
+        <w:rPr>
+          <w:b w:val="0"/>
+          <w:i w:val="0"/>
+        </w:rPr>
         <w:t xml:space="preserve"> (e.g. PHP, querying a database).</w:t>
       </w:r>
     </w:p>
@@ -4602,15 +6464,24 @@
         <w:pStyle w:val="ListBullet"/>
       </w:pPr>
       <w:r>
+        <w:rPr>
+          <w:b w:val="0"/>
+          <w:i w:val="0"/>
+        </w:rPr>
         <w:t xml:space="preserve">Advantages: more </w:t>
       </w:r>
       <w:r>
         <w:rPr>
           <w:b/>
+          <w:i w:val="0"/>
         </w:rPr>
         <w:t>secure</w:t>
       </w:r>
       <w:r>
+        <w:rPr>
+          <w:b w:val="0"/>
+          <w:i w:val="0"/>
+        </w:rPr>
         <w:t xml:space="preserve"> (code/data hidden from user), can access server databases, not dependent on client device.</w:t>
       </w:r>
     </w:p>
@@ -4619,6 +6490,10 @@
         <w:pStyle w:val="ListBullet"/>
       </w:pPr>
       <w:r>
+        <w:rPr>
+          <w:b w:val="0"/>
+          <w:i w:val="0"/>
+        </w:rPr>
         <w:t>Disadvantages: increases server load; slower due to network round trips.</w:t>
       </w:r>
     </w:p>
@@ -4661,6 +6536,7 @@
             <w:r>
               <w:rPr>
                 <w:b/>
+                <w:i w:val="0"/>
               </w:rPr>
               <w:t>Client-side</w:t>
             </w:r>
@@ -4680,6 +6556,7 @@
             <w:r>
               <w:rPr>
                 <w:b/>
+                <w:i w:val="0"/>
               </w:rPr>
               <w:t>Server-side</w:t>
             </w:r>
@@ -4694,6 +6571,10 @@
           <w:p>
             <w:r/>
             <w:r>
+              <w:rPr>
+                <w:b w:val="0"/>
+                <w:i w:val="0"/>
+              </w:rPr>
               <w:t>Where it runs</w:t>
             </w:r>
           </w:p>
@@ -4705,6 +6586,10 @@
           <w:p>
             <w:r/>
             <w:r>
+              <w:rPr>
+                <w:b w:val="0"/>
+                <w:i w:val="0"/>
+              </w:rPr>
               <w:t>User's browser</w:t>
             </w:r>
           </w:p>
@@ -4716,6 +6601,10 @@
           <w:p>
             <w:r/>
             <w:r>
+              <w:rPr>
+                <w:b w:val="0"/>
+                <w:i w:val="0"/>
+              </w:rPr>
               <w:t>Web server</w:t>
             </w:r>
           </w:p>
@@ -4729,6 +6618,10 @@
           <w:p>
             <w:r/>
             <w:r>
+              <w:rPr>
+                <w:b w:val="0"/>
+                <w:i w:val="0"/>
+              </w:rPr>
               <w:t>Speed/responsiveness</w:t>
             </w:r>
           </w:p>
@@ -4740,6 +6633,10 @@
           <w:p>
             <w:r/>
             <w:r>
+              <w:rPr>
+                <w:b w:val="0"/>
+                <w:i w:val="0"/>
+              </w:rPr>
               <w:t>Fast, immediate</w:t>
             </w:r>
           </w:p>
@@ -4751,6 +6648,10 @@
           <w:p>
             <w:r/>
             <w:r>
+              <w:rPr>
+                <w:b w:val="0"/>
+                <w:i w:val="0"/>
+              </w:rPr>
               <w:t>Slower (round trip)</w:t>
             </w:r>
           </w:p>
@@ -4764,6 +6665,10 @@
           <w:p>
             <w:r/>
             <w:r>
+              <w:rPr>
+                <w:b w:val="0"/>
+                <w:i w:val="0"/>
+              </w:rPr>
               <w:t>Security</w:t>
             </w:r>
           </w:p>
@@ -4775,6 +6680,10 @@
           <w:p>
             <w:r/>
             <w:r>
+              <w:rPr>
+                <w:b w:val="0"/>
+                <w:i w:val="0"/>
+              </w:rPr>
               <w:t>Insecure, user can see/bypass</w:t>
             </w:r>
           </w:p>
@@ -4786,6 +6695,10 @@
           <w:p>
             <w:r/>
             <w:r>
+              <w:rPr>
+                <w:b w:val="0"/>
+                <w:i w:val="0"/>
+              </w:rPr>
               <w:t>Secure, hidden</w:t>
             </w:r>
           </w:p>
@@ -4799,6 +6712,10 @@
           <w:p>
             <w:r/>
             <w:r>
+              <w:rPr>
+                <w:b w:val="0"/>
+                <w:i w:val="0"/>
+              </w:rPr>
               <w:t>Server load</w:t>
             </w:r>
           </w:p>
@@ -4810,6 +6727,10 @@
           <w:p>
             <w:r/>
             <w:r>
+              <w:rPr>
+                <w:b w:val="0"/>
+                <w:i w:val="0"/>
+              </w:rPr>
               <w:t>Reduced</w:t>
             </w:r>
           </w:p>
@@ -4821,6 +6742,10 @@
           <w:p>
             <w:r/>
             <w:r>
+              <w:rPr>
+                <w:b w:val="0"/>
+                <w:i w:val="0"/>
+              </w:rPr>
               <w:t>Increased</w:t>
             </w:r>
           </w:p>
@@ -4834,6 +6759,10 @@
           <w:p>
             <w:r/>
             <w:r>
+              <w:rPr>
+                <w:b w:val="0"/>
+                <w:i w:val="0"/>
+              </w:rPr>
               <w:t>Example</w:t>
             </w:r>
           </w:p>
@@ -4845,6 +6774,10 @@
           <w:p>
             <w:r/>
             <w:r>
+              <w:rPr>
+                <w:b w:val="0"/>
+                <w:i w:val="0"/>
+              </w:rPr>
               <w:t>JavaScript form validation</w:t>
             </w:r>
           </w:p>
@@ -4856,6 +6789,10 @@
           <w:p>
             <w:r/>
             <w:r>
+              <w:rPr>
+                <w:b w:val="0"/>
+                <w:i w:val="0"/>
+              </w:rPr>
               <w:t>Database query, login check</w:t>
             </w:r>
           </w:p>
@@ -4869,33 +6806,52 @@
         <w:shd w:fill="FFF8E7"/>
       </w:pPr>
       <w:r>
+        <w:rPr>
+          <w:b w:val="0"/>
+          <w:i w:val="0"/>
+        </w:rPr>
         <w:t xml:space="preserve">💡 </w:t>
       </w:r>
       <w:r>
         <w:rPr>
           <w:b/>
-        </w:rPr>
-        <w:t>A\* extension:</w:t>
-      </w:r>
-      <w:r>
+          <w:i w:val="0"/>
+        </w:rPr>
+        <w:t>A* extension:</w:t>
+      </w:r>
+      <w:r>
+        <w:rPr>
+          <w:b w:val="0"/>
+          <w:i w:val="0"/>
+        </w:rPr>
         <w:t xml:space="preserve"> A common exam scenario is form validation. </w:t>
       </w:r>
       <w:r>
         <w:rPr>
           <w:b/>
+          <w:i w:val="0"/>
         </w:rPr>
         <w:t>Client-side</w:t>
       </w:r>
       <w:r>
+        <w:rPr>
+          <w:b w:val="0"/>
+          <w:i w:val="0"/>
+        </w:rPr>
         <w:t xml:space="preserve"> validation gives instant feedback and reduces wasted server requests, but a malicious user can bypass it. Therefore important checks (e.g. login, payment) </w:t>
       </w:r>
       <w:r>
         <w:rPr>
           <w:b/>
+          <w:i w:val="0"/>
         </w:rPr>
         <w:t>must also</w:t>
       </w:r>
       <w:r>
+        <w:rPr>
+          <w:b w:val="0"/>
+          <w:i w:val="0"/>
+        </w:rPr>
         <w:t xml:space="preserve"> be validated server-side. Best practice is to do both.</w:t>
       </w:r>
     </w:p>
@@ -4911,6 +6867,10 @@
         <w:pStyle w:val="Heading2"/>
       </w:pPr>
       <w:r>
+        <w:rPr>
+          <w:b w:val="0"/>
+          <w:i w:val="0"/>
+        </w:rPr>
         <w:t>Worked examples</w:t>
       </w:r>
     </w:p>
@@ -4919,11 +6879,19 @@
         <w:pStyle w:val="Heading3"/>
       </w:pPr>
       <w:r>
+        <w:rPr>
+          <w:b w:val="0"/>
+          <w:i w:val="0"/>
+        </w:rPr>
         <w:t>Worked example 1 — Run length encoding (RLE)</w:t>
       </w:r>
     </w:p>
     <w:p>
       <w:r>
+        <w:rPr>
+          <w:b w:val="0"/>
+          <w:i w:val="0"/>
+        </w:rPr>
         <w:t>Consider a row of pixels where each character is a colour:</w:t>
       </w:r>
     </w:p>
@@ -4941,6 +6909,10 @@
     </w:p>
     <w:p>
       <w:r>
+        <w:rPr>
+          <w:b w:val="0"/>
+          <w:i w:val="0"/>
+        </w:rPr>
         <w:t>Count each run (value + number of repeats):</w:t>
       </w:r>
     </w:p>
@@ -4958,16 +6930,26 @@
     </w:p>
     <w:p>
       <w:r>
+        <w:rPr>
+          <w:b w:val="0"/>
+          <w:i w:val="0"/>
+        </w:rPr>
         <w:t xml:space="preserve">Encoded as pairs (count, value): </w:t>
       </w:r>
       <w:r>
         <w:rPr>
           <w:rFonts w:ascii="Consolas" w:hAnsi="Consolas"/>
+          <w:b w:val="0"/>
+          <w:i w:val="0"/>
           <w:sz w:val="19"/>
         </w:rPr>
         <w:t>12W1B12W3B</w:t>
       </w:r>
       <w:r>
+        <w:rPr>
+          <w:b w:val="0"/>
+          <w:i w:val="0"/>
+        </w:rPr>
         <w:t>.</w:t>
       </w:r>
     </w:p>
@@ -4976,6 +6958,10 @@
         <w:pStyle w:val="ListBullet"/>
       </w:pPr>
       <w:r>
+        <w:rPr>
+          <w:b w:val="0"/>
+          <w:i w:val="0"/>
+        </w:rPr>
         <w:t>Original: 27 characters.</w:t>
       </w:r>
     </w:p>
@@ -4984,6 +6970,10 @@
         <w:pStyle w:val="ListBullet"/>
       </w:pPr>
       <w:r>
+        <w:rPr>
+          <w:b w:val="0"/>
+          <w:i w:val="0"/>
+        </w:rPr>
         <w:t>Encoded: stores 4 runs (8 symbols).</w:t>
       </w:r>
     </w:p>
@@ -4992,15 +6982,24 @@
         <w:pStyle w:val="ListBullet"/>
       </w:pPr>
       <w:r>
+        <w:rPr>
+          <w:b w:val="0"/>
+          <w:i w:val="0"/>
+        </w:rPr>
         <w:t xml:space="preserve">This is </w:t>
       </w:r>
       <w:r>
         <w:rPr>
           <w:b/>
+          <w:i w:val="0"/>
         </w:rPr>
         <w:t>lossless</w:t>
       </w:r>
       <w:r>
+        <w:rPr>
+          <w:b w:val="0"/>
+          <w:i w:val="0"/>
+        </w:rPr>
         <w:t xml:space="preserve"> — the exact original can be reconstructed.</w:t>
       </w:r>
     </w:p>
@@ -5008,39 +7007,61 @@
       <w:r>
         <w:rPr>
           <w:b/>
+          <w:i w:val="0"/>
         </w:rPr>
         <w:t>Why it can fail:</w:t>
       </w:r>
       <w:r>
+        <w:rPr>
+          <w:b w:val="0"/>
+          <w:i w:val="0"/>
+        </w:rPr>
         <w:t xml:space="preserve"> for data with no repeats, e.g. </w:t>
       </w:r>
       <w:r>
         <w:rPr>
           <w:rFonts w:ascii="Consolas" w:hAnsi="Consolas"/>
+          <w:b w:val="0"/>
+          <w:i w:val="0"/>
           <w:sz w:val="19"/>
         </w:rPr>
         <w:t>ABCDEF</w:t>
       </w:r>
       <w:r>
+        <w:rPr>
+          <w:b w:val="0"/>
+          <w:i w:val="0"/>
+        </w:rPr>
         <w:t xml:space="preserve">, RLE gives </w:t>
       </w:r>
       <w:r>
         <w:rPr>
           <w:rFonts w:ascii="Consolas" w:hAnsi="Consolas"/>
+          <w:b w:val="0"/>
+          <w:i w:val="0"/>
           <w:sz w:val="19"/>
         </w:rPr>
         <w:t>1A1B1C1D1E1F</w:t>
       </w:r>
       <w:r>
+        <w:rPr>
+          <w:b w:val="0"/>
+          <w:i w:val="0"/>
+        </w:rPr>
         <w:t xml:space="preserve">, which is </w:t>
       </w:r>
       <w:r>
         <w:rPr>
           <w:b/>
+          <w:i w:val="0"/>
         </w:rPr>
         <w:t>larger</w:t>
       </w:r>
       <w:r>
+        <w:rPr>
+          <w:b w:val="0"/>
+          <w:i w:val="0"/>
+        </w:rPr>
         <w:t xml:space="preserve"> than the original. RLE only saves space when there are long runs.</w:t>
       </w:r>
     </w:p>
@@ -5049,20 +7070,33 @@
         <w:pStyle w:val="Heading3"/>
       </w:pPr>
       <w:r>
+        <w:rPr>
+          <w:b w:val="0"/>
+          <w:i w:val="0"/>
+        </w:rPr>
         <w:t>Worked example 2 — Normalisation (UNF → 1NF → 2NF → 3NF)</w:t>
       </w:r>
     </w:p>
     <w:p>
       <w:r>
+        <w:rPr>
+          <w:b w:val="0"/>
+          <w:i w:val="0"/>
+        </w:rPr>
         <w:t xml:space="preserve">Start with an </w:t>
       </w:r>
       <w:r>
         <w:rPr>
           <w:b/>
+          <w:i w:val="0"/>
         </w:rPr>
         <w:t>unnormalised</w:t>
       </w:r>
       <w:r>
+        <w:rPr>
+          <w:b w:val="0"/>
+          <w:i w:val="0"/>
+        </w:rPr>
         <w:t xml:space="preserve"> flat table storing student orders for revision guides:</w:t>
       </w:r>
     </w:p>
@@ -5093,6 +7127,7 @@
             <w:r>
               <w:rPr>
                 <w:b/>
+                <w:i w:val="0"/>
               </w:rPr>
               <w:t>OrderID</w:t>
             </w:r>
@@ -5112,6 +7147,7 @@
             <w:r>
               <w:rPr>
                 <w:b/>
+                <w:i w:val="0"/>
               </w:rPr>
               <w:t>StudentName</w:t>
             </w:r>
@@ -5131,6 +7167,7 @@
             <w:r>
               <w:rPr>
                 <w:b/>
+                <w:i w:val="0"/>
               </w:rPr>
               <w:t>TutorGroup</w:t>
             </w:r>
@@ -5150,6 +7187,7 @@
             <w:r>
               <w:rPr>
                 <w:b/>
+                <w:i w:val="0"/>
               </w:rPr>
               <w:t>Books (Title, Price)...</w:t>
             </w:r>
@@ -5160,6 +7198,10 @@
     <w:p/>
     <w:p>
       <w:r>
+        <w:rPr>
+          <w:b w:val="0"/>
+          <w:i w:val="0"/>
+        </w:rPr>
         <w:t>Problems: repeating group of books, redundant data (tutor group repeated), mixed entities.</w:t>
       </w:r>
     </w:p>
@@ -5167,10 +7209,15 @@
       <w:r>
         <w:rPr>
           <w:b/>
+          <w:i w:val="0"/>
         </w:rPr>
         <w:t>1NF — remove repeating groups; atomic values; primary key.</w:t>
       </w:r>
       <w:r>
+        <w:rPr>
+          <w:b w:val="0"/>
+          <w:i w:val="0"/>
+        </w:rPr>
         <w:t xml:space="preserve"> Each row holds one book ordered:</w:t>
       </w:r>
     </w:p>
@@ -5178,6 +7225,8 @@
       <w:r>
         <w:rPr>
           <w:rFonts w:ascii="Consolas" w:hAnsi="Consolas"/>
+          <w:b w:val="0"/>
+          <w:i w:val="0"/>
           <w:sz w:val="19"/>
         </w:rPr>
         <w:t>Order(OrderID, StudentID, StudentName, TutorGroup, BookID, BookTitle, BookPrice, Quantity)</w:t>
@@ -5185,16 +7234,26 @@
     </w:p>
     <w:p>
       <w:r>
+        <w:rPr>
+          <w:b w:val="0"/>
+          <w:i w:val="0"/>
+        </w:rPr>
         <w:t xml:space="preserve">Primary key: composite </w:t>
       </w:r>
       <w:r>
         <w:rPr>
           <w:rFonts w:ascii="Consolas" w:hAnsi="Consolas"/>
+          <w:b w:val="0"/>
+          <w:i w:val="0"/>
           <w:sz w:val="19"/>
         </w:rPr>
         <w:t>(OrderID, BookID)</w:t>
       </w:r>
       <w:r>
+        <w:rPr>
+          <w:b w:val="0"/>
+          <w:i w:val="0"/>
+        </w:rPr>
         <w:t>.</w:t>
       </w:r>
     </w:p>
@@ -5202,6 +7261,7 @@
       <w:r>
         <w:rPr>
           <w:b/>
+          <w:i w:val="0"/>
         </w:rPr>
         <w:t>2NF — remove partial dependencies (depend on the whole composite key).</w:t>
       </w:r>
@@ -5213,41 +7273,65 @@
       <w:r>
         <w:rPr>
           <w:rFonts w:ascii="Consolas" w:hAnsi="Consolas"/>
+          <w:b w:val="0"/>
+          <w:i w:val="0"/>
           <w:sz w:val="19"/>
         </w:rPr>
         <w:t>BookTitle</w:t>
       </w:r>
       <w:r>
+        <w:rPr>
+          <w:b w:val="0"/>
+          <w:i w:val="0"/>
+        </w:rPr>
         <w:t xml:space="preserve">, </w:t>
       </w:r>
       <w:r>
         <w:rPr>
           <w:rFonts w:ascii="Consolas" w:hAnsi="Consolas"/>
+          <w:b w:val="0"/>
+          <w:i w:val="0"/>
           <w:sz w:val="19"/>
         </w:rPr>
         <w:t>BookPrice</w:t>
       </w:r>
       <w:r>
+        <w:rPr>
+          <w:b w:val="0"/>
+          <w:i w:val="0"/>
+        </w:rPr>
         <w:t xml:space="preserve"> depend only on </w:t>
       </w:r>
       <w:r>
         <w:rPr>
           <w:rFonts w:ascii="Consolas" w:hAnsi="Consolas"/>
+          <w:b w:val="0"/>
+          <w:i w:val="0"/>
           <w:sz w:val="19"/>
         </w:rPr>
         <w:t>BookID</w:t>
       </w:r>
       <w:r>
+        <w:rPr>
+          <w:b w:val="0"/>
+          <w:i w:val="0"/>
+        </w:rPr>
         <w:t xml:space="preserve"> (part of the key) → move to a </w:t>
       </w:r>
       <w:r>
         <w:rPr>
           <w:rFonts w:ascii="Consolas" w:hAnsi="Consolas"/>
+          <w:b w:val="0"/>
+          <w:i w:val="0"/>
           <w:sz w:val="19"/>
         </w:rPr>
         <w:t>Book</w:t>
       </w:r>
       <w:r>
+        <w:rPr>
+          <w:b w:val="0"/>
+          <w:i w:val="0"/>
+        </w:rPr>
         <w:t xml:space="preserve"> table.</w:t>
       </w:r>
     </w:p>
@@ -5258,31 +7342,49 @@
       <w:r>
         <w:rPr>
           <w:rFonts w:ascii="Consolas" w:hAnsi="Consolas"/>
+          <w:b w:val="0"/>
+          <w:i w:val="0"/>
           <w:sz w:val="19"/>
         </w:rPr>
         <w:t>StudentName</w:t>
       </w:r>
       <w:r>
+        <w:rPr>
+          <w:b w:val="0"/>
+          <w:i w:val="0"/>
+        </w:rPr>
         <w:t xml:space="preserve">, </w:t>
       </w:r>
       <w:r>
         <w:rPr>
           <w:rFonts w:ascii="Consolas" w:hAnsi="Consolas"/>
+          <w:b w:val="0"/>
+          <w:i w:val="0"/>
           <w:sz w:val="19"/>
         </w:rPr>
         <w:t>TutorGroup</w:t>
       </w:r>
       <w:r>
+        <w:rPr>
+          <w:b w:val="0"/>
+          <w:i w:val="0"/>
+        </w:rPr>
         <w:t xml:space="preserve"> depend only on </w:t>
       </w:r>
       <w:r>
         <w:rPr>
           <w:rFonts w:ascii="Consolas" w:hAnsi="Consolas"/>
+          <w:b w:val="0"/>
+          <w:i w:val="0"/>
           <w:sz w:val="19"/>
         </w:rPr>
         <w:t>OrderID</w:t>
       </w:r>
       <w:r>
+        <w:rPr>
+          <w:b w:val="0"/>
+          <w:i w:val="0"/>
+        </w:rPr>
         <w:t xml:space="preserve"> (via the student) → move out.</w:t>
       </w:r>
     </w:p>
@@ -5306,52 +7408,81 @@
       <w:r>
         <w:rPr>
           <w:b/>
+          <w:i w:val="0"/>
         </w:rPr>
         <w:t>3NF — remove transitive dependencies (non-key → non-key).</w:t>
       </w:r>
     </w:p>
     <w:p>
       <w:r>
+        <w:rPr>
+          <w:b w:val="0"/>
+          <w:i w:val="0"/>
+        </w:rPr>
         <w:t xml:space="preserve">Suppose each </w:t>
       </w:r>
       <w:r>
         <w:rPr>
           <w:rFonts w:ascii="Consolas" w:hAnsi="Consolas"/>
+          <w:b w:val="0"/>
+          <w:i w:val="0"/>
           <w:sz w:val="19"/>
         </w:rPr>
         <w:t>TutorGroup</w:t>
       </w:r>
       <w:r>
+        <w:rPr>
+          <w:b w:val="0"/>
+          <w:i w:val="0"/>
+        </w:rPr>
         <w:t xml:space="preserve"> determines a </w:t>
       </w:r>
       <w:r>
         <w:rPr>
           <w:rFonts w:ascii="Consolas" w:hAnsi="Consolas"/>
+          <w:b w:val="0"/>
+          <w:i w:val="0"/>
           <w:sz w:val="19"/>
         </w:rPr>
         <w:t>Teacher</w:t>
       </w:r>
       <w:r>
+        <w:rPr>
+          <w:b w:val="0"/>
+          <w:i w:val="0"/>
+        </w:rPr>
         <w:t xml:space="preserve">. </w:t>
       </w:r>
       <w:r>
         <w:rPr>
           <w:rFonts w:ascii="Consolas" w:hAnsi="Consolas"/>
+          <w:b w:val="0"/>
+          <w:i w:val="0"/>
           <w:sz w:val="19"/>
         </w:rPr>
         <w:t>Teacher</w:t>
       </w:r>
       <w:r>
+        <w:rPr>
+          <w:b w:val="0"/>
+          <w:i w:val="0"/>
+        </w:rPr>
         <w:t xml:space="preserve"> depends on </w:t>
       </w:r>
       <w:r>
         <w:rPr>
           <w:rFonts w:ascii="Consolas" w:hAnsi="Consolas"/>
+          <w:b w:val="0"/>
+          <w:i w:val="0"/>
           <w:sz w:val="19"/>
         </w:rPr>
         <w:t>TutorGroup</w:t>
       </w:r>
       <w:r>
+        <w:rPr>
+          <w:b w:val="0"/>
+          <w:i w:val="0"/>
+        </w:rPr>
         <w:t>, not directly on the student key → split it out:</w:t>
       </w:r>
     </w:p>
@@ -5377,25 +7508,40 @@
     </w:p>
     <w:p>
       <w:r>
+        <w:rPr>
+          <w:b w:val="0"/>
+          <w:i w:val="0"/>
+        </w:rPr>
         <w:t>(</w:t>
       </w:r>
       <w:r>
         <w:rPr>
           <w:rFonts w:ascii="Consolas" w:hAnsi="Consolas"/>
+          <w:b w:val="0"/>
+          <w:i w:val="0"/>
           <w:sz w:val="19"/>
         </w:rPr>
         <w:t>*</w:t>
       </w:r>
       <w:r>
+        <w:rPr>
+          <w:b w:val="0"/>
+          <w:i w:val="0"/>
+        </w:rPr>
         <w:t xml:space="preserve"> = foreign key.) Now every non-key attribute depends on </w:t>
       </w:r>
       <w:r>
         <w:rPr>
           <w:b/>
+          <w:i w:val="0"/>
         </w:rPr>
         <w:t>the key, the whole key, and nothing but the key.</w:t>
       </w:r>
       <w:r>
+        <w:rPr>
+          <w:b w:val="0"/>
+          <w:i w:val="0"/>
+        </w:rPr>
         <w:t xml:space="preserve"> Redundancy and update anomalies are removed.</w:t>
       </w:r>
     </w:p>
@@ -5404,11 +7550,19 @@
         <w:pStyle w:val="Heading3"/>
       </w:pPr>
       <w:r>
+        <w:rPr>
+          <w:b w:val="0"/>
+          <w:i w:val="0"/>
+        </w:rPr>
         <w:t>Worked example 3 — SQL query</w:t>
       </w:r>
     </w:p>
     <w:p>
       <w:r>
+        <w:rPr>
+          <w:b w:val="0"/>
+          <w:i w:val="0"/>
+        </w:rPr>
         <w:t>"List the surname and tutor group of all Year 13 students whose surname begins with 'M', sorted alphabetically."</w:t>
       </w:r>
     </w:p>
@@ -5435,11 +7589,19 @@
         <w:pStyle w:val="Heading3"/>
       </w:pPr>
       <w:r>
+        <w:rPr>
+          <w:b w:val="0"/>
+          <w:i w:val="0"/>
+        </w:rPr>
         <w:t>Worked example 4 — PageRank explained simply</w:t>
       </w:r>
     </w:p>
     <w:p>
       <w:r>
+        <w:rPr>
+          <w:b w:val="0"/>
+          <w:i w:val="0"/>
+        </w:rPr>
         <w:t>Imagine pages A, B, C, D.</w:t>
       </w:r>
     </w:p>
@@ -5448,15 +7610,24 @@
         <w:pStyle w:val="ListBullet"/>
       </w:pPr>
       <w:r>
+        <w:rPr>
+          <w:b w:val="0"/>
+          <w:i w:val="0"/>
+        </w:rPr>
         <w:t xml:space="preserve">B, C and D </w:t>
       </w:r>
       <w:r>
         <w:rPr>
           <w:b/>
+          <w:i w:val="0"/>
         </w:rPr>
         <w:t>all link to A</w:t>
       </w:r>
       <w:r>
+        <w:rPr>
+          <w:b w:val="0"/>
+          <w:i w:val="0"/>
+        </w:rPr>
         <w:t xml:space="preserve"> → A receives three "votes", so A is likely important.</w:t>
       </w:r>
     </w:p>
@@ -5465,15 +7636,24 @@
         <w:pStyle w:val="ListBullet"/>
       </w:pPr>
       <w:r>
+        <w:rPr>
+          <w:b w:val="0"/>
+          <w:i w:val="0"/>
+        </w:rPr>
         <w:t xml:space="preserve">C is itself linked to by many pages, so C has a </w:t>
       </w:r>
       <w:r>
         <w:rPr>
           <w:b/>
+          <w:i w:val="0"/>
         </w:rPr>
         <w:t>high</w:t>
       </w:r>
       <w:r>
+        <w:rPr>
+          <w:b w:val="0"/>
+          <w:i w:val="0"/>
+        </w:rPr>
         <w:t xml:space="preserve"> PageRank; its vote for A counts for a lot.</w:t>
       </w:r>
     </w:p>
@@ -5482,15 +7662,24 @@
         <w:pStyle w:val="ListBullet"/>
       </w:pPr>
       <w:r>
+        <w:rPr>
+          <w:b w:val="0"/>
+          <w:i w:val="0"/>
+        </w:rPr>
         <w:t xml:space="preserve">D links to 10 different pages, so D's vote is </w:t>
       </w:r>
       <w:r>
         <w:rPr>
           <w:b/>
+          <w:i w:val="0"/>
         </w:rPr>
         <w:t>divided 10 ways</w:t>
       </w:r>
       <w:r>
+        <w:rPr>
+          <w:b w:val="0"/>
+          <w:i w:val="0"/>
+        </w:rPr>
         <w:t xml:space="preserve"> — each page D links to gets only a small share.</w:t>
       </w:r>
     </w:p>
@@ -5499,47 +7688,75 @@
         <w:pStyle w:val="ListBullet"/>
       </w:pPr>
       <w:r>
+        <w:rPr>
+          <w:b w:val="0"/>
+          <w:i w:val="0"/>
+        </w:rPr>
         <w:t xml:space="preserve">The algorithm repeats this calculation </w:t>
       </w:r>
       <w:r>
         <w:rPr>
           <w:b/>
+          <w:i w:val="0"/>
         </w:rPr>
         <w:t>iteratively</w:t>
       </w:r>
       <w:r>
+        <w:rPr>
+          <w:b w:val="0"/>
+          <w:i w:val="0"/>
+        </w:rPr>
         <w:t xml:space="preserve"> until the values </w:t>
       </w:r>
       <w:r>
         <w:rPr>
           <w:b/>
+          <w:i w:val="0"/>
         </w:rPr>
         <w:t>converge</w:t>
       </w:r>
       <w:r>
+        <w:rPr>
+          <w:b w:val="0"/>
+          <w:i w:val="0"/>
+        </w:rPr>
         <w:t>.</w:t>
       </w:r>
     </w:p>
     <w:p>
       <w:r>
+        <w:rPr>
+          <w:b w:val="0"/>
+          <w:i w:val="0"/>
+        </w:rPr>
         <w:t xml:space="preserve">Result: A ranks highly because it is linked to by </w:t>
       </w:r>
       <w:r>
         <w:rPr>
           <w:b/>
+          <w:i w:val="0"/>
         </w:rPr>
         <w:t>many</w:t>
       </w:r>
       <w:r>
+        <w:rPr>
+          <w:b w:val="0"/>
+          <w:i w:val="0"/>
+        </w:rPr>
         <w:t xml:space="preserve"> pages, including at least one </w:t>
       </w:r>
       <w:r>
         <w:rPr>
           <w:b/>
+          <w:i w:val="0"/>
         </w:rPr>
         <w:t>important</w:t>
       </w:r>
       <w:r>
+        <w:rPr>
+          <w:b w:val="0"/>
+          <w:i w:val="0"/>
+        </w:rPr>
         <w:t xml:space="preserve"> page (C).</w:t>
       </w:r>
     </w:p>
@@ -5555,6 +7772,10 @@
         <w:pStyle w:val="Heading2"/>
       </w:pPr>
       <w:r>
+        <w:rPr>
+          <w:b w:val="0"/>
+          <w:i w:val="0"/>
+        </w:rPr>
         <w:t>Key terms (exam definitions)</w:t>
       </w:r>
     </w:p>
@@ -5583,6 +7804,7 @@
             <w:r>
               <w:rPr>
                 <w:b/>
+                <w:i w:val="0"/>
               </w:rPr>
               <w:t>Term</w:t>
             </w:r>
@@ -5602,6 +7824,7 @@
             <w:r>
               <w:rPr>
                 <w:b/>
+                <w:i w:val="0"/>
               </w:rPr>
               <w:t>Definition</w:t>
             </w:r>
@@ -5616,6 +7839,10 @@
           <w:p>
             <w:r/>
             <w:r>
+              <w:rPr>
+                <w:b w:val="0"/>
+                <w:i w:val="0"/>
+              </w:rPr>
               <w:t>Lossless compression</w:t>
             </w:r>
           </w:p>
@@ -5627,6 +7854,10 @@
           <w:p>
             <w:r/>
             <w:r>
+              <w:rPr>
+                <w:b w:val="0"/>
+                <w:i w:val="0"/>
+              </w:rPr>
               <w:t>Reducing file size with no permanent loss of data; original fully recoverable.</w:t>
             </w:r>
           </w:p>
@@ -5640,6 +7871,10 @@
           <w:p>
             <w:r/>
             <w:r>
+              <w:rPr>
+                <w:b w:val="0"/>
+                <w:i w:val="0"/>
+              </w:rPr>
               <w:t>Lossy compression</w:t>
             </w:r>
           </w:p>
@@ -5651,6 +7886,10 @@
           <w:p>
             <w:r/>
             <w:r>
+              <w:rPr>
+                <w:b w:val="0"/>
+                <w:i w:val="0"/>
+              </w:rPr>
               <w:t>Reducing file size by permanently removing data; original not fully recoverable.</w:t>
             </w:r>
           </w:p>
@@ -5664,6 +7903,10 @@
           <w:p>
             <w:r/>
             <w:r>
+              <w:rPr>
+                <w:b w:val="0"/>
+                <w:i w:val="0"/>
+              </w:rPr>
               <w:t>Run length encoding</w:t>
             </w:r>
           </w:p>
@@ -5675,6 +7918,10 @@
           <w:p>
             <w:r/>
             <w:r>
+              <w:rPr>
+                <w:b w:val="0"/>
+                <w:i w:val="0"/>
+              </w:rPr>
               <w:t>Lossless compression replacing runs of repeated values with a value and a count.</w:t>
             </w:r>
           </w:p>
@@ -5688,6 +7935,10 @@
           <w:p>
             <w:r/>
             <w:r>
+              <w:rPr>
+                <w:b w:val="0"/>
+                <w:i w:val="0"/>
+              </w:rPr>
               <w:t>Dictionary compression</w:t>
             </w:r>
           </w:p>
@@ -5699,6 +7950,10 @@
           <w:p>
             <w:r/>
             <w:r>
+              <w:rPr>
+                <w:b w:val="0"/>
+                <w:i w:val="0"/>
+              </w:rPr>
               <w:t>Lossless compression storing repeated patterns once in a dictionary and referencing them.</w:t>
             </w:r>
           </w:p>
@@ -5712,6 +7967,10 @@
           <w:p>
             <w:r/>
             <w:r>
+              <w:rPr>
+                <w:b w:val="0"/>
+                <w:i w:val="0"/>
+              </w:rPr>
               <w:t>Symmetric encryption</w:t>
             </w:r>
           </w:p>
@@ -5723,6 +7982,10 @@
           <w:p>
             <w:r/>
             <w:r>
+              <w:rPr>
+                <w:b w:val="0"/>
+                <w:i w:val="0"/>
+              </w:rPr>
               <w:t>Encryption using the same key to encrypt and decrypt.</w:t>
             </w:r>
           </w:p>
@@ -5736,6 +7999,10 @@
           <w:p>
             <w:r/>
             <w:r>
+              <w:rPr>
+                <w:b w:val="0"/>
+                <w:i w:val="0"/>
+              </w:rPr>
               <w:t>Asymmetric encryption</w:t>
             </w:r>
           </w:p>
@@ -5747,6 +8014,10 @@
           <w:p>
             <w:r/>
             <w:r>
+              <w:rPr>
+                <w:b w:val="0"/>
+                <w:i w:val="0"/>
+              </w:rPr>
               <w:t>Encryption using a public key and a related private key.</w:t>
             </w:r>
           </w:p>
@@ -5760,6 +8031,10 @@
           <w:p>
             <w:r/>
             <w:r>
+              <w:rPr>
+                <w:b w:val="0"/>
+                <w:i w:val="0"/>
+              </w:rPr>
               <w:t>Hashing</w:t>
             </w:r>
           </w:p>
@@ -5771,6 +8046,10 @@
           <w:p>
             <w:r/>
             <w:r>
+              <w:rPr>
+                <w:b w:val="0"/>
+                <w:i w:val="0"/>
+              </w:rPr>
               <w:t>One-way function producing a fixed-length hash from an input.</w:t>
             </w:r>
           </w:p>
@@ -5784,6 +8063,10 @@
           <w:p>
             <w:r/>
             <w:r>
+              <w:rPr>
+                <w:b w:val="0"/>
+                <w:i w:val="0"/>
+              </w:rPr>
               <w:t>Primary key</w:t>
             </w:r>
           </w:p>
@@ -5795,6 +8078,10 @@
           <w:p>
             <w:r/>
             <w:r>
+              <w:rPr>
+                <w:b w:val="0"/>
+                <w:i w:val="0"/>
+              </w:rPr>
               <w:t>Attribute(s) that uniquely identify each record in a table.</w:t>
             </w:r>
           </w:p>
@@ -5808,6 +8095,10 @@
           <w:p>
             <w:r/>
             <w:r>
+              <w:rPr>
+                <w:b w:val="0"/>
+                <w:i w:val="0"/>
+              </w:rPr>
               <w:t>Foreign key</w:t>
             </w:r>
           </w:p>
@@ -5819,6 +8110,10 @@
           <w:p>
             <w:r/>
             <w:r>
+              <w:rPr>
+                <w:b w:val="0"/>
+                <w:i w:val="0"/>
+              </w:rPr>
               <w:t>Attribute that is a primary key in another table, used to link tables.</w:t>
             </w:r>
           </w:p>
@@ -5832,6 +8127,10 @@
           <w:p>
             <w:r/>
             <w:r>
+              <w:rPr>
+                <w:b w:val="0"/>
+                <w:i w:val="0"/>
+              </w:rPr>
               <w:t>Composite key</w:t>
             </w:r>
           </w:p>
@@ -5843,6 +8142,10 @@
           <w:p>
             <w:r/>
             <w:r>
+              <w:rPr>
+                <w:b w:val="0"/>
+                <w:i w:val="0"/>
+              </w:rPr>
               <w:t>A primary key made of two or more attributes.</w:t>
             </w:r>
           </w:p>
@@ -5856,6 +8159,10 @@
           <w:p>
             <w:r/>
             <w:r>
+              <w:rPr>
+                <w:b w:val="0"/>
+                <w:i w:val="0"/>
+              </w:rPr>
               <w:t>Normalisation</w:t>
             </w:r>
           </w:p>
@@ -5867,6 +8174,10 @@
           <w:p>
             <w:r/>
             <w:r>
+              <w:rPr>
+                <w:b w:val="0"/>
+                <w:i w:val="0"/>
+              </w:rPr>
               <w:t>Organising data to reduce redundancy and remove anomalies.</w:t>
             </w:r>
           </w:p>
@@ -5880,6 +8191,10 @@
           <w:p>
             <w:r/>
             <w:r>
+              <w:rPr>
+                <w:b w:val="0"/>
+                <w:i w:val="0"/>
+              </w:rPr>
               <w:t>Referential integrity</w:t>
             </w:r>
           </w:p>
@@ -5891,6 +8206,10 @@
           <w:p>
             <w:r/>
             <w:r>
+              <w:rPr>
+                <w:b w:val="0"/>
+                <w:i w:val="0"/>
+              </w:rPr>
               <w:t>Foreign keys must always reference a valid existing primary key.</w:t>
             </w:r>
           </w:p>
@@ -5904,6 +8223,10 @@
           <w:p>
             <w:r/>
             <w:r>
+              <w:rPr>
+                <w:b w:val="0"/>
+                <w:i w:val="0"/>
+              </w:rPr>
               <w:t>Transaction</w:t>
             </w:r>
           </w:p>
@@ -5915,6 +8238,10 @@
           <w:p>
             <w:r/>
             <w:r>
+              <w:rPr>
+                <w:b w:val="0"/>
+                <w:i w:val="0"/>
+              </w:rPr>
               <w:t>A set of operations treated as a single all-or-nothing unit.</w:t>
             </w:r>
           </w:p>
@@ -5928,6 +8255,10 @@
           <w:p>
             <w:r/>
             <w:r>
+              <w:rPr>
+                <w:b w:val="0"/>
+                <w:i w:val="0"/>
+              </w:rPr>
               <w:t>ACID</w:t>
             </w:r>
           </w:p>
@@ -5939,6 +8270,10 @@
           <w:p>
             <w:r/>
             <w:r>
+              <w:rPr>
+                <w:b w:val="0"/>
+                <w:i w:val="0"/>
+              </w:rPr>
               <w:t>Atomicity, Consistency, Isolation, Durability — properties of reliable transactions.</w:t>
             </w:r>
           </w:p>
@@ -5952,6 +8287,10 @@
           <w:p>
             <w:r/>
             <w:r>
+              <w:rPr>
+                <w:b w:val="0"/>
+                <w:i w:val="0"/>
+              </w:rPr>
               <w:t>Record locking</w:t>
             </w:r>
           </w:p>
@@ -5963,6 +8302,10 @@
           <w:p>
             <w:r/>
             <w:r>
+              <w:rPr>
+                <w:b w:val="0"/>
+                <w:i w:val="0"/>
+              </w:rPr>
               <w:t>Locking a record during a transaction to stop concurrent edits.</w:t>
             </w:r>
           </w:p>
@@ -5976,6 +8319,10 @@
           <w:p>
             <w:r/>
             <w:r>
+              <w:rPr>
+                <w:b w:val="0"/>
+                <w:i w:val="0"/>
+              </w:rPr>
               <w:t>LAN / WAN</w:t>
             </w:r>
           </w:p>
@@ -5987,6 +8334,10 @@
           <w:p>
             <w:r/>
             <w:r>
+              <w:rPr>
+                <w:b w:val="0"/>
+                <w:i w:val="0"/>
+              </w:rPr>
               <w:t>Local-area / wide-area network (small single-site / large geographically spread).</w:t>
             </w:r>
           </w:p>
@@ -6000,6 +8351,10 @@
           <w:p>
             <w:r/>
             <w:r>
+              <w:rPr>
+                <w:b w:val="0"/>
+                <w:i w:val="0"/>
+              </w:rPr>
               <w:t>Packet switching</w:t>
             </w:r>
           </w:p>
@@ -6011,6 +8366,10 @@
           <w:p>
             <w:r/>
             <w:r>
+              <w:rPr>
+                <w:b w:val="0"/>
+                <w:i w:val="0"/>
+              </w:rPr>
               <w:t>Data split into packets routed independently and reassembled.</w:t>
             </w:r>
           </w:p>
@@ -6024,6 +8383,10 @@
           <w:p>
             <w:r/>
             <w:r>
+              <w:rPr>
+                <w:b w:val="0"/>
+                <w:i w:val="0"/>
+              </w:rPr>
               <w:t>Circuit switching</w:t>
             </w:r>
           </w:p>
@@ -6035,6 +8398,10 @@
           <w:p>
             <w:r/>
             <w:r>
+              <w:rPr>
+                <w:b w:val="0"/>
+                <w:i w:val="0"/>
+              </w:rPr>
               <w:t>A dedicated path reserved for the whole communication.</w:t>
             </w:r>
           </w:p>
@@ -6048,6 +8415,10 @@
           <w:p>
             <w:r/>
             <w:r>
+              <w:rPr>
+                <w:b w:val="0"/>
+                <w:i w:val="0"/>
+              </w:rPr>
               <w:t>Protocol</w:t>
             </w:r>
           </w:p>
@@ -6059,6 +8430,10 @@
           <w:p>
             <w:r/>
             <w:r>
+              <w:rPr>
+                <w:b w:val="0"/>
+                <w:i w:val="0"/>
+              </w:rPr>
               <w:t>A set of rules governing communication between devices.</w:t>
             </w:r>
           </w:p>
@@ -6072,6 +8447,10 @@
           <w:p>
             <w:r/>
             <w:r>
+              <w:rPr>
+                <w:b w:val="0"/>
+                <w:i w:val="0"/>
+              </w:rPr>
               <w:t>DNS</w:t>
             </w:r>
           </w:p>
@@ -6083,6 +8462,10 @@
           <w:p>
             <w:r/>
             <w:r>
+              <w:rPr>
+                <w:b w:val="0"/>
+                <w:i w:val="0"/>
+              </w:rPr>
               <w:t>System translating domain names into IP addresses.</w:t>
             </w:r>
           </w:p>
@@ -6096,6 +8479,10 @@
           <w:p>
             <w:r/>
             <w:r>
+              <w:rPr>
+                <w:b w:val="0"/>
+                <w:i w:val="0"/>
+              </w:rPr>
               <w:t>MAC address</w:t>
             </w:r>
           </w:p>
@@ -6107,6 +8494,10 @@
           <w:p>
             <w:r/>
             <w:r>
+              <w:rPr>
+                <w:b w:val="0"/>
+                <w:i w:val="0"/>
+              </w:rPr>
               <w:t>Unique hardware address of a NIC, used at the link layer.</w:t>
             </w:r>
           </w:p>
@@ -6120,6 +8511,10 @@
           <w:p>
             <w:r/>
             <w:r>
+              <w:rPr>
+                <w:b w:val="0"/>
+                <w:i w:val="0"/>
+              </w:rPr>
               <w:t>Firewall</w:t>
             </w:r>
           </w:p>
@@ -6131,6 +8526,10 @@
           <w:p>
             <w:r/>
             <w:r>
+              <w:rPr>
+                <w:b w:val="0"/>
+                <w:i w:val="0"/>
+              </w:rPr>
               <w:t>Hardware/software controlling traffic to/from a network by rules.</w:t>
             </w:r>
           </w:p>
@@ -6144,6 +8543,10 @@
           <w:p>
             <w:r/>
             <w:r>
+              <w:rPr>
+                <w:b w:val="0"/>
+                <w:i w:val="0"/>
+              </w:rPr>
               <w:t>Proxy server</w:t>
             </w:r>
           </w:p>
@@ -6155,6 +8558,10 @@
           <w:p>
             <w:r/>
             <w:r>
+              <w:rPr>
+                <w:b w:val="0"/>
+                <w:i w:val="0"/>
+              </w:rPr>
               <w:t>Intermediary server that hides IPs, caches and filters requests.</w:t>
             </w:r>
           </w:p>
@@ -6168,6 +8575,10 @@
           <w:p>
             <w:r/>
             <w:r>
+              <w:rPr>
+                <w:b w:val="0"/>
+                <w:i w:val="0"/>
+              </w:rPr>
               <w:t>PageRank</w:t>
             </w:r>
           </w:p>
@@ -6179,6 +8590,10 @@
           <w:p>
             <w:r/>
             <w:r>
+              <w:rPr>
+                <w:b w:val="0"/>
+                <w:i w:val="0"/>
+              </w:rPr>
               <w:t>Algorithm ranking pages by importance based on incoming links.</w:t>
             </w:r>
           </w:p>
@@ -6192,6 +8607,10 @@
           <w:p>
             <w:r/>
             <w:r>
+              <w:rPr>
+                <w:b w:val="0"/>
+                <w:i w:val="0"/>
+              </w:rPr>
               <w:t>Client-side processing</w:t>
             </w:r>
           </w:p>
@@ -6203,6 +8622,10 @@
           <w:p>
             <w:r/>
             <w:r>
+              <w:rPr>
+                <w:b w:val="0"/>
+                <w:i w:val="0"/>
+              </w:rPr>
               <w:t>Code executed in the user's browser.</w:t>
             </w:r>
           </w:p>
@@ -6216,6 +8639,10 @@
           <w:p>
             <w:r/>
             <w:r>
+              <w:rPr>
+                <w:b w:val="0"/>
+                <w:i w:val="0"/>
+              </w:rPr>
               <w:t>Server-side processing</w:t>
             </w:r>
           </w:p>
@@ -6227,6 +8654,10 @@
           <w:p>
             <w:r/>
             <w:r>
+              <w:rPr>
+                <w:b w:val="0"/>
+                <w:i w:val="0"/>
+              </w:rPr>
               <w:t>Code executed on the web server.</w:t>
             </w:r>
           </w:p>
@@ -6246,6 +8677,10 @@
         <w:pStyle w:val="Heading2"/>
       </w:pPr>
       <w:r>
+        <w:rPr>
+          <w:b w:val="0"/>
+          <w:i w:val="0"/>
+        </w:rPr>
         <w:t>Common exam mistakes &amp; examiner tips</w:t>
       </w:r>
     </w:p>
@@ -6256,10 +8691,15 @@
       <w:r>
         <w:rPr>
           <w:b/>
+          <w:i w:val="0"/>
         </w:rPr>
         <w:t>"Lossy can be reversed"</w:t>
       </w:r>
       <w:r>
+        <w:rPr>
+          <w:b w:val="0"/>
+          <w:i w:val="0"/>
+        </w:rPr>
         <w:t xml:space="preserve"> — wrong. Lossy permanently removes data; you cannot recover the exact original. Don't confuse "reduced quality" with "recoverable".</w:t>
       </w:r>
     </w:p>
@@ -6270,28 +8710,43 @@
       <w:r>
         <w:rPr>
           <w:b/>
+          <w:i w:val="0"/>
         </w:rPr>
         <w:t>RLE always shrinks files</w:t>
       </w:r>
       <w:r>
+        <w:rPr>
+          <w:b w:val="0"/>
+          <w:i w:val="0"/>
+        </w:rPr>
         <w:t xml:space="preserve"> — wrong. It can </w:t>
       </w:r>
       <w:r>
         <w:rPr>
+          <w:b w:val="0"/>
           <w:i/>
         </w:rPr>
         <w:t>enlarge</w:t>
       </w:r>
       <w:r>
+        <w:rPr>
+          <w:b w:val="0"/>
+          <w:i w:val="0"/>
+        </w:rPr>
         <w:t xml:space="preserve"> files with little repetition. State </w:t>
       </w:r>
       <w:r>
         <w:rPr>
+          <w:b w:val="0"/>
           <w:i/>
         </w:rPr>
         <w:t>when</w:t>
       </w:r>
       <w:r>
+        <w:rPr>
+          <w:b w:val="0"/>
+          <w:i w:val="0"/>
+        </w:rPr>
         <w:t xml:space="preserve"> it is effective (long runs).</w:t>
       </w:r>
     </w:p>
@@ -6302,28 +8757,43 @@
       <w:r>
         <w:rPr>
           <w:b/>
+          <w:i w:val="0"/>
         </w:rPr>
         <w:t>Symmetric vs asymmetric</w:t>
       </w:r>
       <w:r>
+        <w:rPr>
+          <w:b w:val="0"/>
+          <w:i w:val="0"/>
+        </w:rPr>
         <w:t xml:space="preserve"> — be precise: symmetric = </w:t>
       </w:r>
       <w:r>
         <w:rPr>
+          <w:b w:val="0"/>
           <w:i/>
         </w:rPr>
         <w:t>same</w:t>
       </w:r>
       <w:r>
+        <w:rPr>
+          <w:b w:val="0"/>
+          <w:i w:val="0"/>
+        </w:rPr>
         <w:t xml:space="preserve"> key (key distribution problem); asymmetric = </w:t>
       </w:r>
       <w:r>
         <w:rPr>
+          <w:b w:val="0"/>
           <w:i/>
         </w:rPr>
         <w:t>public + private</w:t>
       </w:r>
       <w:r>
+        <w:rPr>
+          <w:b w:val="0"/>
+          <w:i w:val="0"/>
+        </w:rPr>
         <w:t xml:space="preserve"> pair. Don't say "asymmetric is just two keys" without explaining the public/private roles.</w:t>
       </w:r>
     </w:p>
@@ -6334,28 +8804,43 @@
       <w:r>
         <w:rPr>
           <w:b/>
+          <w:i w:val="0"/>
         </w:rPr>
         <w:t>Hashing = encryption</w:t>
       </w:r>
       <w:r>
+        <w:rPr>
+          <w:b w:val="0"/>
+          <w:i w:val="0"/>
+        </w:rPr>
         <w:t xml:space="preserve"> — wrong. Hashing is </w:t>
       </w:r>
       <w:r>
         <w:rPr>
           <w:b/>
+          <w:i w:val="0"/>
         </w:rPr>
         <w:t>one-way</w:t>
       </w:r>
       <w:r>
+        <w:rPr>
+          <w:b w:val="0"/>
+          <w:i w:val="0"/>
+        </w:rPr>
         <w:t xml:space="preserve">; encryption is reversible with a key. Passwords are </w:t>
       </w:r>
       <w:r>
         <w:rPr>
           <w:b/>
+          <w:i w:val="0"/>
         </w:rPr>
         <w:t>hashed</w:t>
       </w:r>
       <w:r>
+        <w:rPr>
+          <w:b w:val="0"/>
+          <w:i w:val="0"/>
+        </w:rPr>
         <w:t>, not encrypted, for storage.</w:t>
       </w:r>
     </w:p>
@@ -6366,19 +8851,29 @@
       <w:r>
         <w:rPr>
           <w:b/>
+          <w:i w:val="0"/>
         </w:rPr>
         <w:t>Primary vs foreign key</w:t>
       </w:r>
       <w:r>
+        <w:rPr>
+          <w:b w:val="0"/>
+          <w:i w:val="0"/>
+        </w:rPr>
         <w:t xml:space="preserve"> — the foreign key is the </w:t>
       </w:r>
       <w:r>
         <w:rPr>
+          <w:b w:val="0"/>
           <w:i/>
         </w:rPr>
         <w:t>primary key of another table</w:t>
       </w:r>
       <w:r>
+        <w:rPr>
+          <w:b w:val="0"/>
+          <w:i w:val="0"/>
+        </w:rPr>
         <w:t>. Always say which table.</w:t>
       </w:r>
     </w:p>
@@ -6389,19 +8884,29 @@
       <w:r>
         <w:rPr>
           <w:b/>
+          <w:i w:val="0"/>
         </w:rPr>
         <w:t>Normalisation</w:t>
       </w:r>
       <w:r>
+        <w:rPr>
+          <w:b w:val="0"/>
+          <w:i w:val="0"/>
+        </w:rPr>
         <w:t xml:space="preserve"> — explain </w:t>
       </w:r>
       <w:r>
         <w:rPr>
+          <w:b w:val="0"/>
           <w:i/>
         </w:rPr>
         <w:t>why</w:t>
       </w:r>
       <w:r>
+        <w:rPr>
+          <w:b w:val="0"/>
+          <w:i w:val="0"/>
+        </w:rPr>
         <w:t xml:space="preserve"> (remove redundancy/anomalies), not just "splits into tables". Name the dependency removed at each stage (repeating group → 1NF, partial → 2NF, transitive → 3NF).</w:t>
       </w:r>
     </w:p>
@@ -6412,10 +8917,15 @@
       <w:r>
         <w:rPr>
           <w:b/>
+          <w:i w:val="0"/>
         </w:rPr>
         <w:t>ACID</w:t>
       </w:r>
       <w:r>
+        <w:rPr>
+          <w:b w:val="0"/>
+          <w:i w:val="0"/>
+        </w:rPr>
         <w:t xml:space="preserve"> — learn all four words and what each prevents; don't just list the letters.</w:t>
       </w:r>
     </w:p>
@@ -6426,28 +8936,43 @@
       <w:r>
         <w:rPr>
           <w:b/>
+          <w:i w:val="0"/>
         </w:rPr>
         <w:t>Switch vs router</w:t>
       </w:r>
       <w:r>
+        <w:rPr>
+          <w:b w:val="0"/>
+          <w:i w:val="0"/>
+        </w:rPr>
         <w:t xml:space="preserve"> — switch connects devices </w:t>
       </w:r>
       <w:r>
         <w:rPr>
+          <w:b w:val="0"/>
           <w:i/>
         </w:rPr>
         <w:t>within</w:t>
       </w:r>
       <w:r>
+        <w:rPr>
+          <w:b w:val="0"/>
+          <w:i w:val="0"/>
+        </w:rPr>
         <w:t xml:space="preserve"> a LAN (uses MAC); router connects </w:t>
       </w:r>
       <w:r>
         <w:rPr>
+          <w:b w:val="0"/>
           <w:i/>
         </w:rPr>
         <w:t>different networks</w:t>
       </w:r>
       <w:r>
+        <w:rPr>
+          <w:b w:val="0"/>
+          <w:i w:val="0"/>
+        </w:rPr>
         <w:t xml:space="preserve"> (uses IP). Don't swap them.</w:t>
       </w:r>
     </w:p>
@@ -6458,10 +8983,15 @@
       <w:r>
         <w:rPr>
           <w:b/>
+          <w:i w:val="0"/>
         </w:rPr>
         <w:t>Two meanings of "redundancy"</w:t>
       </w:r>
       <w:r>
+        <w:rPr>
+          <w:b w:val="0"/>
+          <w:i w:val="0"/>
+        </w:rPr>
         <w:t xml:space="preserve"> — data redundancy (bad, removed by normalisation) vs backup/hardware redundancy (good, for reliability). Read the question context.</w:t>
       </w:r>
     </w:p>
@@ -6472,10 +9002,15 @@
       <w:r>
         <w:rPr>
           <w:b/>
+          <w:i w:val="0"/>
         </w:rPr>
         <w:t>Client-side validation is "secure"</w:t>
       </w:r>
       <w:r>
+        <w:rPr>
+          <w:b w:val="0"/>
+          <w:i w:val="0"/>
+        </w:rPr>
         <w:t xml:space="preserve"> — wrong. It can be bypassed; security-critical checks must be server-side.</w:t>
       </w:r>
     </w:p>
@@ -6486,10 +9021,15 @@
       <w:r>
         <w:rPr>
           <w:b/>
+          <w:i w:val="0"/>
         </w:rPr>
         <w:t>DNS "stores websites"</w:t>
       </w:r>
       <w:r>
+        <w:rPr>
+          <w:b w:val="0"/>
+          <w:i w:val="0"/>
+        </w:rPr>
         <w:t xml:space="preserve"> — no, DNS translates domain names to IP addresses.</w:t>
       </w:r>
     </w:p>
@@ -6498,25 +9038,40 @@
         <w:pStyle w:val="ListBullet"/>
       </w:pPr>
       <w:r>
+        <w:rPr>
+          <w:b w:val="0"/>
+          <w:i w:val="0"/>
+        </w:rPr>
         <w:t xml:space="preserve">For SQL questions, watch the </w:t>
       </w:r>
       <w:r>
         <w:rPr>
           <w:b/>
+          <w:i w:val="0"/>
         </w:rPr>
         <w:t>exact</w:t>
       </w:r>
       <w:r>
+        <w:rPr>
+          <w:b w:val="0"/>
+          <w:i w:val="0"/>
+        </w:rPr>
         <w:t xml:space="preserve"> clause order: </w:t>
       </w:r>
       <w:r>
         <w:rPr>
           <w:rFonts w:ascii="Consolas" w:hAnsi="Consolas"/>
+          <w:b w:val="0"/>
+          <w:i w:val="0"/>
           <w:sz w:val="19"/>
         </w:rPr>
         <w:t>SELECT ... FROM ... WHERE ... ORDER BY</w:t>
       </w:r>
       <w:r>
+        <w:rPr>
+          <w:b w:val="0"/>
+          <w:i w:val="0"/>
+        </w:rPr>
         <w:t>. Include the table name in joins.</w:t>
       </w:r>
     </w:p>
@@ -6532,6 +9087,10 @@
         <w:pStyle w:val="Heading2"/>
       </w:pPr>
       <w:r>
+        <w:rPr>
+          <w:b w:val="0"/>
+          <w:i w:val="0"/>
+        </w:rPr>
         <w:t>Exam-style questions</w:t>
       </w:r>
     </w:p>
@@ -6539,10 +9098,15 @@
       <w:r>
         <w:rPr>
           <w:b/>
+          <w:i w:val="0"/>
         </w:rPr>
         <w:t>Q1 (AO1, 2 marks).</w:t>
       </w:r>
       <w:r>
+        <w:rPr>
+          <w:b w:val="0"/>
+          <w:i w:val="0"/>
+        </w:rPr>
         <w:t xml:space="preserve"> State two differences between lossy and lossless compression.</w:t>
       </w:r>
     </w:p>
@@ -6550,12 +9114,17 @@
       <w:r>
         <w:rPr>
           <w:b/>
+          <w:i w:val="0"/>
         </w:rPr>
         <w:t>Mark scheme</w:t>
       </w:r>
     </w:p>
     <w:p>
       <w:r>
+        <w:rPr>
+          <w:b w:val="0"/>
+          <w:i w:val="0"/>
+        </w:rPr>
         <w:t>1 mark each (max 2):</w:t>
       </w:r>
     </w:p>
@@ -6564,6 +9133,10 @@
         <w:pStyle w:val="ListBullet"/>
       </w:pPr>
       <w:r>
+        <w:rPr>
+          <w:b w:val="0"/>
+          <w:i w:val="0"/>
+        </w:rPr>
         <w:t>Lossy permanently removes data / lossless does not.</w:t>
       </w:r>
     </w:p>
@@ -6572,6 +9145,10 @@
         <w:pStyle w:val="ListBullet"/>
       </w:pPr>
       <w:r>
+        <w:rPr>
+          <w:b w:val="0"/>
+          <w:i w:val="0"/>
+        </w:rPr>
         <w:t>With lossless the original can be recovered exactly / with lossy it cannot.</w:t>
       </w:r>
     </w:p>
@@ -6580,6 +9157,10 @@
         <w:pStyle w:val="ListBullet"/>
       </w:pPr>
       <w:r>
+        <w:rPr>
+          <w:b w:val="0"/>
+          <w:i w:val="0"/>
+        </w:rPr>
         <w:t>Lossy gives (generally) greater size reduction than lossless.</w:t>
       </w:r>
     </w:p>
@@ -6588,6 +9169,10 @@
         <w:pStyle w:val="ListBullet"/>
       </w:pPr>
       <w:r>
+        <w:rPr>
+          <w:b w:val="0"/>
+          <w:i w:val="0"/>
+        </w:rPr>
         <w:t>Lossy used for images/audio/video; lossless for text/program files.</w:t>
       </w:r>
     </w:p>
@@ -6595,10 +9180,15 @@
       <w:r>
         <w:rPr>
           <w:b/>
+          <w:i w:val="0"/>
         </w:rPr>
         <w:t>Q2 (AO1, 4 marks).</w:t>
       </w:r>
       <w:r>
+        <w:rPr>
+          <w:b w:val="0"/>
+          <w:i w:val="0"/>
+        </w:rPr>
         <w:t xml:space="preserve"> Explain the difference between symmetric and asymmetric encryption, and give one advantage of asymmetric encryption.</w:t>
       </w:r>
     </w:p>
@@ -6606,6 +9196,7 @@
       <w:r>
         <w:rPr>
           <w:b/>
+          <w:i w:val="0"/>
         </w:rPr>
         <w:t>Mark scheme</w:t>
       </w:r>
@@ -6615,6 +9206,10 @@
         <w:pStyle w:val="ListBullet"/>
       </w:pPr>
       <w:r>
+        <w:rPr>
+          <w:b w:val="0"/>
+          <w:i w:val="0"/>
+        </w:rPr>
         <w:t>Symmetric uses the same (single) key to encrypt and decrypt (1).</w:t>
       </w:r>
     </w:p>
@@ -6623,6 +9218,10 @@
         <w:pStyle w:val="ListBullet"/>
       </w:pPr>
       <w:r>
+        <w:rPr>
+          <w:b w:val="0"/>
+          <w:i w:val="0"/>
+        </w:rPr>
         <w:t>Asymmetric uses a pair of keys — a public key and a private key (1).</w:t>
       </w:r>
     </w:p>
@@ -6631,6 +9230,10 @@
         <w:pStyle w:val="ListBullet"/>
       </w:pPr>
       <w:r>
+        <w:rPr>
+          <w:b w:val="0"/>
+          <w:i w:val="0"/>
+        </w:rPr>
         <w:t>Data encrypted with the public key can only be decrypted with the matching private key (1).</w:t>
       </w:r>
     </w:p>
@@ -6639,6 +9242,10 @@
         <w:pStyle w:val="ListBullet"/>
       </w:pPr>
       <w:r>
+        <w:rPr>
+          <w:b w:val="0"/>
+          <w:i w:val="0"/>
+        </w:rPr>
         <w:t>Advantage: solves the key distribution problem / the public key can be shared openly without compromising security (1).</w:t>
       </w:r>
     </w:p>
@@ -6646,20 +9253,31 @@
       <w:r>
         <w:rPr>
           <w:b/>
+          <w:i w:val="0"/>
         </w:rPr>
         <w:t>Q3 (AO2, 3 marks).</w:t>
       </w:r>
       <w:r>
+        <w:rPr>
+          <w:b w:val="0"/>
+          <w:i w:val="0"/>
+        </w:rPr>
         <w:t xml:space="preserve"> A simple black-and-white image contains a row of pixels: </w:t>
       </w:r>
       <w:r>
         <w:rPr>
           <w:rFonts w:ascii="Consolas" w:hAnsi="Consolas"/>
+          <w:b w:val="0"/>
+          <w:i w:val="0"/>
           <w:sz w:val="19"/>
         </w:rPr>
         <w:t>BBBBBWWWBB</w:t>
       </w:r>
       <w:r>
+        <w:rPr>
+          <w:b w:val="0"/>
+          <w:i w:val="0"/>
+        </w:rPr>
         <w:t>. Show how run length encoding would encode this row and explain why RLE is suitable here.</w:t>
       </w:r>
     </w:p>
@@ -6667,6 +9285,7 @@
       <w:r>
         <w:rPr>
           <w:b/>
+          <w:i w:val="0"/>
         </w:rPr>
         <w:t>Mark scheme</w:t>
       </w:r>
@@ -6676,26 +9295,42 @@
         <w:pStyle w:val="ListBullet"/>
       </w:pPr>
       <w:r>
+        <w:rPr>
+          <w:b w:val="0"/>
+          <w:i w:val="0"/>
+        </w:rPr>
         <w:t xml:space="preserve">Correct encoding, e.g. </w:t>
       </w:r>
       <w:r>
         <w:rPr>
           <w:rFonts w:ascii="Consolas" w:hAnsi="Consolas"/>
+          <w:b w:val="0"/>
+          <w:i w:val="0"/>
           <w:sz w:val="19"/>
         </w:rPr>
         <w:t>5B 3W 2B</w:t>
       </w:r>
       <w:r>
+        <w:rPr>
+          <w:b w:val="0"/>
+          <w:i w:val="0"/>
+        </w:rPr>
         <w:t xml:space="preserve"> / </w:t>
       </w:r>
       <w:r>
         <w:rPr>
           <w:rFonts w:ascii="Consolas" w:hAnsi="Consolas"/>
+          <w:b w:val="0"/>
+          <w:i w:val="0"/>
           <w:sz w:val="19"/>
         </w:rPr>
         <w:t>5B3W2B</w:t>
       </w:r>
       <w:r>
+        <w:rPr>
+          <w:b w:val="0"/>
+          <w:i w:val="0"/>
+        </w:rPr>
         <w:t xml:space="preserve"> (1).</w:t>
       </w:r>
     </w:p>
@@ -6704,6 +9339,10 @@
         <w:pStyle w:val="ListBullet"/>
       </w:pPr>
       <w:r>
+        <w:rPr>
+          <w:b w:val="0"/>
+          <w:i w:val="0"/>
+        </w:rPr>
         <w:t>Identifies it as lossless / original fully recoverable (1).</w:t>
       </w:r>
     </w:p>
@@ -6712,6 +9351,10 @@
         <w:pStyle w:val="ListBullet"/>
       </w:pPr>
       <w:r>
+        <w:rPr>
+          <w:b w:val="0"/>
+          <w:i w:val="0"/>
+        </w:rPr>
         <w:t>Suitable because there are runs of repeated identical pixels, so it saves space (1).</w:t>
       </w:r>
     </w:p>
@@ -6719,10 +9362,15 @@
       <w:r>
         <w:rPr>
           <w:b/>
+          <w:i w:val="0"/>
         </w:rPr>
         <w:t>Q4 (AO1/AO2, 6 marks).</w:t>
       </w:r>
       <w:r>
+        <w:rPr>
+          <w:b w:val="0"/>
+          <w:i w:val="0"/>
+        </w:rPr>
         <w:t xml:space="preserve"> A school stores all data in a single flat-file table and suffers from data redundancy. Describe how normalising the data to third normal form (3NF) would address this. Refer to 1NF, 2NF and 3NF.</w:t>
       </w:r>
     </w:p>
@@ -6730,12 +9378,17 @@
       <w:r>
         <w:rPr>
           <w:b/>
+          <w:i w:val="0"/>
         </w:rPr>
         <w:t>Mark scheme</w:t>
       </w:r>
     </w:p>
     <w:p>
       <w:r>
+        <w:rPr>
+          <w:b w:val="0"/>
+          <w:i w:val="0"/>
+        </w:rPr>
         <w:t>Up to 6 marks; reward stages and reasoning:</w:t>
       </w:r>
     </w:p>
@@ -6744,6 +9397,10 @@
         <w:pStyle w:val="ListBullet"/>
       </w:pPr>
       <w:r>
+        <w:rPr>
+          <w:b w:val="0"/>
+          <w:i w:val="0"/>
+        </w:rPr>
         <w:t>Flat file has redundancy / update and deletion anomalies; normalisation splits data into linked tables to remove this (1).</w:t>
       </w:r>
     </w:p>
@@ -6752,6 +9409,10 @@
         <w:pStyle w:val="ListBullet"/>
       </w:pPr>
       <w:r>
+        <w:rPr>
+          <w:b w:val="0"/>
+          <w:i w:val="0"/>
+        </w:rPr>
         <w:t>1NF: remove repeating groups; ensure atomic values; define a primary key (1).</w:t>
       </w:r>
     </w:p>
@@ -6760,6 +9421,10 @@
         <w:pStyle w:val="ListBullet"/>
       </w:pPr>
       <w:r>
+        <w:rPr>
+          <w:b w:val="0"/>
+          <w:i w:val="0"/>
+        </w:rPr>
         <w:t>2NF: in 1NF and remove partial dependencies — every non-key attribute depends on the whole (composite) key (1).</w:t>
       </w:r>
     </w:p>
@@ -6768,6 +9433,10 @@
         <w:pStyle w:val="ListBullet"/>
       </w:pPr>
       <w:r>
+        <w:rPr>
+          <w:b w:val="0"/>
+          <w:i w:val="0"/>
+        </w:rPr>
         <w:t>3NF: in 2NF and remove transitive/non-key dependencies — no non-key attribute depends on another non-key attribute (1).</w:t>
       </w:r>
     </w:p>
@@ -6776,6 +9445,10 @@
         <w:pStyle w:val="ListBullet"/>
       </w:pPr>
       <w:r>
+        <w:rPr>
+          <w:b w:val="0"/>
+          <w:i w:val="0"/>
+        </w:rPr>
         <w:t>Tables are linked using primary and foreign keys / referential integrity maintained (1).</w:t>
       </w:r>
     </w:p>
@@ -6784,6 +9457,10 @@
         <w:pStyle w:val="ListBullet"/>
       </w:pPr>
       <w:r>
+        <w:rPr>
+          <w:b w:val="0"/>
+          <w:i w:val="0"/>
+        </w:rPr>
         <w:t>Result: reduced redundancy, no update/insert/delete anomalies, consistent data (1).</w:t>
       </w:r>
     </w:p>
@@ -6791,60 +9468,95 @@
       <w:r>
         <w:rPr>
           <w:b/>
+          <w:i w:val="0"/>
         </w:rPr>
         <w:t>Q5 (AO2, 4 marks).</w:t>
       </w:r>
       <w:r>
+        <w:rPr>
+          <w:b w:val="0"/>
+          <w:i w:val="0"/>
+        </w:rPr>
         <w:t xml:space="preserve"> Write an SQL statement to display the </w:t>
       </w:r>
       <w:r>
         <w:rPr>
           <w:rFonts w:ascii="Consolas" w:hAnsi="Consolas"/>
+          <w:b w:val="0"/>
+          <w:i w:val="0"/>
           <w:sz w:val="19"/>
         </w:rPr>
         <w:t>Forename</w:t>
       </w:r>
       <w:r>
+        <w:rPr>
+          <w:b w:val="0"/>
+          <w:i w:val="0"/>
+        </w:rPr>
         <w:t xml:space="preserve"> and </w:t>
       </w:r>
       <w:r>
         <w:rPr>
           <w:rFonts w:ascii="Consolas" w:hAnsi="Consolas"/>
+          <w:b w:val="0"/>
+          <w:i w:val="0"/>
           <w:sz w:val="19"/>
         </w:rPr>
         <w:t>Email</w:t>
       </w:r>
       <w:r>
+        <w:rPr>
+          <w:b w:val="0"/>
+          <w:i w:val="0"/>
+        </w:rPr>
         <w:t xml:space="preserve"> of all members in the </w:t>
       </w:r>
       <w:r>
         <w:rPr>
           <w:rFonts w:ascii="Consolas" w:hAnsi="Consolas"/>
+          <w:b w:val="0"/>
+          <w:i w:val="0"/>
           <w:sz w:val="19"/>
         </w:rPr>
         <w:t>Member</w:t>
       </w:r>
       <w:r>
+        <w:rPr>
+          <w:b w:val="0"/>
+          <w:i w:val="0"/>
+        </w:rPr>
         <w:t xml:space="preserve"> table who live in </w:t>
       </w:r>
       <w:r>
         <w:rPr>
           <w:rFonts w:ascii="Consolas" w:hAnsi="Consolas"/>
+          <w:b w:val="0"/>
+          <w:i w:val="0"/>
           <w:sz w:val="19"/>
         </w:rPr>
         <w:t>Town = 'Oxford'</w:t>
       </w:r>
       <w:r>
+        <w:rPr>
+          <w:b w:val="0"/>
+          <w:i w:val="0"/>
+        </w:rPr>
         <w:t xml:space="preserve">, sorted by </w:t>
       </w:r>
       <w:r>
         <w:rPr>
           <w:rFonts w:ascii="Consolas" w:hAnsi="Consolas"/>
+          <w:b w:val="0"/>
+          <w:i w:val="0"/>
           <w:sz w:val="19"/>
         </w:rPr>
         <w:t>Forename</w:t>
       </w:r>
       <w:r>
+        <w:rPr>
+          <w:b w:val="0"/>
+          <w:i w:val="0"/>
+        </w:rPr>
         <w:t xml:space="preserve"> in ascending order.</w:t>
       </w:r>
     </w:p>
@@ -6852,6 +9564,7 @@
       <w:r>
         <w:rPr>
           <w:b/>
+          <w:i w:val="0"/>
         </w:rPr>
         <w:t>Mark scheme</w:t>
       </w:r>
@@ -6879,16 +9592,26 @@
         <w:pStyle w:val="ListBullet"/>
       </w:pPr>
       <w:r>
+        <w:rPr>
+          <w:b w:val="0"/>
+          <w:i w:val="0"/>
+        </w:rPr>
         <w:t xml:space="preserve">Correct </w:t>
       </w:r>
       <w:r>
         <w:rPr>
           <w:rFonts w:ascii="Consolas" w:hAnsi="Consolas"/>
+          <w:b w:val="0"/>
+          <w:i w:val="0"/>
           <w:sz w:val="19"/>
         </w:rPr>
         <w:t>SELECT</w:t>
       </w:r>
       <w:r>
+        <w:rPr>
+          <w:b w:val="0"/>
+          <w:i w:val="0"/>
+        </w:rPr>
         <w:t xml:space="preserve"> of the two named fields (1).</w:t>
       </w:r>
     </w:p>
@@ -6897,16 +9620,26 @@
         <w:pStyle w:val="ListBullet"/>
       </w:pPr>
       <w:r>
+        <w:rPr>
+          <w:b w:val="0"/>
+          <w:i w:val="0"/>
+        </w:rPr>
         <w:t xml:space="preserve">Correct </w:t>
       </w:r>
       <w:r>
         <w:rPr>
           <w:rFonts w:ascii="Consolas" w:hAnsi="Consolas"/>
+          <w:b w:val="0"/>
+          <w:i w:val="0"/>
           <w:sz w:val="19"/>
         </w:rPr>
         <w:t>FROM Member</w:t>
       </w:r>
       <w:r>
+        <w:rPr>
+          <w:b w:val="0"/>
+          <w:i w:val="0"/>
+        </w:rPr>
         <w:t xml:space="preserve"> (1).</w:t>
       </w:r>
     </w:p>
@@ -6915,16 +9648,26 @@
         <w:pStyle w:val="ListBullet"/>
       </w:pPr>
       <w:r>
+        <w:rPr>
+          <w:b w:val="0"/>
+          <w:i w:val="0"/>
+        </w:rPr>
         <w:t xml:space="preserve">Correct </w:t>
       </w:r>
       <w:r>
         <w:rPr>
           <w:rFonts w:ascii="Consolas" w:hAnsi="Consolas"/>
+          <w:b w:val="0"/>
+          <w:i w:val="0"/>
           <w:sz w:val="19"/>
         </w:rPr>
         <w:t>WHERE Town = 'Oxford'</w:t>
       </w:r>
       <w:r>
+        <w:rPr>
+          <w:b w:val="0"/>
+          <w:i w:val="0"/>
+        </w:rPr>
         <w:t xml:space="preserve"> (1).</w:t>
       </w:r>
     </w:p>
@@ -6933,16 +9676,26 @@
         <w:pStyle w:val="ListBullet"/>
       </w:pPr>
       <w:r>
+        <w:rPr>
+          <w:b w:val="0"/>
+          <w:i w:val="0"/>
+        </w:rPr>
         <w:t xml:space="preserve">Correct </w:t>
       </w:r>
       <w:r>
         <w:rPr>
           <w:rFonts w:ascii="Consolas" w:hAnsi="Consolas"/>
+          <w:b w:val="0"/>
+          <w:i w:val="0"/>
           <w:sz w:val="19"/>
         </w:rPr>
         <w:t>ORDER BY Forename</w:t>
       </w:r>
       <w:r>
+        <w:rPr>
+          <w:b w:val="0"/>
+          <w:i w:val="0"/>
+        </w:rPr>
         <w:t xml:space="preserve"> (ASC) (1).</w:t>
       </w:r>
     </w:p>
@@ -6950,10 +9703,15 @@
       <w:r>
         <w:rPr>
           <w:b/>
+          <w:i w:val="0"/>
         </w:rPr>
         <w:t>Q6 (AO1, 4 marks).</w:t>
       </w:r>
       <w:r>
+        <w:rPr>
+          <w:b w:val="0"/>
+          <w:i w:val="0"/>
+        </w:rPr>
         <w:t xml:space="preserve"> Describe the role of the four layers of the TCP/IP stack when sending data.</w:t>
       </w:r>
     </w:p>
@@ -6961,12 +9719,17 @@
       <w:r>
         <w:rPr>
           <w:b/>
+          <w:i w:val="0"/>
         </w:rPr>
         <w:t>Mark scheme</w:t>
       </w:r>
     </w:p>
     <w:p>
       <w:r>
+        <w:rPr>
+          <w:b w:val="0"/>
+          <w:i w:val="0"/>
+        </w:rPr>
         <w:t>1 mark per layer correctly described (max 4):</w:t>
       </w:r>
     </w:p>
@@ -6975,6 +9738,10 @@
         <w:pStyle w:val="ListBullet"/>
       </w:pPr>
       <w:r>
+        <w:rPr>
+          <w:b w:val="0"/>
+          <w:i w:val="0"/>
+        </w:rPr>
         <w:t>Application: provides services to applications / prepares data using protocols such as HTTP, SMTP (1).</w:t>
       </w:r>
     </w:p>
@@ -6983,6 +9750,10 @@
         <w:pStyle w:val="ListBullet"/>
       </w:pPr>
       <w:r>
+        <w:rPr>
+          <w:b w:val="0"/>
+          <w:i w:val="0"/>
+        </w:rPr>
         <w:t>Transport: splits data into packets, manages end-to-end delivery and reassembly, adds port numbers (TCP) (1).</w:t>
       </w:r>
     </w:p>
@@ -6991,6 +9762,10 @@
         <w:pStyle w:val="ListBullet"/>
       </w:pPr>
       <w:r>
+        <w:rPr>
+          <w:b w:val="0"/>
+          <w:i w:val="0"/>
+        </w:rPr>
         <w:t>Network/Internet: adds source and destination IP addresses and routes packets (1).</w:t>
       </w:r>
     </w:p>
@@ -6999,6 +9774,10 @@
         <w:pStyle w:val="ListBullet"/>
       </w:pPr>
       <w:r>
+        <w:rPr>
+          <w:b w:val="0"/>
+          <w:i w:val="0"/>
+        </w:rPr>
         <w:t>Link: handles physical transmission and adds MAC addresses (1).</w:t>
       </w:r>
     </w:p>
@@ -7006,10 +9785,15 @@
       <w:r>
         <w:rPr>
           <w:b/>
+          <w:i w:val="0"/>
         </w:rPr>
         <w:t>Q7 (AO2, 4 marks).</w:t>
       </w:r>
       <w:r>
+        <w:rPr>
+          <w:b w:val="0"/>
+          <w:i w:val="0"/>
+        </w:rPr>
         <w:t xml:space="preserve"> Compare circuit switching and packet switching.</w:t>
       </w:r>
     </w:p>
@@ -7017,12 +9801,17 @@
       <w:r>
         <w:rPr>
           <w:b/>
+          <w:i w:val="0"/>
         </w:rPr>
         <w:t>Mark scheme</w:t>
       </w:r>
     </w:p>
     <w:p>
       <w:r>
+        <w:rPr>
+          <w:b w:val="0"/>
+          <w:i w:val="0"/>
+        </w:rPr>
         <w:t>Up to 4 marks (comparison):</w:t>
       </w:r>
     </w:p>
@@ -7031,6 +9820,10 @@
         <w:pStyle w:val="ListBullet"/>
       </w:pPr>
       <w:r>
+        <w:rPr>
+          <w:b w:val="0"/>
+          <w:i w:val="0"/>
+        </w:rPr>
         <w:t>Circuit switching reserves a dedicated path for the whole communication; packet switching does not (1).</w:t>
       </w:r>
     </w:p>
@@ -7039,6 +9832,10 @@
         <w:pStyle w:val="ListBullet"/>
       </w:pPr>
       <w:r>
+        <w:rPr>
+          <w:b w:val="0"/>
+          <w:i w:val="0"/>
+        </w:rPr>
         <w:t>Packets are routed independently and can take different routes / reassembled at destination (1).</w:t>
       </w:r>
     </w:p>
@@ -7047,6 +9844,10 @@
         <w:pStyle w:val="ListBullet"/>
       </w:pPr>
       <w:r>
+        <w:rPr>
+          <w:b w:val="0"/>
+          <w:i w:val="0"/>
+        </w:rPr>
         <w:t>Packet switching uses the network more efficiently / no bandwidth wasted when idle (1).</w:t>
       </w:r>
     </w:p>
@@ -7055,6 +9856,10 @@
         <w:pStyle w:val="ListBullet"/>
       </w:pPr>
       <w:r>
+        <w:rPr>
+          <w:b w:val="0"/>
+          <w:i w:val="0"/>
+        </w:rPr>
         <w:t>Packet switching is more resilient — can route around failures; circuit switching guarantees bandwidth/constant connection (1).</w:t>
       </w:r>
     </w:p>
@@ -7062,10 +9867,15 @@
       <w:r>
         <w:rPr>
           <w:b/>
+          <w:i w:val="0"/>
         </w:rPr>
         <w:t>Q8 (AO3, 9 marks).</w:t>
       </w:r>
       <w:r>
+        <w:rPr>
+          <w:b w:val="0"/>
+          <w:i w:val="0"/>
+        </w:rPr>
         <w:t xml:space="preserve"> An online shop processes payments through its website. Evaluate the use of client-side and server-side processing for handling and validating customer payment data. (You may also refer to encryption and hashing.)</w:t>
       </w:r>
     </w:p>
@@ -7073,12 +9883,17 @@
       <w:r>
         <w:rPr>
           <w:b/>
+          <w:i w:val="0"/>
         </w:rPr>
         <w:t>Mark scheme</w:t>
       </w:r>
     </w:p>
     <w:p>
       <w:r>
+        <w:rPr>
+          <w:b w:val="0"/>
+          <w:i w:val="0"/>
+        </w:rPr>
         <w:t>Levelled response (indicative content; banded 0–9):</w:t>
       </w:r>
     </w:p>
@@ -7086,6 +9901,7 @@
       <w:r>
         <w:rPr>
           <w:b/>
+          <w:i w:val="0"/>
         </w:rPr>
         <w:t>AO1 (knowledge):</w:t>
       </w:r>
@@ -7095,6 +9911,10 @@
         <w:pStyle w:val="ListBullet"/>
       </w:pPr>
       <w:r>
+        <w:rPr>
+          <w:b w:val="0"/>
+          <w:i w:val="0"/>
+        </w:rPr>
         <w:t>Client-side runs in the browser (e.g. JavaScript); server-side runs on the web server.</w:t>
       </w:r>
     </w:p>
@@ -7103,6 +9923,10 @@
         <w:pStyle w:val="ListBullet"/>
       </w:pPr>
       <w:r>
+        <w:rPr>
+          <w:b w:val="0"/>
+          <w:i w:val="0"/>
+        </w:rPr>
         <w:t>Encryption (HTTPS) protects data in transit; hashing stores passwords one-way.</w:t>
       </w:r>
     </w:p>
@@ -7110,6 +9934,7 @@
       <w:r>
         <w:rPr>
           <w:b/>
+          <w:i w:val="0"/>
         </w:rPr>
         <w:t>AO2 (application):</w:t>
       </w:r>
@@ -7119,6 +9944,10 @@
         <w:pStyle w:val="ListBullet"/>
       </w:pPr>
       <w:r>
+        <w:rPr>
+          <w:b w:val="0"/>
+          <w:i w:val="0"/>
+        </w:rPr>
         <w:t>Client-side validation gives instant feedback and reduces unnecessary server requests/load.</w:t>
       </w:r>
     </w:p>
@@ -7127,6 +9956,10 @@
         <w:pStyle w:val="ListBullet"/>
       </w:pPr>
       <w:r>
+        <w:rPr>
+          <w:b w:val="0"/>
+          <w:i w:val="0"/>
+        </w:rPr>
         <w:t>Server-side processing can securely access the database and is hidden from the user.</w:t>
       </w:r>
     </w:p>
@@ -7134,6 +9967,7 @@
       <w:r>
         <w:rPr>
           <w:b/>
+          <w:i w:val="0"/>
         </w:rPr>
         <w:t>AO3 (evaluation/judgement):</w:t>
       </w:r>
@@ -7143,6 +9977,10 @@
         <w:pStyle w:val="ListBullet"/>
       </w:pPr>
       <w:r>
+        <w:rPr>
+          <w:b w:val="0"/>
+          <w:i w:val="0"/>
+        </w:rPr>
         <w:t>Client-side validation can be viewed/bypassed/disabled, so it is not secure on its own.</w:t>
       </w:r>
     </w:p>
@@ -7151,6 +9989,10 @@
         <w:pStyle w:val="ListBullet"/>
       </w:pPr>
       <w:r>
+        <w:rPr>
+          <w:b w:val="0"/>
+          <w:i w:val="0"/>
+        </w:rPr>
         <w:t>Therefore payment data must also be validated and processed server-side.</w:t>
       </w:r>
     </w:p>
@@ -7159,6 +10001,10 @@
         <w:pStyle w:val="ListBullet"/>
       </w:pPr>
       <w:r>
+        <w:rPr>
+          <w:b w:val="0"/>
+          <w:i w:val="0"/>
+        </w:rPr>
         <w:t>HTTPS (asymmetric to exchange a key, then symmetric) should encrypt data in transit; passwords stored as hashes.</w:t>
       </w:r>
     </w:p>
@@ -7167,6 +10013,10 @@
         <w:pStyle w:val="ListBullet"/>
       </w:pPr>
       <w:r>
+        <w:rPr>
+          <w:b w:val="0"/>
+          <w:i w:val="0"/>
+        </w:rPr>
         <w:t>Justified conclusion: use client-side for responsiveness but rely on server-side + encryption for security; best practice is to combine both.</w:t>
       </w:r>
     </w:p>
@@ -7174,10 +10024,15 @@
       <w:r>
         <w:rPr>
           <w:b/>
+          <w:i w:val="0"/>
         </w:rPr>
         <w:t>Level 3 (7–9):</w:t>
       </w:r>
       <w:r>
+        <w:rPr>
+          <w:b w:val="0"/>
+          <w:i w:val="0"/>
+        </w:rPr>
         <w:t xml:space="preserve"> thorough, balanced, well-applied to the payment scenario with a justified conclusion.</w:t>
       </w:r>
     </w:p>
@@ -7185,10 +10040,15 @@
       <w:r>
         <w:rPr>
           <w:b/>
+          <w:i w:val="0"/>
         </w:rPr>
         <w:t>Level 2 (4–6):</w:t>
       </w:r>
       <w:r>
+        <w:rPr>
+          <w:b w:val="0"/>
+          <w:i w:val="0"/>
+        </w:rPr>
         <w:t xml:space="preserve"> some application and comparison, conclusion may be limited.</w:t>
       </w:r>
     </w:p>
@@ -7196,10 +10056,15 @@
       <w:r>
         <w:rPr>
           <w:b/>
+          <w:i w:val="0"/>
         </w:rPr>
         <w:t>Level 1 (1–3):</w:t>
       </w:r>
       <w:r>
+        <w:rPr>
+          <w:b w:val="0"/>
+          <w:i w:val="0"/>
+        </w:rPr>
         <w:t xml:space="preserve"> basic descriptive points, little application/evaluation.</w:t>
       </w:r>
     </w:p>
@@ -7215,38 +10080,61 @@
         <w:pStyle w:val="Heading2"/>
       </w:pPr>
       <w:r>
+        <w:rPr>
+          <w:b w:val="0"/>
+          <w:i w:val="0"/>
+        </w:rPr>
         <w:t>RAG self-assessment</w:t>
       </w:r>
     </w:p>
     <w:p>
       <w:r>
+        <w:rPr>
+          <w:b w:val="0"/>
+          <w:i w:val="0"/>
+        </w:rPr>
         <w:t xml:space="preserve">Rate your confidence: </w:t>
       </w:r>
       <w:r>
         <w:rPr>
           <w:b/>
+          <w:i w:val="0"/>
         </w:rPr>
         <w:t>R</w:t>
       </w:r>
       <w:r>
+        <w:rPr>
+          <w:b w:val="0"/>
+          <w:i w:val="0"/>
+        </w:rPr>
         <w:t xml:space="preserve">ed (need to revise), </w:t>
       </w:r>
       <w:r>
         <w:rPr>
           <w:b/>
+          <w:i w:val="0"/>
         </w:rPr>
         <w:t>A</w:t>
       </w:r>
       <w:r>
+        <w:rPr>
+          <w:b w:val="0"/>
+          <w:i w:val="0"/>
+        </w:rPr>
         <w:t xml:space="preserve">mber (nearly there), </w:t>
       </w:r>
       <w:r>
         <w:rPr>
           <w:b/>
+          <w:i w:val="0"/>
         </w:rPr>
         <w:t>G</w:t>
       </w:r>
       <w:r>
+        <w:rPr>
+          <w:b w:val="0"/>
+          <w:i w:val="0"/>
+        </w:rPr>
         <w:t>reen (confident).</w:t>
       </w:r>
     </w:p>
@@ -7277,6 +10165,7 @@
             <w:r>
               <w:rPr>
                 <w:b/>
+                <w:i w:val="0"/>
               </w:rPr>
               <w:t>Topic</w:t>
             </w:r>
@@ -7296,6 +10185,7 @@
             <w:r>
               <w:rPr>
                 <w:b/>
+                <w:i w:val="0"/>
               </w:rPr>
               <w:t>R</w:t>
             </w:r>
@@ -7315,6 +10205,7 @@
             <w:r>
               <w:rPr>
                 <w:b/>
+                <w:i w:val="0"/>
               </w:rPr>
               <w:t>A</w:t>
             </w:r>
@@ -7334,6 +10225,7 @@
             <w:r>
               <w:rPr>
                 <w:b/>
+                <w:i w:val="0"/>
               </w:rPr>
               <w:t>G</w:t>
             </w:r>
@@ -7348,6 +10240,10 @@
           <w:p>
             <w:r/>
             <w:r>
+              <w:rPr>
+                <w:b w:val="0"/>
+                <w:i w:val="0"/>
+              </w:rPr>
               <w:t>Lossy vs lossless compression</w:t>
             </w:r>
           </w:p>
@@ -7385,6 +10281,10 @@
           <w:p>
             <w:r/>
             <w:r>
+              <w:rPr>
+                <w:b w:val="0"/>
+                <w:i w:val="0"/>
+              </w:rPr>
               <w:t>RLE and dictionary compression (with examples)</w:t>
             </w:r>
           </w:p>
@@ -7422,6 +10322,10 @@
           <w:p>
             <w:r/>
             <w:r>
+              <w:rPr>
+                <w:b w:val="0"/>
+                <w:i w:val="0"/>
+              </w:rPr>
               <w:t>Symmetric vs asymmetric encryption</w:t>
             </w:r>
           </w:p>
@@ -7459,6 +10363,10 @@
           <w:p>
             <w:r/>
             <w:r>
+              <w:rPr>
+                <w:b w:val="0"/>
+                <w:i w:val="0"/>
+              </w:rPr>
               <w:t>Hashing and its uses (passwords, hash tables)</w:t>
             </w:r>
           </w:p>
@@ -7496,6 +10404,10 @@
           <w:p>
             <w:r/>
             <w:r>
+              <w:rPr>
+                <w:b w:val="0"/>
+                <w:i w:val="0"/>
+              </w:rPr>
               <w:t>Flat file vs relational databases</w:t>
             </w:r>
           </w:p>
@@ -7533,6 +10445,10 @@
           <w:p>
             <w:r/>
             <w:r>
+              <w:rPr>
+                <w:b w:val="0"/>
+                <w:i w:val="0"/>
+              </w:rPr>
               <w:t>Keys (primary, foreign, composite, secondary)</w:t>
             </w:r>
           </w:p>
@@ -7570,6 +10486,10 @@
           <w:p>
             <w:r/>
             <w:r>
+              <w:rPr>
+                <w:b w:val="0"/>
+                <w:i w:val="0"/>
+              </w:rPr>
               <w:t>ER modelling and resolving many-to-many</w:t>
             </w:r>
           </w:p>
@@ -7607,6 +10527,10 @@
           <w:p>
             <w:r/>
             <w:r>
+              <w:rPr>
+                <w:b w:val="0"/>
+                <w:i w:val="0"/>
+              </w:rPr>
               <w:t>Normalisation to 1NF, 2NF, 3NF</w:t>
             </w:r>
           </w:p>
@@ -7644,6 +10568,10 @@
           <w:p>
             <w:r/>
             <w:r>
+              <w:rPr>
+                <w:b w:val="0"/>
+                <w:i w:val="0"/>
+              </w:rPr>
               <w:t>Referential integrity</w:t>
             </w:r>
           </w:p>
@@ -7681,6 +10609,10 @@
           <w:p>
             <w:r/>
             <w:r>
+              <w:rPr>
+                <w:b w:val="0"/>
+                <w:i w:val="0"/>
+              </w:rPr>
               <w:t>SQL (SELECT/JOIN/INSERT/UPDATE/DELETE/CREATE)</w:t>
             </w:r>
           </w:p>
@@ -7718,6 +10650,10 @@
           <w:p>
             <w:r/>
             <w:r>
+              <w:rPr>
+                <w:b w:val="0"/>
+                <w:i w:val="0"/>
+              </w:rPr>
               <w:t>Transaction processing and ACID</w:t>
             </w:r>
           </w:p>
@@ -7755,6 +10691,10 @@
           <w:p>
             <w:r/>
             <w:r>
+              <w:rPr>
+                <w:b w:val="0"/>
+                <w:i w:val="0"/>
+              </w:rPr>
               <w:t>Record locking and redundancy</w:t>
             </w:r>
           </w:p>
@@ -7792,6 +10732,10 @@
           <w:p>
             <w:r/>
             <w:r>
+              <w:rPr>
+                <w:b w:val="0"/>
+                <w:i w:val="0"/>
+              </w:rPr>
               <w:t>LAN/WAN, client-server vs P2P</w:t>
             </w:r>
           </w:p>
@@ -7829,6 +10773,10 @@
           <w:p>
             <w:r/>
             <w:r>
+              <w:rPr>
+                <w:b w:val="0"/>
+                <w:i w:val="0"/>
+              </w:rPr>
               <w:t>Internet structure (backbone, ISP, DNS, IP)</w:t>
             </w:r>
           </w:p>
@@ -7866,6 +10814,10 @@
           <w:p>
             <w:r/>
             <w:r>
+              <w:rPr>
+                <w:b w:val="0"/>
+                <w:i w:val="0"/>
+              </w:rPr>
               <w:t>Topologies (star, mesh)</w:t>
             </w:r>
           </w:p>
@@ -7903,6 +10855,10 @@
           <w:p>
             <w:r/>
             <w:r>
+              <w:rPr>
+                <w:b w:val="0"/>
+                <w:i w:val="0"/>
+              </w:rPr>
               <w:t>Packet vs circuit switching</w:t>
             </w:r>
           </w:p>
@@ -7940,6 +10896,10 @@
           <w:p>
             <w:r/>
             <w:r>
+              <w:rPr>
+                <w:b w:val="0"/>
+                <w:i w:val="0"/>
+              </w:rPr>
               <w:t>Protocols and the TCP/IP stack</w:t>
             </w:r>
           </w:p>
@@ -7977,6 +10937,10 @@
           <w:p>
             <w:r/>
             <w:r>
+              <w:rPr>
+                <w:b w:val="0"/>
+                <w:i w:val="0"/>
+              </w:rPr>
               <w:t>Protocols (HTTP, HTTPS, FTP, SMTP, POP3, IMAP)</w:t>
             </w:r>
           </w:p>
@@ -8014,6 +10978,10 @@
           <w:p>
             <w:r/>
             <w:r>
+              <w:rPr>
+                <w:b w:val="0"/>
+                <w:i w:val="0"/>
+              </w:rPr>
               <w:t>MAC addresses and network hardware</w:t>
             </w:r>
           </w:p>
@@ -8051,6 +11019,10 @@
           <w:p>
             <w:r/>
             <w:r>
+              <w:rPr>
+                <w:b w:val="0"/>
+                <w:i w:val="0"/>
+              </w:rPr>
               <w:t>Firewalls and proxies</w:t>
             </w:r>
           </w:p>
@@ -8088,6 +11060,10 @@
           <w:p>
             <w:r/>
             <w:r>
+              <w:rPr>
+                <w:b w:val="0"/>
+                <w:i w:val="0"/>
+              </w:rPr>
               <w:t>HTML, CSS, JavaScript</w:t>
             </w:r>
           </w:p>
@@ -8125,6 +11101,10 @@
           <w:p>
             <w:r/>
             <w:r>
+              <w:rPr>
+                <w:b w:val="0"/>
+                <w:i w:val="0"/>
+              </w:rPr>
               <w:t>Search engine indexing and PageRank</w:t>
             </w:r>
           </w:p>
@@ -8162,6 +11142,10 @@
           <w:p>
             <w:r/>
             <w:r>
+              <w:rPr>
+                <w:b w:val="0"/>
+                <w:i w:val="0"/>
+              </w:rPr>
               <w:t>Client-side vs server-side processing</w:t>
             </w:r>
           </w:p>
